--- a/docs/LuxMap_Mobile_DacTaChiTiet_v2.2.docx
+++ b/docs/LuxMap_Mobile_DacTaChiTiet_v2.2.docx
@@ -224,7 +224,7 @@
         <w:spacing w:after="160"/>
       </w:pPr>
       <w:r>
-        <w:t>Hệ thống LuxMap có đúng 4 vai trò (theo BE-08): Cơ quan quản lý, Kỹ sư bảo trì, Quản trị — dùng Web GIS — và Tổ khảo sát/sửa chữa — dùng Mobile. Vai trò "Người dân" của hệ thống cũ (CivicFlow) KHÔNG còn tồn tại; mọi sự cố trong LuxMap do engine IoT/CV sinh ra, không do người dùng phản ánh.</w:t>
+        <w:t>Hệ thống LuxMap có 5 vai trò: Cơ quan quản lý, Kỹ sư bảo trì, Quản trị — dùng Web GIS —, Tổ khảo sát/sửa chữa — dùng Mobile — và Citizen. Vai trò "Người dân" kiểu hệ thống cũ (CivicFlow) — có tài khoản, đăng nhập, dùng app riêng để theo dõi phản ánh — không còn tồn tại; nhưng theo hồ sơ đăng ký đề tài FA26SE222 (mục 3.2.c), LuxMap vẫn có vai trò Citizen ở dạng tối giản: quét mã QR gắn trên trụ đèn để gửi một báo cáo sự cố, không có tài khoản, không đăng nhập, không dùng ứng dụng Mobile hay Web GIS nào của hệ thống. Sự cố (Fault) trong LuxMap chủ yếu do engine IoT/CV sinh ra; báo cáo qua QR của Citizen và field_report của Tổ khảo sát/sửa chữa (F11) là hai nguồn ngoại lệ do người dùng tạo trực tiếp.</w:t>
       </w:r>
     </w:p>
     <w:p>
@@ -1139,84 +1139,84 @@
         <w:tc>
           <w:tcPr>
             <w:tcW w:w="1100" w:type="dxa"/>
-            <w:shd w:val="clear" w:color="auto" w:fill="FFFFFF"/>
-            <w:tcMar>
-              <w:top w:w="80" w:type="dxa"/>
-              <w:left w:w="100" w:type="dxa"/>
-              <w:bottom w:w="80" w:type="dxa"/>
-              <w:right w:w="100" w:type="dxa"/>
-            </w:tcMar>
-          </w:tcPr>
-          <w:p>
-            <w:r>
-              <w:rPr>
-                <w:sz w:val="19"/>
-                <w:szCs w:val="19"/>
-              </w:rPr>
-              <w:t>F07</w:t>
+            <w:shd w:val="clear" w:color="auto" w:fill="F5F8FB"/>
+            <w:tcMar>
+              <w:top w:w="80" w:type="dxa"/>
+              <w:left w:w="100" w:type="dxa"/>
+              <w:bottom w:w="80" w:type="dxa"/>
+              <w:right w:w="100" w:type="dxa"/>
+            </w:tcMar>
+          </w:tcPr>
+          <w:p>
+            <w:r>
+              <w:rPr>
+                <w:sz w:val="19"/>
+                <w:szCs w:val="19"/>
+              </w:rPr>
+              <w:t>F08</w:t>
             </w:r>
           </w:p>
         </w:tc>
         <w:tc>
           <w:tcPr>
             <w:tcW w:w="3300" w:type="dxa"/>
-            <w:shd w:val="clear" w:color="auto" w:fill="FFFFFF"/>
-            <w:tcMar>
-              <w:top w:w="80" w:type="dxa"/>
-              <w:left w:w="100" w:type="dxa"/>
-              <w:bottom w:w="80" w:type="dxa"/>
-              <w:right w:w="100" w:type="dxa"/>
-            </w:tcMar>
-          </w:tcPr>
-          <w:p>
-            <w:r>
-              <w:rPr>
-                <w:sz w:val="19"/>
-                <w:szCs w:val="19"/>
-              </w:rPr>
-              <w:t>Nhập số đo lux đối chứng (MỚI)</w:t>
+            <w:shd w:val="clear" w:color="auto" w:fill="F5F8FB"/>
+            <w:tcMar>
+              <w:top w:w="80" w:type="dxa"/>
+              <w:left w:w="100" w:type="dxa"/>
+              <w:bottom w:w="80" w:type="dxa"/>
+              <w:right w:w="100" w:type="dxa"/>
+            </w:tcMar>
+          </w:tcPr>
+          <w:p>
+            <w:r>
+              <w:rPr>
+                <w:sz w:val="19"/>
+                <w:szCs w:val="19"/>
+              </w:rPr>
+              <w:t>Danh sách công việc đầy đủ (MỚI — tách khỏi FM-16)</w:t>
             </w:r>
           </w:p>
         </w:tc>
         <w:tc>
           <w:tcPr>
             <w:tcW w:w="2500" w:type="dxa"/>
-            <w:shd w:val="clear" w:color="auto" w:fill="FFFFFF"/>
-            <w:tcMar>
-              <w:top w:w="80" w:type="dxa"/>
-              <w:left w:w="100" w:type="dxa"/>
-              <w:bottom w:w="80" w:type="dxa"/>
-              <w:right w:w="100" w:type="dxa"/>
-            </w:tcMar>
-          </w:tcPr>
-          <w:p>
-            <w:r>
-              <w:rPr>
-                <w:sz w:val="19"/>
-                <w:szCs w:val="19"/>
-              </w:rPr>
-              <w:t>FM-14</w:t>
+            <w:shd w:val="clear" w:color="auto" w:fill="F5F8FB"/>
+            <w:tcMar>
+              <w:top w:w="80" w:type="dxa"/>
+              <w:left w:w="100" w:type="dxa"/>
+              <w:bottom w:w="80" w:type="dxa"/>
+              <w:right w:w="100" w:type="dxa"/>
+            </w:tcMar>
+          </w:tcPr>
+          <w:p>
+            <w:r>
+              <w:rPr>
+                <w:sz w:val="19"/>
+                <w:szCs w:val="19"/>
+              </w:rPr>
+              <w:t>FM-25</w:t>
             </w:r>
           </w:p>
         </w:tc>
         <w:tc>
           <w:tcPr>
             <w:tcW w:w="1900" w:type="dxa"/>
-            <w:shd w:val="clear" w:color="auto" w:fill="FFFFFF"/>
-            <w:tcMar>
-              <w:top w:w="80" w:type="dxa"/>
-              <w:left w:w="100" w:type="dxa"/>
-              <w:bottom w:w="80" w:type="dxa"/>
-              <w:right w:w="100" w:type="dxa"/>
-            </w:tcMar>
-          </w:tcPr>
-          <w:p>
-            <w:r>
-              <w:rPr>
-                <w:sz w:val="19"/>
-                <w:szCs w:val="19"/>
-              </w:rPr>
-              <w:t>W9</w:t>
+            <w:shd w:val="clear" w:color="auto" w:fill="F5F8FB"/>
+            <w:tcMar>
+              <w:top w:w="80" w:type="dxa"/>
+              <w:left w:w="100" w:type="dxa"/>
+              <w:bottom w:w="80" w:type="dxa"/>
+              <w:right w:w="100" w:type="dxa"/>
+            </w:tcMar>
+          </w:tcPr>
+          <w:p>
+            <w:r>
+              <w:rPr>
+                <w:sz w:val="19"/>
+                <w:szCs w:val="19"/>
+              </w:rPr>
+              <w:t>W12</w:t>
             </w:r>
           </w:p>
         </w:tc>
@@ -1231,84 +1231,84 @@
         <w:tc>
           <w:tcPr>
             <w:tcW w:w="1100" w:type="dxa"/>
-            <w:shd w:val="clear" w:color="auto" w:fill="F5F8FB"/>
-            <w:tcMar>
-              <w:top w:w="80" w:type="dxa"/>
-              <w:left w:w="100" w:type="dxa"/>
-              <w:bottom w:w="80" w:type="dxa"/>
-              <w:right w:w="100" w:type="dxa"/>
-            </w:tcMar>
-          </w:tcPr>
-          <w:p>
-            <w:r>
-              <w:rPr>
-                <w:sz w:val="19"/>
-                <w:szCs w:val="19"/>
-              </w:rPr>
-              <w:t>F08</w:t>
+            <w:shd w:val="clear" w:color="auto" w:fill="FFFFFF"/>
+            <w:tcMar>
+              <w:top w:w="80" w:type="dxa"/>
+              <w:left w:w="100" w:type="dxa"/>
+              <w:bottom w:w="80" w:type="dxa"/>
+              <w:right w:w="100" w:type="dxa"/>
+            </w:tcMar>
+          </w:tcPr>
+          <w:p>
+            <w:r>
+              <w:rPr>
+                <w:sz w:val="19"/>
+                <w:szCs w:val="19"/>
+              </w:rPr>
+              <w:t>F09</w:t>
             </w:r>
           </w:p>
         </w:tc>
         <w:tc>
           <w:tcPr>
             <w:tcW w:w="3300" w:type="dxa"/>
-            <w:shd w:val="clear" w:color="auto" w:fill="F5F8FB"/>
-            <w:tcMar>
-              <w:top w:w="80" w:type="dxa"/>
-              <w:left w:w="100" w:type="dxa"/>
-              <w:bottom w:w="80" w:type="dxa"/>
-              <w:right w:w="100" w:type="dxa"/>
-            </w:tcMar>
-          </w:tcPr>
-          <w:p>
-            <w:r>
-              <w:rPr>
-                <w:sz w:val="19"/>
-                <w:szCs w:val="19"/>
-              </w:rPr>
-              <w:t>Danh sách công việc đầy đủ (MỚI — tách khỏi FM-16)</w:t>
+            <w:shd w:val="clear" w:color="auto" w:fill="FFFFFF"/>
+            <w:tcMar>
+              <w:top w:w="80" w:type="dxa"/>
+              <w:left w:w="100" w:type="dxa"/>
+              <w:bottom w:w="80" w:type="dxa"/>
+              <w:right w:w="100" w:type="dxa"/>
+            </w:tcMar>
+          </w:tcPr>
+          <w:p>
+            <w:r>
+              <w:rPr>
+                <w:sz w:val="19"/>
+                <w:szCs w:val="19"/>
+              </w:rPr>
+              <w:t>Chi tiết lệnh sửa chữa &amp; điều hướng</w:t>
             </w:r>
           </w:p>
         </w:tc>
         <w:tc>
           <w:tcPr>
             <w:tcW w:w="2500" w:type="dxa"/>
-            <w:shd w:val="clear" w:color="auto" w:fill="F5F8FB"/>
-            <w:tcMar>
-              <w:top w:w="80" w:type="dxa"/>
-              <w:left w:w="100" w:type="dxa"/>
-              <w:bottom w:w="80" w:type="dxa"/>
-              <w:right w:w="100" w:type="dxa"/>
-            </w:tcMar>
-          </w:tcPr>
-          <w:p>
-            <w:r>
-              <w:rPr>
-                <w:sz w:val="19"/>
-                <w:szCs w:val="19"/>
-              </w:rPr>
-              <w:t>FM-25</w:t>
+            <w:shd w:val="clear" w:color="auto" w:fill="FFFFFF"/>
+            <w:tcMar>
+              <w:top w:w="80" w:type="dxa"/>
+              <w:left w:w="100" w:type="dxa"/>
+              <w:bottom w:w="80" w:type="dxa"/>
+              <w:right w:w="100" w:type="dxa"/>
+            </w:tcMar>
+          </w:tcPr>
+          <w:p>
+            <w:r>
+              <w:rPr>
+                <w:sz w:val="19"/>
+                <w:szCs w:val="19"/>
+              </w:rPr>
+              <w:t>FM-17</w:t>
             </w:r>
           </w:p>
         </w:tc>
         <w:tc>
           <w:tcPr>
             <w:tcW w:w="1900" w:type="dxa"/>
-            <w:shd w:val="clear" w:color="auto" w:fill="F5F8FB"/>
-            <w:tcMar>
-              <w:top w:w="80" w:type="dxa"/>
-              <w:left w:w="100" w:type="dxa"/>
-              <w:bottom w:w="80" w:type="dxa"/>
-              <w:right w:w="100" w:type="dxa"/>
-            </w:tcMar>
-          </w:tcPr>
-          <w:p>
-            <w:r>
-              <w:rPr>
-                <w:sz w:val="19"/>
-                <w:szCs w:val="19"/>
-              </w:rPr>
-              <w:t>W12</w:t>
+            <w:shd w:val="clear" w:color="auto" w:fill="FFFFFF"/>
+            <w:tcMar>
+              <w:top w:w="80" w:type="dxa"/>
+              <w:left w:w="100" w:type="dxa"/>
+              <w:bottom w:w="80" w:type="dxa"/>
+              <w:right w:w="100" w:type="dxa"/>
+            </w:tcMar>
+          </w:tcPr>
+          <w:p>
+            <w:r>
+              <w:rPr>
+                <w:sz w:val="19"/>
+                <w:szCs w:val="19"/>
+              </w:rPr>
+              <w:t>W12–W13</w:t>
             </w:r>
           </w:p>
         </w:tc>
@@ -1323,84 +1323,84 @@
         <w:tc>
           <w:tcPr>
             <w:tcW w:w="1100" w:type="dxa"/>
-            <w:shd w:val="clear" w:color="auto" w:fill="FFFFFF"/>
-            <w:tcMar>
-              <w:top w:w="80" w:type="dxa"/>
-              <w:left w:w="100" w:type="dxa"/>
-              <w:bottom w:w="80" w:type="dxa"/>
-              <w:right w:w="100" w:type="dxa"/>
-            </w:tcMar>
-          </w:tcPr>
-          <w:p>
-            <w:r>
-              <w:rPr>
-                <w:sz w:val="19"/>
-                <w:szCs w:val="19"/>
-              </w:rPr>
-              <w:t>F09</w:t>
+            <w:shd w:val="clear" w:color="auto" w:fill="F5F8FB"/>
+            <w:tcMar>
+              <w:top w:w="80" w:type="dxa"/>
+              <w:left w:w="100" w:type="dxa"/>
+              <w:bottom w:w="80" w:type="dxa"/>
+              <w:right w:w="100" w:type="dxa"/>
+            </w:tcMar>
+          </w:tcPr>
+          <w:p>
+            <w:r>
+              <w:rPr>
+                <w:sz w:val="19"/>
+                <w:szCs w:val="19"/>
+              </w:rPr>
+              <w:t>F10</w:t>
             </w:r>
           </w:p>
         </w:tc>
         <w:tc>
           <w:tcPr>
             <w:tcW w:w="3300" w:type="dxa"/>
-            <w:shd w:val="clear" w:color="auto" w:fill="FFFFFF"/>
-            <w:tcMar>
-              <w:top w:w="80" w:type="dxa"/>
-              <w:left w:w="100" w:type="dxa"/>
-              <w:bottom w:w="80" w:type="dxa"/>
-              <w:right w:w="100" w:type="dxa"/>
-            </w:tcMar>
-          </w:tcPr>
-          <w:p>
-            <w:r>
-              <w:rPr>
-                <w:sz w:val="19"/>
-                <w:szCs w:val="19"/>
-              </w:rPr>
-              <w:t>Chi tiết lệnh sửa chữa &amp; điều hướng</w:t>
+            <w:shd w:val="clear" w:color="auto" w:fill="F5F8FB"/>
+            <w:tcMar>
+              <w:top w:w="80" w:type="dxa"/>
+              <w:left w:w="100" w:type="dxa"/>
+              <w:bottom w:w="80" w:type="dxa"/>
+              <w:right w:w="100" w:type="dxa"/>
+            </w:tcMar>
+          </w:tcPr>
+          <w:p>
+            <w:r>
+              <w:rPr>
+                <w:sz w:val="19"/>
+                <w:szCs w:val="19"/>
+              </w:rPr>
+              <w:t>Cập nhật tiến độ &amp; nghiệm thu</w:t>
             </w:r>
           </w:p>
         </w:tc>
         <w:tc>
           <w:tcPr>
             <w:tcW w:w="2500" w:type="dxa"/>
-            <w:shd w:val="clear" w:color="auto" w:fill="FFFFFF"/>
-            <w:tcMar>
-              <w:top w:w="80" w:type="dxa"/>
-              <w:left w:w="100" w:type="dxa"/>
-              <w:bottom w:w="80" w:type="dxa"/>
-              <w:right w:w="100" w:type="dxa"/>
-            </w:tcMar>
-          </w:tcPr>
-          <w:p>
-            <w:r>
-              <w:rPr>
-                <w:sz w:val="19"/>
-                <w:szCs w:val="19"/>
-              </w:rPr>
-              <w:t>FM-17</w:t>
+            <w:shd w:val="clear" w:color="auto" w:fill="F5F8FB"/>
+            <w:tcMar>
+              <w:top w:w="80" w:type="dxa"/>
+              <w:left w:w="100" w:type="dxa"/>
+              <w:bottom w:w="80" w:type="dxa"/>
+              <w:right w:w="100" w:type="dxa"/>
+            </w:tcMar>
+          </w:tcPr>
+          <w:p>
+            <w:r>
+              <w:rPr>
+                <w:sz w:val="19"/>
+                <w:szCs w:val="19"/>
+              </w:rPr>
+              <w:t>FM-18</w:t>
             </w:r>
           </w:p>
         </w:tc>
         <w:tc>
           <w:tcPr>
             <w:tcW w:w="1900" w:type="dxa"/>
-            <w:shd w:val="clear" w:color="auto" w:fill="FFFFFF"/>
-            <w:tcMar>
-              <w:top w:w="80" w:type="dxa"/>
-              <w:left w:w="100" w:type="dxa"/>
-              <w:bottom w:w="80" w:type="dxa"/>
-              <w:right w:w="100" w:type="dxa"/>
-            </w:tcMar>
-          </w:tcPr>
-          <w:p>
-            <w:r>
-              <w:rPr>
-                <w:sz w:val="19"/>
-                <w:szCs w:val="19"/>
-              </w:rPr>
-              <w:t>W12–W13</w:t>
+            <w:shd w:val="clear" w:color="auto" w:fill="F5F8FB"/>
+            <w:tcMar>
+              <w:top w:w="80" w:type="dxa"/>
+              <w:left w:w="100" w:type="dxa"/>
+              <w:bottom w:w="80" w:type="dxa"/>
+              <w:right w:w="100" w:type="dxa"/>
+            </w:tcMar>
+          </w:tcPr>
+          <w:p>
+            <w:r>
+              <w:rPr>
+                <w:sz w:val="19"/>
+                <w:szCs w:val="19"/>
+              </w:rPr>
+              <w:t>W13</w:t>
             </w:r>
           </w:p>
         </w:tc>
@@ -1415,84 +1415,84 @@
         <w:tc>
           <w:tcPr>
             <w:tcW w:w="1100" w:type="dxa"/>
-            <w:shd w:val="clear" w:color="auto" w:fill="F5F8FB"/>
-            <w:tcMar>
-              <w:top w:w="80" w:type="dxa"/>
-              <w:left w:w="100" w:type="dxa"/>
-              <w:bottom w:w="80" w:type="dxa"/>
-              <w:right w:w="100" w:type="dxa"/>
-            </w:tcMar>
-          </w:tcPr>
-          <w:p>
-            <w:r>
-              <w:rPr>
-                <w:sz w:val="19"/>
-                <w:szCs w:val="19"/>
-              </w:rPr>
-              <w:t>F10</w:t>
+            <w:shd w:val="clear" w:color="auto" w:fill="FFFFFF"/>
+            <w:tcMar>
+              <w:top w:w="80" w:type="dxa"/>
+              <w:left w:w="100" w:type="dxa"/>
+              <w:bottom w:w="80" w:type="dxa"/>
+              <w:right w:w="100" w:type="dxa"/>
+            </w:tcMar>
+          </w:tcPr>
+          <w:p>
+            <w:r>
+              <w:rPr>
+                <w:sz w:val="19"/>
+                <w:szCs w:val="19"/>
+              </w:rPr>
+              <w:t>F11</w:t>
             </w:r>
           </w:p>
         </w:tc>
         <w:tc>
           <w:tcPr>
             <w:tcW w:w="3300" w:type="dxa"/>
-            <w:shd w:val="clear" w:color="auto" w:fill="F5F8FB"/>
-            <w:tcMar>
-              <w:top w:w="80" w:type="dxa"/>
-              <w:left w:w="100" w:type="dxa"/>
-              <w:bottom w:w="80" w:type="dxa"/>
-              <w:right w:w="100" w:type="dxa"/>
-            </w:tcMar>
-          </w:tcPr>
-          <w:p>
-            <w:r>
-              <w:rPr>
-                <w:sz w:val="19"/>
-                <w:szCs w:val="19"/>
-              </w:rPr>
-              <w:t>Cập nhật tiến độ &amp; nghiệm thu</w:t>
+            <w:shd w:val="clear" w:color="auto" w:fill="FFFFFF"/>
+            <w:tcMar>
+              <w:top w:w="80" w:type="dxa"/>
+              <w:left w:w="100" w:type="dxa"/>
+              <w:bottom w:w="80" w:type="dxa"/>
+              <w:right w:w="100" w:type="dxa"/>
+            </w:tcMar>
+          </w:tcPr>
+          <w:p>
+            <w:r>
+              <w:rPr>
+                <w:sz w:val="19"/>
+                <w:szCs w:val="19"/>
+              </w:rPr>
+              <w:t>Báo cáo sự cố tại hiện trường</w:t>
             </w:r>
           </w:p>
         </w:tc>
         <w:tc>
           <w:tcPr>
             <w:tcW w:w="2500" w:type="dxa"/>
-            <w:shd w:val="clear" w:color="auto" w:fill="F5F8FB"/>
-            <w:tcMar>
-              <w:top w:w="80" w:type="dxa"/>
-              <w:left w:w="100" w:type="dxa"/>
-              <w:bottom w:w="80" w:type="dxa"/>
-              <w:right w:w="100" w:type="dxa"/>
-            </w:tcMar>
-          </w:tcPr>
-          <w:p>
-            <w:r>
-              <w:rPr>
-                <w:sz w:val="19"/>
-                <w:szCs w:val="19"/>
-              </w:rPr>
-              <w:t>FM-18</w:t>
+            <w:shd w:val="clear" w:color="auto" w:fill="FFFFFF"/>
+            <w:tcMar>
+              <w:top w:w="80" w:type="dxa"/>
+              <w:left w:w="100" w:type="dxa"/>
+              <w:bottom w:w="80" w:type="dxa"/>
+              <w:right w:w="100" w:type="dxa"/>
+            </w:tcMar>
+          </w:tcPr>
+          <w:p>
+            <w:r>
+              <w:rPr>
+                <w:sz w:val="19"/>
+                <w:szCs w:val="19"/>
+              </w:rPr>
+              <w:t>FM-19</w:t>
             </w:r>
           </w:p>
         </w:tc>
         <w:tc>
           <w:tcPr>
             <w:tcW w:w="1900" w:type="dxa"/>
-            <w:shd w:val="clear" w:color="auto" w:fill="F5F8FB"/>
-            <w:tcMar>
-              <w:top w:w="80" w:type="dxa"/>
-              <w:left w:w="100" w:type="dxa"/>
-              <w:bottom w:w="80" w:type="dxa"/>
-              <w:right w:w="100" w:type="dxa"/>
-            </w:tcMar>
-          </w:tcPr>
-          <w:p>
-            <w:r>
-              <w:rPr>
-                <w:sz w:val="19"/>
-                <w:szCs w:val="19"/>
-              </w:rPr>
-              <w:t>W13</w:t>
+            <w:shd w:val="clear" w:color="auto" w:fill="FFFFFF"/>
+            <w:tcMar>
+              <w:top w:w="80" w:type="dxa"/>
+              <w:left w:w="100" w:type="dxa"/>
+              <w:bottom w:w="80" w:type="dxa"/>
+              <w:right w:w="100" w:type="dxa"/>
+            </w:tcMar>
+          </w:tcPr>
+          <w:p>
+            <w:r>
+              <w:rPr>
+                <w:sz w:val="19"/>
+                <w:szCs w:val="19"/>
+              </w:rPr>
+              <w:t>W13–W14</w:t>
             </w:r>
           </w:p>
         </w:tc>
@@ -1507,84 +1507,84 @@
         <w:tc>
           <w:tcPr>
             <w:tcW w:w="1100" w:type="dxa"/>
-            <w:shd w:val="clear" w:color="auto" w:fill="FFFFFF"/>
-            <w:tcMar>
-              <w:top w:w="80" w:type="dxa"/>
-              <w:left w:w="100" w:type="dxa"/>
-              <w:bottom w:w="80" w:type="dxa"/>
-              <w:right w:w="100" w:type="dxa"/>
-            </w:tcMar>
-          </w:tcPr>
-          <w:p>
-            <w:r>
-              <w:rPr>
-                <w:sz w:val="19"/>
-                <w:szCs w:val="19"/>
-              </w:rPr>
-              <w:t>F11</w:t>
+            <w:shd w:val="clear" w:color="auto" w:fill="F5F8FB"/>
+            <w:tcMar>
+              <w:top w:w="80" w:type="dxa"/>
+              <w:left w:w="100" w:type="dxa"/>
+              <w:bottom w:w="80" w:type="dxa"/>
+              <w:right w:w="100" w:type="dxa"/>
+            </w:tcMar>
+          </w:tcPr>
+          <w:p>
+            <w:r>
+              <w:rPr>
+                <w:sz w:val="19"/>
+                <w:szCs w:val="19"/>
+              </w:rPr>
+              <w:t>F12</w:t>
             </w:r>
           </w:p>
         </w:tc>
         <w:tc>
           <w:tcPr>
             <w:tcW w:w="3300" w:type="dxa"/>
-            <w:shd w:val="clear" w:color="auto" w:fill="FFFFFF"/>
-            <w:tcMar>
-              <w:top w:w="80" w:type="dxa"/>
-              <w:left w:w="100" w:type="dxa"/>
-              <w:bottom w:w="80" w:type="dxa"/>
-              <w:right w:w="100" w:type="dxa"/>
-            </w:tcMar>
-          </w:tcPr>
-          <w:p>
-            <w:r>
-              <w:rPr>
-                <w:sz w:val="19"/>
-                <w:szCs w:val="19"/>
-              </w:rPr>
-              <w:t>Báo cáo sự cố tại hiện trường</w:t>
+            <w:shd w:val="clear" w:color="auto" w:fill="F5F8FB"/>
+            <w:tcMar>
+              <w:top w:w="80" w:type="dxa"/>
+              <w:left w:w="100" w:type="dxa"/>
+              <w:bottom w:w="80" w:type="dxa"/>
+              <w:right w:w="100" w:type="dxa"/>
+            </w:tcMar>
+          </w:tcPr>
+          <w:p>
+            <w:r>
+              <w:rPr>
+                <w:sz w:val="19"/>
+                <w:szCs w:val="19"/>
+              </w:rPr>
+              <w:t>Bản đồ hiện trường</w:t>
             </w:r>
           </w:p>
         </w:tc>
         <w:tc>
           <w:tcPr>
             <w:tcW w:w="2500" w:type="dxa"/>
-            <w:shd w:val="clear" w:color="auto" w:fill="FFFFFF"/>
-            <w:tcMar>
-              <w:top w:w="80" w:type="dxa"/>
-              <w:left w:w="100" w:type="dxa"/>
-              <w:bottom w:w="80" w:type="dxa"/>
-              <w:right w:w="100" w:type="dxa"/>
-            </w:tcMar>
-          </w:tcPr>
-          <w:p>
-            <w:r>
-              <w:rPr>
-                <w:sz w:val="19"/>
-                <w:szCs w:val="19"/>
-              </w:rPr>
-              <w:t>FM-19</w:t>
+            <w:shd w:val="clear" w:color="auto" w:fill="F5F8FB"/>
+            <w:tcMar>
+              <w:top w:w="80" w:type="dxa"/>
+              <w:left w:w="100" w:type="dxa"/>
+              <w:bottom w:w="80" w:type="dxa"/>
+              <w:right w:w="100" w:type="dxa"/>
+            </w:tcMar>
+          </w:tcPr>
+          <w:p>
+            <w:r>
+              <w:rPr>
+                <w:sz w:val="19"/>
+                <w:szCs w:val="19"/>
+              </w:rPr>
+              <w:t>FM-06, FM-15</w:t>
             </w:r>
           </w:p>
         </w:tc>
         <w:tc>
           <w:tcPr>
             <w:tcW w:w="1900" w:type="dxa"/>
-            <w:shd w:val="clear" w:color="auto" w:fill="FFFFFF"/>
-            <w:tcMar>
-              <w:top w:w="80" w:type="dxa"/>
-              <w:left w:w="100" w:type="dxa"/>
-              <w:bottom w:w="80" w:type="dxa"/>
-              <w:right w:w="100" w:type="dxa"/>
-            </w:tcMar>
-          </w:tcPr>
-          <w:p>
-            <w:r>
-              <w:rPr>
-                <w:sz w:val="19"/>
-                <w:szCs w:val="19"/>
-              </w:rPr>
-              <w:t>W13–W14</w:t>
+            <w:shd w:val="clear" w:color="auto" w:fill="F5F8FB"/>
+            <w:tcMar>
+              <w:top w:w="80" w:type="dxa"/>
+              <w:left w:w="100" w:type="dxa"/>
+              <w:bottom w:w="80" w:type="dxa"/>
+              <w:right w:w="100" w:type="dxa"/>
+            </w:tcMar>
+          </w:tcPr>
+          <w:p>
+            <w:r>
+              <w:rPr>
+                <w:sz w:val="19"/>
+                <w:szCs w:val="19"/>
+              </w:rPr>
+              <w:t>W3–W4, W10</w:t>
             </w:r>
           </w:p>
         </w:tc>
@@ -1599,84 +1599,84 @@
         <w:tc>
           <w:tcPr>
             <w:tcW w:w="1100" w:type="dxa"/>
-            <w:shd w:val="clear" w:color="auto" w:fill="F5F8FB"/>
-            <w:tcMar>
-              <w:top w:w="80" w:type="dxa"/>
-              <w:left w:w="100" w:type="dxa"/>
-              <w:bottom w:w="80" w:type="dxa"/>
-              <w:right w:w="100" w:type="dxa"/>
-            </w:tcMar>
-          </w:tcPr>
-          <w:p>
-            <w:r>
-              <w:rPr>
-                <w:sz w:val="19"/>
-                <w:szCs w:val="19"/>
-              </w:rPr>
-              <w:t>F12</w:t>
+            <w:shd w:val="clear" w:color="auto" w:fill="FFFFFF"/>
+            <w:tcMar>
+              <w:top w:w="80" w:type="dxa"/>
+              <w:left w:w="100" w:type="dxa"/>
+              <w:bottom w:w="80" w:type="dxa"/>
+              <w:right w:w="100" w:type="dxa"/>
+            </w:tcMar>
+          </w:tcPr>
+          <w:p>
+            <w:r>
+              <w:rPr>
+                <w:sz w:val="19"/>
+                <w:szCs w:val="19"/>
+              </w:rPr>
+              <w:t>F13</w:t>
             </w:r>
           </w:p>
         </w:tc>
         <w:tc>
           <w:tcPr>
             <w:tcW w:w="3300" w:type="dxa"/>
-            <w:shd w:val="clear" w:color="auto" w:fill="F5F8FB"/>
-            <w:tcMar>
-              <w:top w:w="80" w:type="dxa"/>
-              <w:left w:w="100" w:type="dxa"/>
-              <w:bottom w:w="80" w:type="dxa"/>
-              <w:right w:w="100" w:type="dxa"/>
-            </w:tcMar>
-          </w:tcPr>
-          <w:p>
-            <w:r>
-              <w:rPr>
-                <w:sz w:val="19"/>
-                <w:szCs w:val="19"/>
-              </w:rPr>
-              <w:t>Bản đồ hiện trường</w:t>
+            <w:shd w:val="clear" w:color="auto" w:fill="FFFFFF"/>
+            <w:tcMar>
+              <w:top w:w="80" w:type="dxa"/>
+              <w:left w:w="100" w:type="dxa"/>
+              <w:bottom w:w="80" w:type="dxa"/>
+              <w:right w:w="100" w:type="dxa"/>
+            </w:tcMar>
+          </w:tcPr>
+          <w:p>
+            <w:r>
+              <w:rPr>
+                <w:sz w:val="19"/>
+                <w:szCs w:val="19"/>
+              </w:rPr>
+              <w:t>Hàng đợi đồng bộ</w:t>
             </w:r>
           </w:p>
         </w:tc>
         <w:tc>
           <w:tcPr>
             <w:tcW w:w="2500" w:type="dxa"/>
-            <w:shd w:val="clear" w:color="auto" w:fill="F5F8FB"/>
-            <w:tcMar>
-              <w:top w:w="80" w:type="dxa"/>
-              <w:left w:w="100" w:type="dxa"/>
-              <w:bottom w:w="80" w:type="dxa"/>
-              <w:right w:w="100" w:type="dxa"/>
-            </w:tcMar>
-          </w:tcPr>
-          <w:p>
-            <w:r>
-              <w:rPr>
-                <w:sz w:val="19"/>
-                <w:szCs w:val="19"/>
-              </w:rPr>
-              <w:t>FM-06, FM-15</w:t>
+            <w:shd w:val="clear" w:color="auto" w:fill="FFFFFF"/>
+            <w:tcMar>
+              <w:top w:w="80" w:type="dxa"/>
+              <w:left w:w="100" w:type="dxa"/>
+              <w:bottom w:w="80" w:type="dxa"/>
+              <w:right w:w="100" w:type="dxa"/>
+            </w:tcMar>
+          </w:tcPr>
+          <w:p>
+            <w:r>
+              <w:rPr>
+                <w:sz w:val="19"/>
+                <w:szCs w:val="19"/>
+              </w:rPr>
+              <w:t>FM-20</w:t>
             </w:r>
           </w:p>
         </w:tc>
         <w:tc>
           <w:tcPr>
             <w:tcW w:w="1900" w:type="dxa"/>
-            <w:shd w:val="clear" w:color="auto" w:fill="F5F8FB"/>
-            <w:tcMar>
-              <w:top w:w="80" w:type="dxa"/>
-              <w:left w:w="100" w:type="dxa"/>
-              <w:bottom w:w="80" w:type="dxa"/>
-              <w:right w:w="100" w:type="dxa"/>
-            </w:tcMar>
-          </w:tcPr>
-          <w:p>
-            <w:r>
-              <w:rPr>
-                <w:sz w:val="19"/>
-                <w:szCs w:val="19"/>
-              </w:rPr>
-              <w:t>W3–W4, W10</w:t>
+            <w:shd w:val="clear" w:color="auto" w:fill="FFFFFF"/>
+            <w:tcMar>
+              <w:top w:w="80" w:type="dxa"/>
+              <w:left w:w="100" w:type="dxa"/>
+              <w:bottom w:w="80" w:type="dxa"/>
+              <w:right w:w="100" w:type="dxa"/>
+            </w:tcMar>
+          </w:tcPr>
+          <w:p>
+            <w:r>
+              <w:rPr>
+                <w:sz w:val="19"/>
+                <w:szCs w:val="19"/>
+              </w:rPr>
+              <w:t>W14–W16</w:t>
             </w:r>
           </w:p>
         </w:tc>
@@ -1691,84 +1691,84 @@
         <w:tc>
           <w:tcPr>
             <w:tcW w:w="1100" w:type="dxa"/>
-            <w:shd w:val="clear" w:color="auto" w:fill="FFFFFF"/>
-            <w:tcMar>
-              <w:top w:w="80" w:type="dxa"/>
-              <w:left w:w="100" w:type="dxa"/>
-              <w:bottom w:w="80" w:type="dxa"/>
-              <w:right w:w="100" w:type="dxa"/>
-            </w:tcMar>
-          </w:tcPr>
-          <w:p>
-            <w:r>
-              <w:rPr>
-                <w:sz w:val="19"/>
-                <w:szCs w:val="19"/>
-              </w:rPr>
-              <w:t>F13</w:t>
+            <w:shd w:val="clear" w:color="auto" w:fill="F5F8FB"/>
+            <w:tcMar>
+              <w:top w:w="80" w:type="dxa"/>
+              <w:left w:w="100" w:type="dxa"/>
+              <w:bottom w:w="80" w:type="dxa"/>
+              <w:right w:w="100" w:type="dxa"/>
+            </w:tcMar>
+          </w:tcPr>
+          <w:p>
+            <w:r>
+              <w:rPr>
+                <w:sz w:val="19"/>
+                <w:szCs w:val="19"/>
+              </w:rPr>
+              <w:t>F14</w:t>
             </w:r>
           </w:p>
         </w:tc>
         <w:tc>
           <w:tcPr>
             <w:tcW w:w="3300" w:type="dxa"/>
-            <w:shd w:val="clear" w:color="auto" w:fill="FFFFFF"/>
-            <w:tcMar>
-              <w:top w:w="80" w:type="dxa"/>
-              <w:left w:w="100" w:type="dxa"/>
-              <w:bottom w:w="80" w:type="dxa"/>
-              <w:right w:w="100" w:type="dxa"/>
-            </w:tcMar>
-          </w:tcPr>
-          <w:p>
-            <w:r>
-              <w:rPr>
-                <w:sz w:val="19"/>
-                <w:szCs w:val="19"/>
-              </w:rPr>
-              <w:t>Hàng đợi đồng bộ</w:t>
+            <w:shd w:val="clear" w:color="auto" w:fill="F5F8FB"/>
+            <w:tcMar>
+              <w:top w:w="80" w:type="dxa"/>
+              <w:left w:w="100" w:type="dxa"/>
+              <w:bottom w:w="80" w:type="dxa"/>
+              <w:right w:w="100" w:type="dxa"/>
+            </w:tcMar>
+          </w:tcPr>
+          <w:p>
+            <w:r>
+              <w:rPr>
+                <w:sz w:val="19"/>
+                <w:szCs w:val="19"/>
+              </w:rPr>
+              <w:t>Thông báo (MỚI)</w:t>
             </w:r>
           </w:p>
         </w:tc>
         <w:tc>
           <w:tcPr>
             <w:tcW w:w="2500" w:type="dxa"/>
-            <w:shd w:val="clear" w:color="auto" w:fill="FFFFFF"/>
-            <w:tcMar>
-              <w:top w:w="80" w:type="dxa"/>
-              <w:left w:w="100" w:type="dxa"/>
-              <w:bottom w:w="80" w:type="dxa"/>
-              <w:right w:w="100" w:type="dxa"/>
-            </w:tcMar>
-          </w:tcPr>
-          <w:p>
-            <w:r>
-              <w:rPr>
-                <w:sz w:val="19"/>
-                <w:szCs w:val="19"/>
-              </w:rPr>
-              <w:t>FM-20</w:t>
+            <w:shd w:val="clear" w:color="auto" w:fill="F5F8FB"/>
+            <w:tcMar>
+              <w:top w:w="80" w:type="dxa"/>
+              <w:left w:w="100" w:type="dxa"/>
+              <w:bottom w:w="80" w:type="dxa"/>
+              <w:right w:w="100" w:type="dxa"/>
+            </w:tcMar>
+          </w:tcPr>
+          <w:p>
+            <w:r>
+              <w:rPr>
+                <w:sz w:val="19"/>
+                <w:szCs w:val="19"/>
+              </w:rPr>
+              <w:t>FM-21</w:t>
             </w:r>
           </w:p>
         </w:tc>
         <w:tc>
           <w:tcPr>
             <w:tcW w:w="1900" w:type="dxa"/>
-            <w:shd w:val="clear" w:color="auto" w:fill="FFFFFF"/>
-            <w:tcMar>
-              <w:top w:w="80" w:type="dxa"/>
-              <w:left w:w="100" w:type="dxa"/>
-              <w:bottom w:w="80" w:type="dxa"/>
-              <w:right w:w="100" w:type="dxa"/>
-            </w:tcMar>
-          </w:tcPr>
-          <w:p>
-            <w:r>
-              <w:rPr>
-                <w:sz w:val="19"/>
-                <w:szCs w:val="19"/>
-              </w:rPr>
-              <w:t>W14–W16</w:t>
+            <w:shd w:val="clear" w:color="auto" w:fill="F5F8FB"/>
+            <w:tcMar>
+              <w:top w:w="80" w:type="dxa"/>
+              <w:left w:w="100" w:type="dxa"/>
+              <w:bottom w:w="80" w:type="dxa"/>
+              <w:right w:w="100" w:type="dxa"/>
+            </w:tcMar>
+          </w:tcPr>
+          <w:p>
+            <w:r>
+              <w:rPr>
+                <w:sz w:val="19"/>
+                <w:szCs w:val="19"/>
+              </w:rPr>
+              <w:t>W16</w:t>
             </w:r>
           </w:p>
         </w:tc>
@@ -1783,84 +1783,84 @@
         <w:tc>
           <w:tcPr>
             <w:tcW w:w="1100" w:type="dxa"/>
-            <w:shd w:val="clear" w:color="auto" w:fill="F5F8FB"/>
-            <w:tcMar>
-              <w:top w:w="80" w:type="dxa"/>
-              <w:left w:w="100" w:type="dxa"/>
-              <w:bottom w:w="80" w:type="dxa"/>
-              <w:right w:w="100" w:type="dxa"/>
-            </w:tcMar>
-          </w:tcPr>
-          <w:p>
-            <w:r>
-              <w:rPr>
-                <w:sz w:val="19"/>
-                <w:szCs w:val="19"/>
-              </w:rPr>
-              <w:t>F14</w:t>
+            <w:shd w:val="clear" w:color="auto" w:fill="FFFFFF"/>
+            <w:tcMar>
+              <w:top w:w="80" w:type="dxa"/>
+              <w:left w:w="100" w:type="dxa"/>
+              <w:bottom w:w="80" w:type="dxa"/>
+              <w:right w:w="100" w:type="dxa"/>
+            </w:tcMar>
+          </w:tcPr>
+          <w:p>
+            <w:r>
+              <w:rPr>
+                <w:sz w:val="19"/>
+                <w:szCs w:val="19"/>
+              </w:rPr>
+              <w:t>F15</w:t>
             </w:r>
           </w:p>
         </w:tc>
         <w:tc>
           <w:tcPr>
             <w:tcW w:w="3300" w:type="dxa"/>
-            <w:shd w:val="clear" w:color="auto" w:fill="F5F8FB"/>
-            <w:tcMar>
-              <w:top w:w="80" w:type="dxa"/>
-              <w:left w:w="100" w:type="dxa"/>
-              <w:bottom w:w="80" w:type="dxa"/>
-              <w:right w:w="100" w:type="dxa"/>
-            </w:tcMar>
-          </w:tcPr>
-          <w:p>
-            <w:r>
-              <w:rPr>
-                <w:sz w:val="19"/>
-                <w:szCs w:val="19"/>
-              </w:rPr>
-              <w:t>Thông báo (MỚI)</w:t>
+            <w:shd w:val="clear" w:color="auto" w:fill="FFFFFF"/>
+            <w:tcMar>
+              <w:top w:w="80" w:type="dxa"/>
+              <w:left w:w="100" w:type="dxa"/>
+              <w:bottom w:w="80" w:type="dxa"/>
+              <w:right w:w="100" w:type="dxa"/>
+            </w:tcMar>
+          </w:tcPr>
+          <w:p>
+            <w:r>
+              <w:rPr>
+                <w:sz w:val="19"/>
+                <w:szCs w:val="19"/>
+              </w:rPr>
+              <w:t>Cá nhân &amp; Cài đặt (MỚI — trước đây không có task riêng)</w:t>
             </w:r>
           </w:p>
         </w:tc>
         <w:tc>
           <w:tcPr>
             <w:tcW w:w="2500" w:type="dxa"/>
-            <w:shd w:val="clear" w:color="auto" w:fill="F5F8FB"/>
-            <w:tcMar>
-              <w:top w:w="80" w:type="dxa"/>
-              <w:left w:w="100" w:type="dxa"/>
-              <w:bottom w:w="80" w:type="dxa"/>
-              <w:right w:w="100" w:type="dxa"/>
-            </w:tcMar>
-          </w:tcPr>
-          <w:p>
-            <w:r>
-              <w:rPr>
-                <w:sz w:val="19"/>
-                <w:szCs w:val="19"/>
-              </w:rPr>
-              <w:t>FM-21</w:t>
+            <w:shd w:val="clear" w:color="auto" w:fill="FFFFFF"/>
+            <w:tcMar>
+              <w:top w:w="80" w:type="dxa"/>
+              <w:left w:w="100" w:type="dxa"/>
+              <w:bottom w:w="80" w:type="dxa"/>
+              <w:right w:w="100" w:type="dxa"/>
+            </w:tcMar>
+          </w:tcPr>
+          <w:p>
+            <w:r>
+              <w:rPr>
+                <w:sz w:val="19"/>
+                <w:szCs w:val="19"/>
+              </w:rPr>
+              <w:t>FM-26</w:t>
             </w:r>
           </w:p>
         </w:tc>
         <w:tc>
           <w:tcPr>
             <w:tcW w:w="1900" w:type="dxa"/>
-            <w:shd w:val="clear" w:color="auto" w:fill="F5F8FB"/>
-            <w:tcMar>
-              <w:top w:w="80" w:type="dxa"/>
-              <w:left w:w="100" w:type="dxa"/>
-              <w:bottom w:w="80" w:type="dxa"/>
-              <w:right w:w="100" w:type="dxa"/>
-            </w:tcMar>
-          </w:tcPr>
-          <w:p>
-            <w:r>
-              <w:rPr>
-                <w:sz w:val="19"/>
-                <w:szCs w:val="19"/>
-              </w:rPr>
-              <w:t>W16</w:t>
+            <w:shd w:val="clear" w:color="auto" w:fill="FFFFFF"/>
+            <w:tcMar>
+              <w:top w:w="80" w:type="dxa"/>
+              <w:left w:w="100" w:type="dxa"/>
+              <w:bottom w:w="80" w:type="dxa"/>
+              <w:right w:w="100" w:type="dxa"/>
+            </w:tcMar>
+          </w:tcPr>
+          <w:p>
+            <w:r>
+              <w:rPr>
+                <w:sz w:val="19"/>
+                <w:szCs w:val="19"/>
+              </w:rPr>
+              <w:t>W3</w:t>
             </w:r>
           </w:p>
         </w:tc>
@@ -1875,84 +1875,84 @@
         <w:tc>
           <w:tcPr>
             <w:tcW w:w="1100" w:type="dxa"/>
-            <w:shd w:val="clear" w:color="auto" w:fill="FFFFFF"/>
-            <w:tcMar>
-              <w:top w:w="80" w:type="dxa"/>
-              <w:left w:w="100" w:type="dxa"/>
-              <w:bottom w:w="80" w:type="dxa"/>
-              <w:right w:w="100" w:type="dxa"/>
-            </w:tcMar>
-          </w:tcPr>
-          <w:p>
-            <w:r>
-              <w:rPr>
-                <w:sz w:val="19"/>
-                <w:szCs w:val="19"/>
-              </w:rPr>
-              <w:t>F15</w:t>
+            <w:shd w:val="clear" w:color="auto" w:fill="F5F8FB"/>
+            <w:tcMar>
+              <w:top w:w="80" w:type="dxa"/>
+              <w:left w:w="100" w:type="dxa"/>
+              <w:bottom w:w="80" w:type="dxa"/>
+              <w:right w:w="100" w:type="dxa"/>
+            </w:tcMar>
+          </w:tcPr>
+          <w:p>
+            <w:r>
+              <w:rPr>
+                <w:sz w:val="19"/>
+                <w:szCs w:val="19"/>
+              </w:rPr>
+              <w:t>—</w:t>
             </w:r>
           </w:p>
         </w:tc>
         <w:tc>
           <w:tcPr>
             <w:tcW w:w="3300" w:type="dxa"/>
-            <w:shd w:val="clear" w:color="auto" w:fill="FFFFFF"/>
-            <w:tcMar>
-              <w:top w:w="80" w:type="dxa"/>
-              <w:left w:w="100" w:type="dxa"/>
-              <w:bottom w:w="80" w:type="dxa"/>
-              <w:right w:w="100" w:type="dxa"/>
-            </w:tcMar>
-          </w:tcPr>
-          <w:p>
-            <w:r>
-              <w:rPr>
-                <w:sz w:val="19"/>
-                <w:szCs w:val="19"/>
-              </w:rPr>
-              <w:t>Cá nhân &amp; Cài đặt (MỚI — trước đây không có task riêng)</w:t>
+            <w:shd w:val="clear" w:color="auto" w:fill="F5F8FB"/>
+            <w:tcMar>
+              <w:top w:w="80" w:type="dxa"/>
+              <w:left w:w="100" w:type="dxa"/>
+              <w:bottom w:w="80" w:type="dxa"/>
+              <w:right w:w="100" w:type="dxa"/>
+            </w:tcMar>
+          </w:tcPr>
+          <w:p>
+            <w:r>
+              <w:rPr>
+                <w:sz w:val="19"/>
+                <w:szCs w:val="19"/>
+              </w:rPr>
+              <w:t>Nền tảng dùng chung (không có màn hình riêng)</w:t>
             </w:r>
           </w:p>
         </w:tc>
         <w:tc>
           <w:tcPr>
             <w:tcW w:w="2500" w:type="dxa"/>
-            <w:shd w:val="clear" w:color="auto" w:fill="FFFFFF"/>
-            <w:tcMar>
-              <w:top w:w="80" w:type="dxa"/>
-              <w:left w:w="100" w:type="dxa"/>
-              <w:bottom w:w="80" w:type="dxa"/>
-              <w:right w:w="100" w:type="dxa"/>
-            </w:tcMar>
-          </w:tcPr>
-          <w:p>
-            <w:r>
-              <w:rPr>
-                <w:sz w:val="19"/>
-                <w:szCs w:val="19"/>
-              </w:rPr>
-              <w:t>FM-26</w:t>
+            <w:shd w:val="clear" w:color="auto" w:fill="F5F8FB"/>
+            <w:tcMar>
+              <w:top w:w="80" w:type="dxa"/>
+              <w:left w:w="100" w:type="dxa"/>
+              <w:bottom w:w="80" w:type="dxa"/>
+              <w:right w:w="100" w:type="dxa"/>
+            </w:tcMar>
+          </w:tcPr>
+          <w:p>
+            <w:r>
+              <w:rPr>
+                <w:sz w:val="19"/>
+                <w:szCs w:val="19"/>
+              </w:rPr>
+              <w:t>FM-01, FM-02, FM-03, FM-04, FM-07</w:t>
             </w:r>
           </w:p>
         </w:tc>
         <w:tc>
           <w:tcPr>
             <w:tcW w:w="1900" w:type="dxa"/>
-            <w:shd w:val="clear" w:color="auto" w:fill="FFFFFF"/>
-            <w:tcMar>
-              <w:top w:w="80" w:type="dxa"/>
-              <w:left w:w="100" w:type="dxa"/>
-              <w:bottom w:w="80" w:type="dxa"/>
-              <w:right w:w="100" w:type="dxa"/>
-            </w:tcMar>
-          </w:tcPr>
-          <w:p>
-            <w:r>
-              <w:rPr>
-                <w:sz w:val="19"/>
-                <w:szCs w:val="19"/>
-              </w:rPr>
-              <w:t>W3</w:t>
+            <w:shd w:val="clear" w:color="auto" w:fill="F5F8FB"/>
+            <w:tcMar>
+              <w:top w:w="80" w:type="dxa"/>
+              <w:left w:w="100" w:type="dxa"/>
+              <w:bottom w:w="80" w:type="dxa"/>
+              <w:right w:w="100" w:type="dxa"/>
+            </w:tcMar>
+          </w:tcPr>
+          <w:p>
+            <w:r>
+              <w:rPr>
+                <w:sz w:val="19"/>
+                <w:szCs w:val="19"/>
+              </w:rPr>
+              <w:t>W1–W4</w:t>
             </w:r>
           </w:p>
         </w:tc>
@@ -1967,98 +1967,6 @@
         <w:tc>
           <w:tcPr>
             <w:tcW w:w="1100" w:type="dxa"/>
-            <w:shd w:val="clear" w:color="auto" w:fill="F5F8FB"/>
-            <w:tcMar>
-              <w:top w:w="80" w:type="dxa"/>
-              <w:left w:w="100" w:type="dxa"/>
-              <w:bottom w:w="80" w:type="dxa"/>
-              <w:right w:w="100" w:type="dxa"/>
-            </w:tcMar>
-          </w:tcPr>
-          <w:p>
-            <w:r>
-              <w:rPr>
-                <w:sz w:val="19"/>
-                <w:szCs w:val="19"/>
-              </w:rPr>
-              <w:t>—</w:t>
-            </w:r>
-          </w:p>
-        </w:tc>
-        <w:tc>
-          <w:tcPr>
-            <w:tcW w:w="3300" w:type="dxa"/>
-            <w:shd w:val="clear" w:color="auto" w:fill="F5F8FB"/>
-            <w:tcMar>
-              <w:top w:w="80" w:type="dxa"/>
-              <w:left w:w="100" w:type="dxa"/>
-              <w:bottom w:w="80" w:type="dxa"/>
-              <w:right w:w="100" w:type="dxa"/>
-            </w:tcMar>
-          </w:tcPr>
-          <w:p>
-            <w:r>
-              <w:rPr>
-                <w:sz w:val="19"/>
-                <w:szCs w:val="19"/>
-              </w:rPr>
-              <w:t>Nền tảng dùng chung (không có màn hình riêng)</w:t>
-            </w:r>
-          </w:p>
-        </w:tc>
-        <w:tc>
-          <w:tcPr>
-            <w:tcW w:w="2500" w:type="dxa"/>
-            <w:shd w:val="clear" w:color="auto" w:fill="F5F8FB"/>
-            <w:tcMar>
-              <w:top w:w="80" w:type="dxa"/>
-              <w:left w:w="100" w:type="dxa"/>
-              <w:bottom w:w="80" w:type="dxa"/>
-              <w:right w:w="100" w:type="dxa"/>
-            </w:tcMar>
-          </w:tcPr>
-          <w:p>
-            <w:r>
-              <w:rPr>
-                <w:sz w:val="19"/>
-                <w:szCs w:val="19"/>
-              </w:rPr>
-              <w:t>FM-01, FM-02, FM-03, FM-04, FM-07</w:t>
-            </w:r>
-          </w:p>
-        </w:tc>
-        <w:tc>
-          <w:tcPr>
-            <w:tcW w:w="1900" w:type="dxa"/>
-            <w:shd w:val="clear" w:color="auto" w:fill="F5F8FB"/>
-            <w:tcMar>
-              <w:top w:w="80" w:type="dxa"/>
-              <w:left w:w="100" w:type="dxa"/>
-              <w:bottom w:w="80" w:type="dxa"/>
-              <w:right w:w="100" w:type="dxa"/>
-            </w:tcMar>
-          </w:tcPr>
-          <w:p>
-            <w:r>
-              <w:rPr>
-                <w:sz w:val="19"/>
-                <w:szCs w:val="19"/>
-              </w:rPr>
-              <w:t>W1–W4</w:t>
-            </w:r>
-          </w:p>
-        </w:tc>
-      </w:tr>
-      <w:tr>
-        <w:tblPrEx>
-          <w:tblCellMar>
-            <w:top w:w="0" w:type="dxa"/>
-            <w:bottom w:w="0" w:type="dxa"/>
-          </w:tblCellMar>
-        </w:tblPrEx>
-        <w:tc>
-          <w:tcPr>
-            <w:tcW w:w="1100" w:type="dxa"/>
             <w:shd w:val="clear" w:color="auto" w:fill="FFFFFF"/>
             <w:tcMar>
               <w:top w:w="80" w:type="dxa"/>
@@ -2142,6 +2050,18 @@
         </w:tc>
       </w:tr>
     </w:tbl>
+    <w:p>
+      <w:pPr>
+        <w:spacing w:before="120" w:after="160"/>
+      </w:pPr>
+      <w:r>
+        <w:rPr>
+          <w:i/>
+          <w:iCs/>
+        </w:rPr>
+        <w:t xml:space="preserve">CẬP NHẬT 2026-09-27: đã bỏ màn F07 (Nhập số đo lux đối chứng — task FM-14) cùng luồng D5, bảng lux_reading/local_lux_reading và endpoint /api/v1/lux-readings đề xuất; mobile không còn nhập số đo lux thủ công tại chân cột. Mã F07 để trống, không đánh lại số các màn khác để giữ khớp với sheet Frontend-Mobile — cần cập nhật trạng thái FM-14 trong sheet. Nguồn số đo lux dùng cho RQ1/CV-12 (trước đây là F07) cần WP4 xác nhận lại, ví dụ dùng log lux BLE ghi trong phiên quay ở F04 (C7).</w:t>
+      </w:r>
+    </w:p>
     <w:p>
       <w:pPr>
         <w:spacing w:after="160"/>
@@ -2347,6 +2267,18 @@
     <w:p>
       <w:r>
         <w:br w:type="page"/>
+      </w:r>
+    </w:p>
+    <w:p>
+      <w:pPr>
+        <w:spacing w:after="160"/>
+      </w:pPr>
+      <w:r>
+        <w:rPr>
+          <w:i/>
+          <w:iCs/>
+        </w:rPr>
+        <w:t xml:space="preserve">CẬP NHẬT (2026-09-25 / 2026-09-27): mục "toàn bộ ảnh, GPS, số đo lux…" ở trên cần đọc theo C6/C7 — dữ liệu khảo sát nay là file video + track GPS/heading/timestamp + log lux BLE của cả phiên (file lớn lưu trong app-specific storage theo P7), không còn là ảnh rời. Mục xử lý xung đột "để Kỹ sư bảo trì xử lý qua Web" cũng cần chốt lại theo C6 (Manager hay Kỹ sư bảo trì) — xem C6/C7.</w:t>
       </w:r>
     </w:p>
     <w:p>
@@ -2369,7 +2301,7 @@
         <w:spacing w:after="160"/>
       </w:pPr>
       <w:r>
-        <w:t>Mỗi màn hình được mô tả theo sáu mục cố định. Tên thực thể trong cột "API / Bảng dữ liệu" dùng đúng tên đã xuất hiện trong sheet Backend của bảng công việc (SurveySweep, SurveyFrame, Pole, Fixture, WorkOrder, Fault...); những thực thể chưa có tên chính thức từ Backend (ví dụ lux_reading) được đánh dấu rõ là đề xuất cần chốt cùng WP2.</w:t>
+        <w:t>Mỗi màn hình được mô tả theo sáu mục cố định. Tên thực thể trong cột "API / Bảng dữ liệu" dùng đúng tên đã xuất hiện trong sheet Backend của bảng công việc (SurveySweep, SurveyFrame, Pole, Fixture, WorkOrder, Fault...); những thực thể chưa có tên chính thức từ Backend (ví dụ các bảng cho file video/log ở F04) được đánh dấu rõ là đề xuất cần chốt cùng WP2.</w:t>
       </w:r>
     </w:p>
     <w:p>
@@ -2802,51 +2734,19 @@
                 <w:sz w:val="20"/>
                 <w:szCs w:val="20"/>
               </w:rPr>
-              <w:t>GET /api/v1/assets/poles?admin_unit_id</w:t>
-            </w:r>
-            <w:proofErr w:type="gramStart"/>
-            <w:r>
-              <w:rPr>
-                <w:sz w:val="20"/>
-                <w:szCs w:val="20"/>
-              </w:rPr>
-              <w:t>=  ·</w:t>
-            </w:r>
-            <w:proofErr w:type="gramEnd"/>
-            <w:r>
-              <w:rPr>
-                <w:sz w:val="20"/>
-                <w:szCs w:val="20"/>
-              </w:rPr>
-              <w:t xml:space="preserve">  GET /api/v1/assets/fixtures?admin_unit_id=</w:t>
-            </w:r>
-          </w:p>
-          <w:p>
-            <w:pPr>
-              <w:spacing w:after="60"/>
-            </w:pPr>
-            <w:r>
-              <w:rPr>
-                <w:sz w:val="20"/>
-                <w:szCs w:val="20"/>
-              </w:rPr>
-              <w:t xml:space="preserve">Bảng: identity.app_user, </w:t>
-            </w:r>
-            <w:proofErr w:type="gramStart"/>
-            <w:r>
-              <w:rPr>
-                <w:sz w:val="20"/>
-                <w:szCs w:val="20"/>
-              </w:rPr>
-              <w:t>workorders.work</w:t>
-            </w:r>
-            <w:proofErr w:type="gramEnd"/>
-            <w:r>
-              <w:rPr>
-                <w:sz w:val="20"/>
-                <w:szCs w:val="20"/>
-              </w:rPr>
-              <w:t>_order, assets.pole, assets.fixture (theo BE-06, BE-09)</w:t>
+              <w:t xml:space="preserve">GET /api/v1/assets/poles?admin_unit_id=  ·  GET /api/v1/assets/fixtures?admin_unit_id=</w:t>
+            </w:r>
+          </w:p>
+          <w:p>
+            <w:pPr>
+              <w:spacing w:after="60"/>
+            </w:pPr>
+            <w:r>
+              <w:rPr>
+                <w:sz w:val="20"/>
+                <w:szCs w:val="20"/>
+              </w:rPr>
+              <w:t xml:space="preserve">Bảng: identity.app_user, workorders.work_order, assets.pole, assets.fixture (theo BE-06, BE-09)</w:t>
             </w:r>
           </w:p>
         </w:tc>
@@ -3257,7 +3157,7 @@
                 <w:sz w:val="20"/>
                 <w:szCs w:val="20"/>
               </w:rPr>
-              <w:t>Bắt đầu một đợt khảo sát mới</w:t>
+              <w:t>Mở tuyến khảo sát được phân công (F03)</w:t>
             </w:r>
           </w:p>
           <w:p>
@@ -3324,23 +3224,7 @@
                 <w:sz w:val="20"/>
                 <w:szCs w:val="20"/>
               </w:rPr>
-              <w:t>GET /api/v1/work-orders/assigned-to-</w:t>
-            </w:r>
-            <w:proofErr w:type="gramStart"/>
-            <w:r>
-              <w:rPr>
-                <w:sz w:val="20"/>
-                <w:szCs w:val="20"/>
-              </w:rPr>
-              <w:t>me  (</w:t>
-            </w:r>
-            <w:proofErr w:type="gramEnd"/>
-            <w:r>
-              <w:rPr>
-                <w:sz w:val="20"/>
-                <w:szCs w:val="20"/>
-              </w:rPr>
-              <w:t>BE-25, đã gom theo địa lý ở server)</w:t>
+              <w:t>GET /api/v1/work-orders/assigned-to-me  (BE-25, đã gom theo địa lý ở server)</w:t>
             </w:r>
           </w:p>
           <w:p>
@@ -3364,23 +3248,7 @@
                 <w:sz w:val="20"/>
                 <w:szCs w:val="20"/>
               </w:rPr>
-              <w:t xml:space="preserve">Bảng: </w:t>
-            </w:r>
-            <w:proofErr w:type="gramStart"/>
-            <w:r>
-              <w:rPr>
-                <w:sz w:val="20"/>
-                <w:szCs w:val="20"/>
-              </w:rPr>
-              <w:t>workorders.work</w:t>
-            </w:r>
-            <w:proofErr w:type="gramEnd"/>
-            <w:r>
-              <w:rPr>
-                <w:sz w:val="20"/>
-                <w:szCs w:val="20"/>
-              </w:rPr>
-              <w:t>_order, survey.survey_sweep</w:t>
+              <w:t xml:space="preserve">Bảng: workorders.work_order, survey.survey_sweep</w:t>
             </w:r>
           </w:p>
         </w:tc>
@@ -3599,7 +3467,7 @@
                 <w:sz w:val="20"/>
                 <w:szCs w:val="20"/>
               </w:rPr>
-              <w:t>Chuẩn bị trước một đợt khảo sát đêm: chọn khu vực, xác nhận điều kiện bắt buộc trước khi cho phép bắt đầu.</w:t>
+              <w:t xml:space="preserve">Xem các tuyến khảo sát đêm được Kỹ sư bảo trì phân công cho mình và chuẩn bị thiết bị trước khi vào phiên quay khảo sát (F04). Field Engineer KHÔNG tự tạo, chọn hay chỉnh sửa tuyến khảo sát trên app — tuyến do Kỹ sư bảo trì lập và phân công (cập nhật 2026-09-27).</w:t>
             </w:r>
           </w:p>
         </w:tc>
@@ -3654,7 +3522,7 @@
                 <w:sz w:val="20"/>
                 <w:szCs w:val="20"/>
               </w:rPr>
-              <w:t>Tổ khảo sát/sửa chữa.</w:t>
+              <w:t xml:space="preserve">Tổ khảo sát/sửa chữa — người được Kỹ sư bảo trì phân công tuyến.</w:t>
             </w:r>
           </w:p>
         </w:tc>
@@ -3709,47 +3577,55 @@
                 <w:sz w:val="20"/>
                 <w:szCs w:val="20"/>
               </w:rPr>
-              <w:t>Chọn RoadSegment trên bản đồ hoặc từ danh sách đoạn đã đăng ký trong GIS (</w:t>
-            </w:r>
-            <w:proofErr w:type="gramStart"/>
-            <w:r>
-              <w:rPr>
-                <w:sz w:val="20"/>
-                <w:szCs w:val="20"/>
-              </w:rPr>
-              <w:t>assets.road</w:t>
-            </w:r>
-            <w:proofErr w:type="gramEnd"/>
-            <w:r>
-              <w:rPr>
-                <w:sz w:val="20"/>
-                <w:szCs w:val="20"/>
-              </w:rPr>
-              <w:t>_segment, BE-09)</w:t>
-            </w:r>
-          </w:p>
-          <w:p>
-            <w:pPr>
-              <w:spacing w:after="60"/>
-            </w:pPr>
-            <w:r>
-              <w:rPr>
-                <w:sz w:val="20"/>
-                <w:szCs w:val="20"/>
-              </w:rPr>
-              <w:t>Checklist chuẩn bị: camera gắn xe đã sạc đầy, GPS đang bật, đã khoá độ phơi sáng (exposure lock)</w:t>
-            </w:r>
-          </w:p>
-          <w:p>
-            <w:pPr>
-              <w:spacing w:after="60"/>
-            </w:pPr>
-            <w:r>
-              <w:rPr>
-                <w:sz w:val="20"/>
-                <w:szCs w:val="20"/>
-              </w:rPr>
-              <w:t>Nút "Bắt đầu khảo sát" chỉ bật khi mọi kiểm tra kỹ thuật bắt buộc đạt và các xác nhận vật lý đã hoàn tất</w:t>
+              <w:t xml:space="preserve">Danh sách tuyến khảo sát được phân công: tên tuyến, các đoạn đường (RoadSegment) thuộc tuyến, người phân công, ngày khảo sát dự kiến, trạng thái</w:t>
+            </w:r>
+          </w:p>
+          <w:p>
+            <w:pPr>
+              <w:spacing w:after="60"/>
+            </w:pPr>
+            <w:r>
+              <w:rPr>
+                <w:sz w:val="20"/>
+                <w:szCs w:val="20"/>
+              </w:rPr>
+              <w:t xml:space="preserve">Bản đồ hiển thị tuyến được giao — chỉ xem, không chỉnh sửa</w:t>
+            </w:r>
+          </w:p>
+          <w:p>
+            <w:pPr>
+              <w:spacing w:after="60"/>
+            </w:pPr>
+            <w:r>
+              <w:rPr>
+                <w:sz w:val="20"/>
+                <w:szCs w:val="20"/>
+              </w:rPr>
+              <w:t xml:space="preserve">Kết quả kiểm tra kỹ thuật tự động (P5.1): quyền camera, khả năng khoá exposure thật (Camera2), GPS/heading, dung lượng trống so với ước tính video của tuyến (P7), pin</w:t>
+            </w:r>
+          </w:p>
+          <w:p>
+            <w:pPr>
+              <w:spacing w:after="60"/>
+            </w:pPr>
+            <w:r>
+              <w:rPr>
+                <w:sz w:val="20"/>
+                <w:szCs w:val="20"/>
+              </w:rPr>
+              <w:t xml:space="preserve">Checklist xác nhận điều kiện vật lý mà app không tự đo được (ví dụ: điện thoại đã gắn chắc trên xe)</w:t>
+            </w:r>
+          </w:p>
+          <w:p>
+            <w:pPr>
+              <w:spacing w:after="60"/>
+            </w:pPr>
+            <w:r>
+              <w:rPr>
+                <w:sz w:val="20"/>
+                <w:szCs w:val="20"/>
+              </w:rPr>
+              <w:t xml:space="preserve">Nút "Vào chế độ khảo sát" chỉ bật khi mọi kiểm tra kỹ thuật bắt buộc đạt và các xác nhận vật lý đã hoàn tất — chuyển sang F04 (kết nối cảm biến lux BLE ở Bước 0 của F04)</w:t>
             </w:r>
           </w:p>
         </w:tc>
@@ -3804,31 +3680,31 @@
                 <w:sz w:val="20"/>
                 <w:szCs w:val="20"/>
               </w:rPr>
-              <w:t>Chọn RoadSegment</w:t>
-            </w:r>
-          </w:p>
-          <w:p>
-            <w:pPr>
-              <w:spacing w:after="60"/>
-            </w:pPr>
-            <w:r>
-              <w:rPr>
-                <w:sz w:val="20"/>
-                <w:szCs w:val="20"/>
-              </w:rPr>
-              <w:t>Xem kết quả kiểm tra tự động và xác nhận các điều kiện vật lý</w:t>
-            </w:r>
-          </w:p>
-          <w:p>
-            <w:pPr>
-              <w:spacing w:after="60"/>
-            </w:pPr>
-            <w:r>
-              <w:rPr>
-                <w:sz w:val="20"/>
-                <w:szCs w:val="20"/>
-              </w:rPr>
-              <w:t>Bắt đầu phiên khảo sát (tạo bản ghi SurveySweep)</w:t>
+              <w:t xml:space="preserve">Xem danh sách và chi tiết tuyến được phân công</w:t>
+            </w:r>
+          </w:p>
+          <w:p>
+            <w:pPr>
+              <w:spacing w:after="60"/>
+            </w:pPr>
+            <w:r>
+              <w:rPr>
+                <w:sz w:val="20"/>
+                <w:szCs w:val="20"/>
+              </w:rPr>
+              <w:t xml:space="preserve">Xem kết quả kiểm tra tự động và xác nhận các điều kiện vật lý</w:t>
+            </w:r>
+          </w:p>
+          <w:p>
+            <w:pPr>
+              <w:spacing w:after="60"/>
+            </w:pPr>
+            <w:r>
+              <w:rPr>
+                <w:sz w:val="20"/>
+                <w:szCs w:val="20"/>
+              </w:rPr>
+              <w:t xml:space="preserve">Vào chế độ khảo sát (F04) cho tuyến đã chọn trong danh sách được giao</w:t>
             </w:r>
           </w:p>
         </w:tc>
@@ -3883,79 +3759,43 @@
                 <w:sz w:val="20"/>
                 <w:szCs w:val="20"/>
               </w:rPr>
-              <w:t>GET /api/v1/road-segments?admin_unit_id</w:t>
-            </w:r>
-            <w:proofErr w:type="gramStart"/>
-            <w:r>
-              <w:rPr>
-                <w:sz w:val="20"/>
-                <w:szCs w:val="20"/>
-              </w:rPr>
-              <w:t>=  (</w:t>
-            </w:r>
-            <w:proofErr w:type="gramEnd"/>
-            <w:r>
-              <w:rPr>
-                <w:sz w:val="20"/>
-                <w:szCs w:val="20"/>
-              </w:rPr>
-              <w:t>đã cache)</w:t>
-            </w:r>
-          </w:p>
-          <w:p>
-            <w:pPr>
-              <w:spacing w:after="60"/>
-            </w:pPr>
-            <w:r>
-              <w:rPr>
-                <w:sz w:val="20"/>
-                <w:szCs w:val="20"/>
-              </w:rPr>
-              <w:t>POST /api/v1/survey-</w:t>
-            </w:r>
-            <w:proofErr w:type="gramStart"/>
-            <w:r>
-              <w:rPr>
-                <w:sz w:val="20"/>
-                <w:szCs w:val="20"/>
-              </w:rPr>
-              <w:t>sweeps  (</w:t>
-            </w:r>
-            <w:proofErr w:type="gramEnd"/>
-            <w:r>
-              <w:rPr>
-                <w:sz w:val="20"/>
-                <w:szCs w:val="20"/>
-              </w:rPr>
-              <w:t>hoặc lưu local rồi đồng bộ khi có mạng)</w:t>
-            </w:r>
-          </w:p>
-          <w:p>
-            <w:pPr>
-              <w:spacing w:after="60"/>
-            </w:pPr>
-            <w:r>
-              <w:rPr>
-                <w:sz w:val="20"/>
-                <w:szCs w:val="20"/>
-              </w:rPr>
-              <w:t xml:space="preserve">Bảng: </w:t>
-            </w:r>
-            <w:proofErr w:type="gramStart"/>
-            <w:r>
-              <w:rPr>
-                <w:sz w:val="20"/>
-                <w:szCs w:val="20"/>
-              </w:rPr>
-              <w:t>assets.road</w:t>
-            </w:r>
-            <w:proofErr w:type="gramEnd"/>
-            <w:r>
-              <w:rPr>
-                <w:sz w:val="20"/>
-                <w:szCs w:val="20"/>
-              </w:rPr>
-              <w:t>_segment, survey.survey_sweep (BE-15: Entity SurveySweep)</w:t>
+              <w:t xml:space="preserve">GET /api/v1/survey-sweeps/planned (đã dùng ở F02, cache khi có mạng) — cần xác nhận với WP2/WP5 endpoint này trả về đúng các tuyến/đợt khảo sát do Kỹ sư bảo trì phân công cho người dùng</w:t>
+            </w:r>
+          </w:p>
+          <w:p>
+            <w:pPr>
+              <w:spacing w:after="60"/>
+            </w:pPr>
+            <w:r>
+              <w:rPr>
+                <w:sz w:val="20"/>
+                <w:szCs w:val="20"/>
+              </w:rPr>
+              <w:t xml:space="preserve">GET /api/v1/road-segments?admin_unit_id= (đã cache) — để hiển thị hình học các đoạn đường của tuyến</w:t>
+            </w:r>
+          </w:p>
+          <w:p>
+            <w:pPr>
+              <w:spacing w:after="60"/>
+            </w:pPr>
+            <w:r>
+              <w:rPr>
+                <w:sz w:val="20"/>
+                <w:szCs w:val="20"/>
+              </w:rPr>
+              <w:t xml:space="preserve">Mobile không còn tạo SurveySweep (bỏ POST /api/v1/survey-sweeps từ F03) — tuyến/đợt khảo sát được tạo và phân công trên Web GIS</w:t>
+            </w:r>
+          </w:p>
+          <w:p>
+            <w:pPr>
+              <w:spacing w:after="60"/>
+            </w:pPr>
+            <w:r>
+              <w:rPr>
+                <w:sz w:val="20"/>
+                <w:szCs w:val="20"/>
+              </w:rPr>
+              <w:t xml:space="preserve">Bảng: survey.survey_sweep (BE-15), assets.road_segment; cục bộ: local_survey_plan, local_road_segment (P6)</w:t>
             </w:r>
           </w:p>
         </w:tc>
@@ -4010,7 +3850,55 @@
                 <w:sz w:val="20"/>
                 <w:szCs w:val="20"/>
               </w:rPr>
-              <w:t>KHÔNG cho phép bắt đầu khảo sát nếu app chưa xác minh exposure đã được khoá thật — yêu cầu phi chức năng bắt buộc (Photometric Comparability); ảnh chụp sai chế độ này không thể hiệu chỉnh lại sau khi đã chụp, đúng rủi ro đã nêu trong sheet Huong dan</w:t>
+              <w:t xml:space="preserve">Chỉ hiển thị tuyến được phân công cho chính người dùng, thuộc administrative_unit được phân công (BE-08)</w:t>
+            </w:r>
+          </w:p>
+          <w:p>
+            <w:pPr>
+              <w:spacing w:after="60"/>
+            </w:pPr>
+            <w:r>
+              <w:rPr>
+                <w:sz w:val="20"/>
+                <w:szCs w:val="20"/>
+              </w:rPr>
+              <w:t xml:space="preserve">Chưa có tuyến nào được phân công: hiển thị trạng thái trống rõ ràng, không cho vào chế độ khảo sát</w:t>
+            </w:r>
+          </w:p>
+          <w:p>
+            <w:pPr>
+              <w:spacing w:after="60"/>
+            </w:pPr>
+            <w:r>
+              <w:rPr>
+                <w:sz w:val="20"/>
+                <w:szCs w:val="20"/>
+              </w:rPr>
+              <w:t xml:space="preserve">Offline: xem được tuyến đã cache từ lần đồng bộ gần nhất, kèm thời điểm cập nhật</w:t>
+            </w:r>
+          </w:p>
+          <w:p>
+            <w:pPr>
+              <w:spacing w:after="60"/>
+            </w:pPr>
+            <w:r>
+              <w:rPr>
+                <w:sz w:val="20"/>
+                <w:szCs w:val="20"/>
+              </w:rPr>
+              <w:t xml:space="preserve">KHÔNG cho vào phiên quay nếu app chưa xác minh exposure đã được khoá thật — yêu cầu phi chức năng bắt buộc (Photometric Comparability); video quay sai chế độ này không thể hiệu chỉnh lại sau khi đã quay. Exposure phải giữ khoá suốt phiên quay (C6)</w:t>
+            </w:r>
+          </w:p>
+          <w:p>
+            <w:pPr>
+              <w:spacing w:after="60"/>
+            </w:pPr>
+            <w:r>
+              <w:rPr>
+                <w:sz w:val="20"/>
+                <w:szCs w:val="20"/>
+              </w:rPr>
+              <w:t xml:space="preserve">Kết nối cảm biến lux BLE là điều kiện chặn cứng ở Bước 0 của F04 (C7), không kiểm tra ở F03</w:t>
             </w:r>
           </w:p>
         </w:tc>
@@ -4140,7 +4028,7 @@
                 <w:sz w:val="20"/>
                 <w:szCs w:val="20"/>
               </w:rPr>
-              <w:t>Màn hình chính khi đang lái xe khảo sát — chụp liên tục, ghi kèm vị trí/hướng, tối giản thao tác tối đa.</w:t>
+              <w:t xml:space="preserve">Màn hình chính khi lái xe khảo sát: quay video liên tục, đồng thời ghi vị trí GPS và giá trị lux từ cảm biến ánh sáng qua BLE, mỗi bản ghi kèm thời điểm. Mobile chỉ ghi, đóng gói và gửi đi — không cắt frame, không xử lý video trên máy (C6/C7, cập nhật 2026-09-27).</w:t>
             </w:r>
           </w:p>
         </w:tc>
@@ -4195,7 +4083,7 @@
                 <w:sz w:val="20"/>
                 <w:szCs w:val="20"/>
               </w:rPr>
-              <w:t>Tổ khảo sát/sửa chữa.</w:t>
+              <w:t xml:space="preserve">Tổ khảo sát/sửa chữa — người được phân công tuyến (F03).</w:t>
             </w:r>
           </w:p>
         </w:tc>
@@ -4248,58 +4136,76 @@
             </w:pPr>
             <w:r>
               <w:rPr>
-                <w:sz w:val="20"/>
-                <w:szCs w:val="20"/>
-              </w:rPr>
-              <w:t>Khung xem trước camera toàn màn hình, giao diện tối (dark UI)</w:t>
-            </w:r>
-          </w:p>
-          <w:p>
-            <w:pPr>
-              <w:spacing w:after="60"/>
-            </w:pPr>
-            <w:r>
-              <w:rPr>
-                <w:sz w:val="20"/>
-                <w:szCs w:val="20"/>
-              </w:rPr>
-              <w:t>Nút chụp lớn ở giữa đáy, hoặc chế độ tự động chụp theo mốc quãng đường</w:t>
-            </w:r>
-          </w:p>
-          <w:p>
-            <w:pPr>
-              <w:spacing w:after="60"/>
-            </w:pPr>
-            <w:r>
-              <w:rPr>
-                <w:sz w:val="20"/>
-                <w:szCs w:val="20"/>
-              </w:rPr>
-              <w:t>Chỉ báo độ chính xác GPS (mét), heading và trạng thái hợp lệ/không hợp lệ và chỉ báo khoá exposure đang bật (icon khoá)</w:t>
-            </w:r>
-          </w:p>
-          <w:p>
-            <w:pPr>
-              <w:spacing w:after="60"/>
-            </w:pPr>
-            <w:r>
-              <w:rPr>
-                <w:sz w:val="20"/>
-                <w:szCs w:val="20"/>
-              </w:rPr>
-              <w:t>Bộ đếm số khung hình đã chụp trong phiên và quãng đường đã đi</w:t>
-            </w:r>
-          </w:p>
-          <w:p>
-            <w:pPr>
-              <w:spacing w:after="60"/>
-            </w:pPr>
-            <w:r>
-              <w:rPr>
-                <w:sz w:val="20"/>
-                <w:szCs w:val="20"/>
-              </w:rPr>
-              <w:t>Nút tạm dừng/tiếp tục và nút kết thúc phiên</w:t>
+                <w:b/>
+                <w:bCs/>
+                <w:sz w:val="20"/>
+                <w:szCs w:val="20"/>
+              </w:rPr>
+              <w:t xml:space="preserve">Bước 0 — Chuẩn bị: </w:t>
+            </w:r>
+            <w:r>
+              <w:rPr>
+                <w:sz w:val="20"/>
+                <w:szCs w:val="20"/>
+              </w:rPr>
+              <w:t xml:space="preserve">khối kết nối cảm biến ánh sáng qua Bluetooth (BLE): trạng thái chưa kết nối / đang kết nối / đã kết nối và giá trị lux đang nhận để xác nhận cảm biến hoạt động</w:t>
+            </w:r>
+          </w:p>
+          <w:p>
+            <w:pPr>
+              <w:spacing w:after="60"/>
+            </w:pPr>
+            <w:r>
+              <w:rPr>
+                <w:sz w:val="20"/>
+                <w:szCs w:val="20"/>
+              </w:rPr>
+              <w:t xml:space="preserve">Nút "Bắt đầu quay" chỉ bật khi đã xác nhận kết nối BLE thành công (và exposure đã khoá — F03)</w:t>
+            </w:r>
+          </w:p>
+          <w:p>
+            <w:pPr>
+              <w:spacing w:after="60"/>
+            </w:pPr>
+            <w:r>
+              <w:rPr>
+                <w:b/>
+                <w:bCs/>
+                <w:sz w:val="20"/>
+                <w:szCs w:val="20"/>
+              </w:rPr>
+              <w:t xml:space="preserve">Khi đang quay: </w:t>
+            </w:r>
+            <w:r>
+              <w:rPr>
+                <w:sz w:val="20"/>
+                <w:szCs w:val="20"/>
+              </w:rPr>
+              <w:t xml:space="preserve">khung xem trước camera toàn màn hình, giao diện tối (dark UI); chỉ báo đang ghi hình và thời lượng phiên</w:t>
+            </w:r>
+          </w:p>
+          <w:p>
+            <w:pPr>
+              <w:spacing w:after="60"/>
+            </w:pPr>
+            <w:r>
+              <w:rPr>
+                <w:sz w:val="20"/>
+                <w:szCs w:val="20"/>
+              </w:rPr>
+              <w:t xml:space="preserve">Chỉ báo GPS: độ chính xác (mét), heading; chỉ báo cảm biến BLE: trạng thái kết nối và giá trị lux gần nhất; icon khoá exposure; quãng đường đã đi</w:t>
+            </w:r>
+          </w:p>
+          <w:p>
+            <w:pPr>
+              <w:spacing w:after="60"/>
+            </w:pPr>
+            <w:r>
+              <w:rPr>
+                <w:sz w:val="20"/>
+                <w:szCs w:val="20"/>
+              </w:rPr>
+              <w:t xml:space="preserve">Nút "Dừng quay" lớn, dễ bấm khi đeo găng</w:t>
             </w:r>
           </w:p>
         </w:tc>
@@ -4351,34 +4257,115 @@
             </w:pPr>
             <w:r>
               <w:rPr>
-                <w:sz w:val="20"/>
-                <w:szCs w:val="20"/>
-              </w:rPr>
-              <w:t>Chụp khung hình (thủ công hoặc tự động)</w:t>
-            </w:r>
-          </w:p>
-          <w:p>
-            <w:pPr>
-              <w:spacing w:after="60"/>
-            </w:pPr>
-            <w:r>
-              <w:rPr>
-                <w:sz w:val="20"/>
-                <w:szCs w:val="20"/>
-              </w:rPr>
-              <w:t>Tạm dừng / tiếp tục phiên</w:t>
-            </w:r>
-          </w:p>
-          <w:p>
-            <w:pPr>
-              <w:spacing w:after="60"/>
-            </w:pPr>
-            <w:r>
-              <w:rPr>
-                <w:sz w:val="20"/>
-                <w:szCs w:val="20"/>
-              </w:rPr>
-              <w:t>Kết thúc phiên khảo sát</w:t>
+                <w:b/>
+                <w:bCs/>
+                <w:sz w:val="20"/>
+                <w:szCs w:val="20"/>
+              </w:rPr>
+              <w:t xml:space="preserve">Bước 0 — Chuẩn bị: </w:t>
+            </w:r>
+            <w:r>
+              <w:rPr>
+                <w:sz w:val="20"/>
+                <w:szCs w:val="20"/>
+              </w:rPr>
+              <w:t xml:space="preserve">mở app, kết nối cảm biến ánh sáng qua Bluetooth. Chỉ khi xác nhận kết nối thành công mới cho phép bắt đầu.</w:t>
+            </w:r>
+          </w:p>
+          <w:p>
+            <w:pPr>
+              <w:spacing w:after="60"/>
+            </w:pPr>
+            <w:r>
+              <w:rPr>
+                <w:b/>
+                <w:bCs/>
+                <w:sz w:val="20"/>
+                <w:szCs w:val="20"/>
+              </w:rPr>
+              <w:t xml:space="preserve">Bước 1 — Bắt đầu phiên khảo sát: </w:t>
+            </w:r>
+            <w:r>
+              <w:rPr>
+                <w:sz w:val="20"/>
+                <w:szCs w:val="20"/>
+              </w:rPr>
+              <w:t xml:space="preserve">ba việc chạy song song. Quay video: camera ghi hình liên tục trong suốt phiên. Ghi vị trí (GPS): điện thoại tự động cập nhật toạ độ hiện tại theo khoảng thời gian đều đặn (ví dụ mỗi giây). Nhận dữ liệu cảm biến: cảm biến gửi liên tục giá trị lux theo thời gian thực qua BLE.</w:t>
+            </w:r>
+          </w:p>
+          <w:p>
+            <w:pPr>
+              <w:spacing w:after="60"/>
+            </w:pPr>
+            <w:r>
+              <w:rPr>
+                <w:sz w:val="20"/>
+                <w:szCs w:val="20"/>
+              </w:rPr>
+              <w:t xml:space="preserve">Luồng lux: cảm biến đo lux → gửi giá trị lux (không kèm giờ) qua BLE → app nhận được → app lấy giờ hiện tại của điện thoại → gán giờ đó vào giá trị lux → ghi vào log.</w:t>
+            </w:r>
+          </w:p>
+          <w:p>
+            <w:pPr>
+              <w:spacing w:after="60"/>
+            </w:pPr>
+            <w:r>
+              <w:rPr>
+                <w:b/>
+                <w:bCs/>
+                <w:sz w:val="20"/>
+                <w:szCs w:val="20"/>
+              </w:rPr>
+              <w:t xml:space="preserve">Bước 2 — Trong suốt phiên: </w:t>
+            </w:r>
+            <w:r>
+              <w:rPr>
+                <w:sz w:val="20"/>
+                <w:szCs w:val="20"/>
+              </w:rPr>
+              <w:t xml:space="preserve">cả ba việc tiếp diễn liên tục, độc lập với nhau — camera vẫn quay, GPS vẫn cập nhật, cảm biến vẫn gửi lux. Mỗi khi có một mẩu dữ liệu mới (một điểm GPS, một giá trị lux), app ghi lại kèm thời điểm chính xác lúc đó vào một bản ghi chung.</w:t>
+            </w:r>
+          </w:p>
+          <w:p>
+            <w:pPr>
+              <w:spacing w:after="60"/>
+            </w:pPr>
+            <w:r>
+              <w:rPr>
+                <w:b/>
+                <w:bCs/>
+                <w:sz w:val="20"/>
+                <w:szCs w:val="20"/>
+              </w:rPr>
+              <w:t xml:space="preserve">Bước 3 — Kết thúc phiên: </w:t>
+            </w:r>
+            <w:r>
+              <w:rPr>
+                <w:sz w:val="20"/>
+                <w:szCs w:val="20"/>
+              </w:rPr>
+              <w:t xml:space="preserve">người khảo sát bấm "Dừng quay". Video được lưu thành 1 file hoàn chỉnh. Toàn bộ lịch sử vị trí + lịch sử giá trị lux (mỗi bản ghi đều có thời điểm) được lưu thành 1 file log riêng.</w:t>
+            </w:r>
+          </w:p>
+          <w:p>
+            <w:pPr>
+              <w:spacing w:after="60"/>
+            </w:pPr>
+            <w:r>
+              <w:rPr>
+                <w:b/>
+                <w:bCs/>
+                <w:sz w:val="20"/>
+                <w:szCs w:val="20"/>
+              </w:rPr>
+              <w:t xml:space="preserve">Bước 4 — Đóng gói &amp; gửi đi: </w:t>
+            </w:r>
+            <w:r>
+              <w:rPr>
+                <w:sz w:val="20"/>
+                <w:szCs w:val="20"/>
+              </w:rPr>
+              <w:t xml:space="preserve">app gộp video + file log (vị trí + lux theo thời gian) thành 1 bộ dữ liệu và gửi lên hệ thống BE (qua F06/hàng đợi đồng bộ F13 khi có mạng).</w:t>
             </w:r>
           </w:p>
         </w:tc>
@@ -4433,47 +4420,43 @@
                 <w:sz w:val="20"/>
                 <w:szCs w:val="20"/>
               </w:rPr>
-              <w:t>Không gọi API khi đang chụp — toàn bộ ghi vào CSDL cục bộ</w:t>
-            </w:r>
-          </w:p>
-          <w:p>
-            <w:pPr>
-              <w:spacing w:after="60"/>
-            </w:pPr>
-            <w:r>
-              <w:rPr>
-                <w:sz w:val="20"/>
-                <w:szCs w:val="20"/>
-              </w:rPr>
-              <w:t>Bảng cục bộ: local_survey_frame (photo_uri, lat, lng, heading, timestamp, iso, shutter_speed, aperture, exposure_locked)</w:t>
-            </w:r>
-          </w:p>
-          <w:p>
-            <w:pPr>
-              <w:spacing w:after="60"/>
-            </w:pPr>
-            <w:r>
-              <w:rPr>
-                <w:sz w:val="20"/>
-                <w:szCs w:val="20"/>
-              </w:rPr>
-              <w:t xml:space="preserve">Server tương ứng: </w:t>
-            </w:r>
-            <w:proofErr w:type="gramStart"/>
-            <w:r>
-              <w:rPr>
-                <w:sz w:val="20"/>
-                <w:szCs w:val="20"/>
-              </w:rPr>
-              <w:t>survey.survey</w:t>
-            </w:r>
-            <w:proofErr w:type="gramEnd"/>
-            <w:r>
-              <w:rPr>
-                <w:sz w:val="20"/>
-                <w:szCs w:val="20"/>
-              </w:rPr>
-              <w:t>_frame (BE-15: Entity SurveyFrame)</w:t>
+              <w:t xml:space="preserve">Không gọi API khi đang quay — toàn bộ ghi cục bộ trên thiết bị</w:t>
+            </w:r>
+          </w:p>
+          <w:p>
+            <w:pPr>
+              <w:spacing w:after="60"/>
+            </w:pPr>
+            <w:r>
+              <w:rPr>
+                <w:sz w:val="20"/>
+                <w:szCs w:val="20"/>
+              </w:rPr>
+              <w:t xml:space="preserve">Đầu ra mỗi phiên: 1 file video + 1 file log gồm các bản ghi vị trí GPS (thời điểm, toạ độ, kèm heading theo C6) và các bản ghi lux (thời điểm = giờ điện thoại lúc app nhận, giá trị lux)</w:t>
+            </w:r>
+          </w:p>
+          <w:p>
+            <w:pPr>
+              <w:spacing w:after="60"/>
+            </w:pPr>
+            <w:r>
+              <w:rPr>
+                <w:sz w:val="20"/>
+                <w:szCs w:val="20"/>
+              </w:rPr>
+              <w:t xml:space="preserve">Bước 4 gửi 1 bộ dữ liệu (video + file log) lên BE; server cắt frame từ video và khớp với track GPS theo thời điểm (C6)</w:t>
+            </w:r>
+          </w:p>
+          <w:p>
+            <w:pPr>
+              <w:spacing w:after="60"/>
+            </w:pPr>
+            <w:r>
+              <w:rPr>
+                <w:sz w:val="20"/>
+                <w:szCs w:val="20"/>
+              </w:rPr>
+              <w:t xml:space="preserve">Chưa có tên bảng Room, định dạng/tên field của file log hay endpoint upload chính thức — không tự đặt tên khi code, chờ WP2/WP5 (C7). Bảng local_survey_frame và survey.survey_frame (SurveyFrame chụp ảnh rời) không còn dùng cho F04</w:t>
             </w:r>
           </w:p>
         </w:tc>
@@ -4528,43 +4511,79 @@
                 <w:sz w:val="20"/>
                 <w:szCs w:val="20"/>
               </w:rPr>
-              <w:t>Bắt buộc hoạt động 100% offline, không chờ mạng dưới bất kỳ hình thức nào</w:t>
-            </w:r>
-          </w:p>
-          <w:p>
-            <w:pPr>
-              <w:spacing w:after="60"/>
-            </w:pPr>
-            <w:r>
-              <w:rPr>
-                <w:sz w:val="20"/>
-                <w:szCs w:val="20"/>
-              </w:rPr>
-              <w:t>Cảnh báo rõ (màu + chữ + rung) nếu mất tín hiệu GPS quá ngưỡng thời gian quy định — không có heading thì không làm được pole association ở CV-05, đúng ghi chú của FM-08</w:t>
-            </w:r>
-          </w:p>
-          <w:p>
-            <w:pPr>
-              <w:spacing w:after="60"/>
-            </w:pPr>
-            <w:r>
-              <w:rPr>
-                <w:sz w:val="20"/>
-                <w:szCs w:val="20"/>
-              </w:rPr>
-              <w:t>Không nén/hạ chất lượng ảnh gốc ở bước này — ảnh gốc phải giữ nguyên để không phá thông tin phơi sáng cần cho bước chuẩn hoá quang trắc CV-07/CV-08</w:t>
-            </w:r>
-          </w:p>
-          <w:p>
-            <w:pPr>
-              <w:spacing w:after="60"/>
-            </w:pPr>
-            <w:r>
-              <w:rPr>
-                <w:sz w:val="20"/>
-                <w:szCs w:val="20"/>
-              </w:rPr>
-              <w:t>Thiếu trường ISO/shutter/aperture/GPS/heading nào thì khung hình đó sẽ bị backend từ chối ở BE-16 khi nộp — nên cảnh báo ngay tại đây, không đợi tới lúc nộp</w:t>
+              <w:t xml:space="preserve">Bắt buộc hoạt động 100% offline, không chờ mạng dưới bất kỳ hình thức nào</w:t>
+            </w:r>
+          </w:p>
+          <w:p>
+            <w:pPr>
+              <w:spacing w:after="60"/>
+            </w:pPr>
+            <w:r>
+              <w:rPr>
+                <w:sz w:val="20"/>
+                <w:szCs w:val="20"/>
+              </w:rPr>
+              <w:t xml:space="preserve">Chặn cứng: không cho bắt đầu quay khi chưa xác nhận kết nối cảm biến lux BLE (C7) hoặc exposure chưa được khoá (F03); exposure giữ khoá suốt phiên quay</w:t>
+            </w:r>
+          </w:p>
+          <w:p>
+            <w:pPr>
+              <w:spacing w:after="60"/>
+            </w:pPr>
+            <w:r>
+              <w:rPr>
+                <w:sz w:val="20"/>
+                <w:szCs w:val="20"/>
+              </w:rPr>
+              <w:t xml:space="preserve">Ba luồng video / GPS / lux chạy độc lập: một luồng chậm hoặc lỗi không được làm dừng hai luồng còn lại</w:t>
+            </w:r>
+          </w:p>
+          <w:p>
+            <w:pPr>
+              <w:spacing w:after="60"/>
+            </w:pPr>
+            <w:r>
+              <w:rPr>
+                <w:sz w:val="20"/>
+                <w:szCs w:val="20"/>
+              </w:rPr>
+              <w:t xml:space="preserve">Mọi bản ghi GPS và lux dùng cùng đồng hồ của điện thoại để server khớp được với video</w:t>
+            </w:r>
+          </w:p>
+          <w:p>
+            <w:pPr>
+              <w:spacing w:after="60"/>
+            </w:pPr>
+            <w:r>
+              <w:rPr>
+                <w:sz w:val="20"/>
+                <w:szCs w:val="20"/>
+              </w:rPr>
+              <w:t xml:space="preserve">Cảnh báo rõ (màu + chữ + rung) nếu mất tín hiệu GPS quá ngưỡng thời gian quy định — không có vị trí/heading thì không gắn cột được ở CV-05, đúng ghi chú của FM-08</w:t>
+            </w:r>
+          </w:p>
+          <w:p>
+            <w:pPr>
+              <w:spacing w:after="60"/>
+            </w:pPr>
+            <w:r>
+              <w:rPr>
+                <w:sz w:val="20"/>
+                <w:szCs w:val="20"/>
+              </w:rPr>
+              <w:t xml:space="preserve">Cảnh báo rõ nếu cảm biến BLE mất kết nối giữa phiên; hành vi sau đó (tiếp tục quay và đánh dấu khoảng trống lux, hay dừng phiên) chưa chốt — xem các điểm còn mở trước Phần D</w:t>
+            </w:r>
+          </w:p>
+          <w:p>
+            <w:pPr>
+              <w:spacing w:after="60"/>
+            </w:pPr>
+            <w:r>
+              <w:rPr>
+                <w:sz w:val="20"/>
+                <w:szCs w:val="20"/>
+              </w:rPr>
+              <w:t xml:space="preserve">Không nén/hạ chất lượng video gốc ở bước này — giữ nguyên để không phá thông tin phơi sáng cần cho bước chuẩn hoá quang trắc CV-07/CV-08</w:t>
             </w:r>
           </w:p>
         </w:tc>
@@ -5032,6 +5051,20 @@
               <w:t>Nếu độ phủ dưới ngưỡng tối thiểu quy định, hiển thị cảnh báo rõ nhưng vẫn cho phép nộp nếu người dùng chủ động xác nhận — vì có thể do đoạn đường không cho phép dừng hoặc quay lại</w:t>
             </w:r>
           </w:p>
+          <w:p>
+            <w:pPr>
+              <w:spacing w:after="60"/>
+            </w:pPr>
+            <w:r>
+              <w:rPr>
+                <w:i/>
+                <w:iCs/>
+                <w:sz w:val="20"/>
+                <w:szCs w:val="20"/>
+              </w:rPr>
+              <w:t xml:space="preserve">CẬP NHẬT (2026-09-25 / 2026-09-27): màn này vẫn mô tả rà soát lưới khung hình (xem/xoá khung hình lỗi, chụp bổ sung) — theo C6, mobile chỉ quay video và không cắt frame, nên trên máy không còn khung hình để xem hay xoá. Cần chốt lại F05 kiểm tra những gì trước khi nộp (ví dụ: độ phủ theo track GPS so với RoadSegment, khoảng trống trong log lux BLE, thời lượng/tính toàn vẹn của file video). Bước Field Engineer xem và sửa kết quả phân loại AI (C6 bước 4) diễn ra sau khi server xử lý xong nên KHÔNG thuộc F05 — hiện chưa được gán vào màn hình nào. Xem C6/C7 trước khi code lại F05.</w:t>
+            </w:r>
+          </w:p>
         </w:tc>
       </w:tr>
     </w:tbl>
@@ -5452,23 +5485,7 @@
                 <w:sz w:val="20"/>
                 <w:szCs w:val="20"/>
               </w:rPr>
-              <w:t>POST /api/v1/survey-sweeps/{id}/</w:t>
-            </w:r>
-            <w:proofErr w:type="gramStart"/>
-            <w:r>
-              <w:rPr>
-                <w:sz w:val="20"/>
-                <w:szCs w:val="20"/>
-              </w:rPr>
-              <w:t>frames  (</w:t>
-            </w:r>
-            <w:proofErr w:type="gramEnd"/>
-            <w:r>
-              <w:rPr>
-                <w:sz w:val="20"/>
-                <w:szCs w:val="20"/>
-              </w:rPr>
-              <w:t>tải theo lô, hỗ trợ resume)</w:t>
+              <w:t>POST /api/v1/survey-sweeps/{id}/frames  (tải theo lô, hỗ trợ resume)</w:t>
             </w:r>
           </w:p>
           <w:p>
@@ -5492,51 +5509,19 @@
                 <w:sz w:val="20"/>
                 <w:szCs w:val="20"/>
               </w:rPr>
-              <w:t>GET /api/v1/survey-sweeps/{id}/</w:t>
-            </w:r>
-            <w:proofErr w:type="gramStart"/>
-            <w:r>
-              <w:rPr>
-                <w:sz w:val="20"/>
-                <w:szCs w:val="20"/>
-              </w:rPr>
-              <w:t>status  (</w:t>
-            </w:r>
-            <w:proofErr w:type="gramEnd"/>
-            <w:r>
-              <w:rPr>
-                <w:sz w:val="20"/>
-                <w:szCs w:val="20"/>
-              </w:rPr>
-              <w:t>BE-17 — biết sweep đã xử lý đến đâu, đoạn nào chưa có ảnh)</w:t>
-            </w:r>
-          </w:p>
-          <w:p>
-            <w:pPr>
-              <w:spacing w:after="60"/>
-            </w:pPr>
-            <w:r>
-              <w:rPr>
-                <w:sz w:val="20"/>
-                <w:szCs w:val="20"/>
-              </w:rPr>
-              <w:t xml:space="preserve">Bảng: </w:t>
-            </w:r>
-            <w:proofErr w:type="gramStart"/>
-            <w:r>
-              <w:rPr>
-                <w:sz w:val="20"/>
-                <w:szCs w:val="20"/>
-              </w:rPr>
-              <w:t>survey.survey</w:t>
-            </w:r>
-            <w:proofErr w:type="gramEnd"/>
-            <w:r>
-              <w:rPr>
-                <w:sz w:val="20"/>
-                <w:szCs w:val="20"/>
-              </w:rPr>
-              <w:t>_sweep, survey.survey_frame</w:t>
+              <w:t>GET /api/v1/survey-sweeps/{id}/status  (BE-17 — biết sweep đã xử lý đến đâu, đoạn nào chưa có ảnh)</w:t>
+            </w:r>
+          </w:p>
+          <w:p>
+            <w:pPr>
+              <w:spacing w:after="60"/>
+            </w:pPr>
+            <w:r>
+              <w:rPr>
+                <w:sz w:val="20"/>
+                <w:szCs w:val="20"/>
+              </w:rPr>
+              <w:t xml:space="preserve">Bảng: survey.survey_sweep, survey.survey_frame</w:t>
             </w:r>
           </w:p>
         </w:tc>
@@ -5618,9 +5603,37 @@
               <w:t>Mặc định hoãn upload sweep đến khi có Wifi (FM-13) — sweep định kỳ 2 tuần/lần (FO-18) sẽ tích luỹ dữ liệu suốt ngày làm việc, không nên đốt hết 4G</w:t>
             </w:r>
           </w:p>
+          <w:p>
+            <w:pPr>
+              <w:spacing w:after="60"/>
+            </w:pPr>
+            <w:r>
+              <w:rPr>
+                <w:i/>
+                <w:iCs/>
+                <w:sz w:val="20"/>
+                <w:szCs w:val="20"/>
+              </w:rPr>
+              <w:t xml:space="preserve">CẬP NHẬT (2026-09-25 / 2026-09-27): endpoint POST /api/v1/survey-sweeps/{id}/frames và thanh tiến độ "theo từng khung hình" ở trên thuộc mô hình chụp ảnh rời — theo C6/C7, mỗi phiên upload 1 file video + 1 file log (track GPS/heading/timestamp + lux BLE), tiến độ tính theo byte, upload theo chunk/resume như P5.2. Lưu ý "nén ảnh chỉ ở bước tải lên" cũng cần chốt lại cho video (có nén/transcode hay upload bản gốc) cùng WP4. Chưa có endpoint chính thức — không tự đặt tên khi code, xem C6/C7 và chờ WP2/WP5.</w:t>
+            </w:r>
+          </w:p>
         </w:tc>
       </w:tr>
     </w:tbl>
+    <w:p>
+      <w:pPr>
+        <w:pStyle w:val="Heading2"/>
+        <w:spacing w:before="300" w:after="150"/>
+      </w:pPr>
+      <w:r>
+        <w:rPr>
+          <w:b/>
+          <w:bCs/>
+          <w:color w:val="1E3A5F"/>
+        </w:rPr>
+        <w:t>B3. Lệnh sửa chữa (Work Orders)</w:t>
+      </w:r>
+    </w:p>
     <w:p>
       <w:pPr>
         <w:pStyle w:val="Heading3"/>
@@ -5635,7 +5648,7 @@
           <w:sz w:val="23"/>
           <w:szCs w:val="23"/>
         </w:rPr>
-        <w:t xml:space="preserve">F07 · </w:t>
+        <w:t xml:space="preserve">F08 · </w:t>
       </w:r>
       <w:r>
         <w:rPr>
@@ -5645,30 +5658,7 @@
           <w:sz w:val="23"/>
           <w:szCs w:val="23"/>
         </w:rPr>
-        <w:t>Nhập số đo lux đối chứng</w:t>
-      </w:r>
-    </w:p>
-    <w:p>
-      <w:pPr>
-        <w:spacing w:after="140"/>
-      </w:pPr>
-      <w:r>
-        <w:rPr>
-          <w:b/>
-          <w:bCs/>
-          <w:color w:val="9B2C2C"/>
-          <w:sz w:val="19"/>
-          <w:szCs w:val="19"/>
-        </w:rPr>
-        <w:t xml:space="preserve">MÀN HÌNH MỚI — chưa có trong bản 1.0. </w:t>
-      </w:r>
-      <w:r>
-        <w:rPr>
-          <w:color w:val="555555"/>
-          <w:sz w:val="19"/>
-          <w:szCs w:val="19"/>
-        </w:rPr>
-        <w:t>Bổ sung theo đúng task FM-14 trong sheet Frontend-Mobile.</w:t>
+        <w:t>Danh sách công việc</w:t>
       </w:r>
     </w:p>
     <w:p>
@@ -5694,15 +5684,7 @@
           <w:sz w:val="19"/>
           <w:szCs w:val="19"/>
         </w:rPr>
-        <w:t>FM-14 (W9) — phục vụ trực tiếp FO-14/FO-19 (Đo lux đối chứng đợt 1 &amp; 2) và CV-12</w:t>
-      </w:r>
-    </w:p>
-    <w:p>
-      <w:pPr>
-        <w:spacing w:after="160"/>
-      </w:pPr>
-      <w:r>
-        <w:t>Vì sao cần màn hình này: câu hỏi nghiên cứu số 1 của đề tài (RQ1, mục 3.3.a hồ sơ đề xuất) yêu cầu đối chiếu phân loại "dim" của hệ thống với số đo lux meter cầm tay thực tế. CV-12 ("Đối chiếu phân loại dim với số đo lux") không thể thực hiện nếu số đo lux không được ghi lại kèm đúng mã cột và đúng đêm đo. Đây KHÔNG phải màn hình chỉ dùng một lần — nó được dùng lại trong suốt các đợt sweep định kỳ (FO-18, W10–W20) mỗi khi có đối chứng lux.</w:t>
+        <w:t>FM-16 (W11–W12) — phụ thuộc BE-25</w:t>
       </w:r>
     </w:p>
     <w:tbl>
@@ -5776,7 +5758,7 @@
                 <w:sz w:val="20"/>
                 <w:szCs w:val="20"/>
               </w:rPr>
-              <w:t>Ghi số đo lux thủ công tại chân cột, gắn đúng mã cột (Pole) và đúng thời điểm đo, làm ground truth cho CV-12.</w:t>
+              <w:t>Xem toàn bộ lệnh sửa chữa được giao cho mình hoặc đội của mình.</w:t>
             </w:r>
           </w:p>
         </w:tc>
@@ -5831,7 +5813,7 @@
                 <w:sz w:val="20"/>
                 <w:szCs w:val="20"/>
               </w:rPr>
-              <w:t>Tổ khảo sát/sửa chữa (thường là người cầm lux meter trong đợt đối chứng).</w:t>
+              <w:t>Tổ khảo sát/sửa chữa.</w:t>
             </w:r>
           </w:p>
         </w:tc>
@@ -5886,55 +5868,31 @@
                 <w:sz w:val="20"/>
                 <w:szCs w:val="20"/>
               </w:rPr>
-              <w:t>Chọn cột (Pole) từ bản đồ hoặc quét/nhập mã cột</w:t>
-            </w:r>
-          </w:p>
-          <w:p>
-            <w:pPr>
-              <w:spacing w:after="60"/>
-            </w:pPr>
-            <w:r>
-              <w:rPr>
-                <w:sz w:val="20"/>
-                <w:szCs w:val="20"/>
-              </w:rPr>
-              <w:t>Ô nhập giá trị lux (số)</w:t>
-            </w:r>
-          </w:p>
-          <w:p>
-            <w:pPr>
-              <w:spacing w:after="60"/>
-            </w:pPr>
-            <w:r>
-              <w:rPr>
-                <w:sz w:val="20"/>
-                <w:szCs w:val="20"/>
-              </w:rPr>
-              <w:t>Ảnh chụp nhanh làm bằng chứng (tuỳ chọn)</w:t>
-            </w:r>
-          </w:p>
-          <w:p>
-            <w:pPr>
-              <w:spacing w:after="60"/>
-            </w:pPr>
-            <w:r>
-              <w:rPr>
-                <w:sz w:val="20"/>
-                <w:szCs w:val="20"/>
-              </w:rPr>
-              <w:t>Thời điểm đo tự động lấy theo đồng hồ thiết bị, cho phép chỉnh nếu cần</w:t>
-            </w:r>
-          </w:p>
-          <w:p>
-            <w:pPr>
-              <w:spacing w:after="60"/>
-            </w:pPr>
-            <w:r>
-              <w:rPr>
-                <w:sz w:val="20"/>
-                <w:szCs w:val="20"/>
-              </w:rPr>
-              <w:t>Nút "Lưu và đo cột tiếp theo" (giữ màn hình mở, không quay ra ngoài giữa các lượt đo)</w:t>
+              <w:t>Danh sách thẻ: mã lệnh, địa chỉ rút gọn, loại sự cố, mức ưu tiên (màu + chữ), hạn xử lý (SLA), khoảng cách tới vị trí hiện tại</w:t>
+            </w:r>
+          </w:p>
+          <w:p>
+            <w:pPr>
+              <w:spacing w:after="60"/>
+            </w:pPr>
+            <w:r>
+              <w:rPr>
+                <w:sz w:val="20"/>
+                <w:szCs w:val="20"/>
+              </w:rPr>
+              <w:t>Bộ lọc theo trạng thái / mức ưu tiên</w:t>
+            </w:r>
+          </w:p>
+          <w:p>
+            <w:pPr>
+              <w:spacing w:after="60"/>
+            </w:pPr>
+            <w:r>
+              <w:rPr>
+                <w:sz w:val="20"/>
+                <w:szCs w:val="20"/>
+              </w:rPr>
+              <w:t>Việc được gom theo cụm địa lý (không hiển thị rời rạc)</w:t>
             </w:r>
           </w:p>
         </w:tc>
@@ -5989,32 +5947,19 @@
                 <w:sz w:val="20"/>
                 <w:szCs w:val="20"/>
               </w:rPr>
-              <w:t>Chọn cột</w:t>
-            </w:r>
-          </w:p>
-          <w:p>
-            <w:pPr>
-              <w:spacing w:after="60"/>
-            </w:pPr>
-            <w:r>
-              <w:rPr>
-                <w:sz w:val="20"/>
-                <w:szCs w:val="20"/>
-              </w:rPr>
-              <w:t>Nhập giá trị lux</w:t>
-            </w:r>
-          </w:p>
-          <w:p>
-            <w:pPr>
-              <w:spacing w:after="60"/>
-            </w:pPr>
-            <w:r>
-              <w:rPr>
-                <w:sz w:val="20"/>
-                <w:szCs w:val="20"/>
-              </w:rPr>
-              <w:lastRenderedPageBreak/>
-              <w:t>Lưu bản ghi (cục bộ, đồng bộ sau)</w:t>
+              <w:t>Mở chi tiết</w:t>
+            </w:r>
+          </w:p>
+          <w:p>
+            <w:pPr>
+              <w:spacing w:after="60"/>
+            </w:pPr>
+            <w:r>
+              <w:rPr>
+                <w:sz w:val="20"/>
+                <w:szCs w:val="20"/>
+              </w:rPr>
+              <w:t>Lọc theo trạng thái/ưu tiên</w:t>
             </w:r>
           </w:p>
         </w:tc>
@@ -6046,7 +5991,6 @@
                 <w:sz w:val="20"/>
                 <w:szCs w:val="20"/>
               </w:rPr>
-              <w:lastRenderedPageBreak/>
               <w:t>API / Bảng dữ liệu</w:t>
             </w:r>
           </w:p>
@@ -6070,35 +6014,19 @@
                 <w:sz w:val="20"/>
                 <w:szCs w:val="20"/>
               </w:rPr>
-              <w:t>Đề xuất: POST /api/v1/lux-</w:t>
-            </w:r>
-            <w:proofErr w:type="gramStart"/>
-            <w:r>
-              <w:rPr>
-                <w:sz w:val="20"/>
-                <w:szCs w:val="20"/>
-              </w:rPr>
-              <w:t>readings  (</w:t>
-            </w:r>
-            <w:proofErr w:type="gramEnd"/>
-            <w:r>
-              <w:rPr>
-                <w:sz w:val="20"/>
-                <w:szCs w:val="20"/>
-              </w:rPr>
-              <w:t>thực thể lux_reading CHƯA có tên chính thức trong sheet Backend — cần chốt cùng WP2/BE1-Mỹ trước khi bắt tay code, vì BE-15…BE-20 hiện không nhắc tới bảng này)</w:t>
-            </w:r>
-          </w:p>
-          <w:p>
-            <w:pPr>
-              <w:spacing w:after="60"/>
-            </w:pPr>
-            <w:r>
-              <w:rPr>
-                <w:sz w:val="20"/>
-                <w:szCs w:val="20"/>
-              </w:rPr>
-              <w:t>Bảng cục bộ đề xuất: local_lux_reading (pole_id, lux_value, measured_at, photo_uri, upload_status)</w:t>
+              <w:t>GET /api/v1/work-orders/assigned-to-me?status=&amp;priority=  (đã cache khi online, gom theo địa lý ở BE-25)</w:t>
+            </w:r>
+          </w:p>
+          <w:p>
+            <w:pPr>
+              <w:spacing w:after="60"/>
+            </w:pPr>
+            <w:r>
+              <w:rPr>
+                <w:sz w:val="20"/>
+                <w:szCs w:val="20"/>
+              </w:rPr>
+              <w:t xml:space="preserve">Bảng: workorders.work_order (BE-21: Entity WorkOrder, ExternalUnit + hạn SLA theo loại sự cố)</w:t>
             </w:r>
           </w:p>
         </w:tc>
@@ -6153,50 +6081,38 @@
                 <w:sz w:val="20"/>
                 <w:szCs w:val="20"/>
               </w:rPr>
-              <w:t>ĐIỂM CẦN CHỐT VỚI BACKEND: hồ sơ đề xuất và sheet Backend hiện chưa định nghĩa bảng lưu số đo lux ở phía server — đây là khoảng trống cần bổ sung, không phải lỗi của mobile. Trước khi code F07, WP6 cần làm việc với WP2 để thống nhất entity và endpoint.</w:t>
-            </w:r>
-          </w:p>
-          <w:p>
-            <w:pPr>
-              <w:spacing w:after="60"/>
-            </w:pPr>
-            <w:r>
-              <w:rPr>
-                <w:sz w:val="20"/>
-                <w:szCs w:val="20"/>
-              </w:rPr>
-              <w:t>Bắt buộc gắn với đúng mã cột — số đo lux không có Pole tương ứng thì vô giá trị với CV-12</w:t>
-            </w:r>
-          </w:p>
-          <w:p>
-            <w:pPr>
-              <w:spacing w:after="60"/>
-            </w:pPr>
-            <w:r>
-              <w:rPr>
-                <w:sz w:val="20"/>
-                <w:szCs w:val="20"/>
-              </w:rPr>
-              <w:t>Hoạt động offline như mọi màn hình thao tác chính khác</w:t>
+              <w:t>Thứ tự mặc định theo đúng điểm ưu tiên đã tính sẵn ở backend (CV-16 — chấm điểm ưu tiên đa tiêu chí) — không để người dùng tự sắp xếp lại thứ tự ưu tiên</w:t>
+            </w:r>
+          </w:p>
+          <w:p>
+            <w:pPr>
+              <w:spacing w:after="60"/>
+            </w:pPr>
+            <w:r>
+              <w:rPr>
+                <w:sz w:val="20"/>
+                <w:szCs w:val="20"/>
+              </w:rPr>
+              <w:t>Một lệnh có thể đang gán cho ExternalUnit (đơn vị bên ngoài) thay vì cá nhân — màn hình chỉ hiển thị lệnh gán đúng cho tài khoản/đội đang đăng nhập</w:t>
+            </w:r>
+          </w:p>
+          <w:p>
+            <w:pPr>
+              <w:spacing w:after="60"/>
+            </w:pPr>
+            <w:r>
+              <w:rPr>
+                <w:i/>
+                <w:iCs/>
+                <w:sz w:val="20"/>
+                <w:szCs w:val="20"/>
+              </w:rPr>
+              <w:t>CẬP NHẬT 2026-09-25: work_order.status ở C4 và mô tả 1 lệnh liền mạch ở F08–F10 đã lỗi thời — luồng mới tách thành Inspection Task và Repair Task, mỗi giai đoạn có cổng duyệt riêng của Manager, có thể giao cho Field Engineer khác nhau. Xem C6 trước khi code lại F08–F10.</w:t>
             </w:r>
           </w:p>
         </w:tc>
       </w:tr>
     </w:tbl>
-    <w:p>
-      <w:pPr>
-        <w:pStyle w:val="Heading2"/>
-        <w:spacing w:before="300" w:after="150"/>
-      </w:pPr>
-      <w:r>
-        <w:rPr>
-          <w:b/>
-          <w:bCs/>
-          <w:color w:val="1E3A5F"/>
-        </w:rPr>
-        <w:t>B3. Lệnh sửa chữa (Work Orders)</w:t>
-      </w:r>
-    </w:p>
     <w:p>
       <w:pPr>
         <w:pStyle w:val="Heading3"/>
@@ -6211,7 +6127,7 @@
           <w:sz w:val="23"/>
           <w:szCs w:val="23"/>
         </w:rPr>
-        <w:t xml:space="preserve">F08 · </w:t>
+        <w:t xml:space="preserve">F09 · </w:t>
       </w:r>
       <w:r>
         <w:rPr>
@@ -6221,7 +6137,7 @@
           <w:sz w:val="23"/>
           <w:szCs w:val="23"/>
         </w:rPr>
-        <w:t>Danh sách công việc</w:t>
+        <w:t>Chi tiết lệnh sửa chữa &amp; điều hướng</w:t>
       </w:r>
     </w:p>
     <w:p>
@@ -6247,7 +6163,7 @@
           <w:sz w:val="19"/>
           <w:szCs w:val="19"/>
         </w:rPr>
-        <w:t>FM-16 (W11–W12) — phụ thuộc BE-25</w:t>
+        <w:t>FM-17 (W12–W13) — phụ thuộc FM-16, BE-20</w:t>
       </w:r>
     </w:p>
     <w:tbl>
@@ -6321,7 +6237,7 @@
                 <w:sz w:val="20"/>
                 <w:szCs w:val="20"/>
               </w:rPr>
-              <w:t>Xem toàn bộ lệnh sửa chữa được giao cho mình hoặc đội của mình.</w:t>
+              <w:t>Xem đầy đủ thông tin một lệnh sửa chữa và di chuyển chính xác tới vị trí cần xử lý.</w:t>
             </w:r>
           </w:p>
         </w:tc>
@@ -6431,31 +6347,68 @@
                 <w:sz w:val="20"/>
                 <w:szCs w:val="20"/>
               </w:rPr>
-              <w:t>Danh sách thẻ: mã lệnh, địa chỉ rút gọn, loại sự cố, mức ưu tiên (màu + chữ), hạn xử lý (SLA), khoảng cách tới vị trí hiện tại</w:t>
-            </w:r>
-          </w:p>
-          <w:p>
-            <w:pPr>
-              <w:spacing w:after="60"/>
-            </w:pPr>
-            <w:r>
-              <w:rPr>
-                <w:sz w:val="20"/>
-                <w:szCs w:val="20"/>
-              </w:rPr>
-              <w:t>Bộ lọc theo trạng thái / mức ưu tiên</w:t>
-            </w:r>
-          </w:p>
-          <w:p>
-            <w:pPr>
-              <w:spacing w:after="60"/>
-            </w:pPr>
-            <w:r>
-              <w:rPr>
-                <w:sz w:val="20"/>
-                <w:szCs w:val="20"/>
-              </w:rPr>
-              <w:t>Việc được gom theo cụm địa lý (không hiển thị rời rạc)</w:t>
+              <w:t>Ảnh tham chiếu (khung hình phát hiện lỗi từ SurveyFrame gần nhất)</w:t>
+            </w:r>
+          </w:p>
+          <w:p>
+            <w:pPr>
+              <w:spacing w:after="60"/>
+            </w:pPr>
+            <w:r>
+              <w:rPr>
+                <w:sz w:val="20"/>
+                <w:szCs w:val="20"/>
+              </w:rPr>
+              <w:t>Bản đồ nhỏ hiển thị vị trí Pole</w:t>
+            </w:r>
+          </w:p>
+          <w:p>
+            <w:pPr>
+              <w:spacing w:after="60"/>
+            </w:pPr>
+            <w:r>
+              <w:rPr>
+                <w:sz w:val="20"/>
+                <w:szCs w:val="20"/>
+              </w:rPr>
+              <w:lastRenderedPageBreak/>
+              <w:t>Thông tin Pole và Fixture: mã, loại, nguồn điện, ngày lắp (Pole và Fixture là hai thực thể riêng theo BE-09 — hiển thị cả hai, không gộp)</w:t>
+            </w:r>
+          </w:p>
+          <w:p>
+            <w:pPr>
+              <w:spacing w:after="60"/>
+            </w:pPr>
+            <w:r>
+              <w:rPr>
+                <w:sz w:val="20"/>
+                <w:szCs w:val="20"/>
+              </w:rPr>
+              <w:t>Loại sự cố (Fault, FaultType) &amp; mức ưu tiên</w:t>
+            </w:r>
+          </w:p>
+          <w:p>
+            <w:pPr>
+              <w:spacing w:after="60"/>
+            </w:pPr>
+            <w:r>
+              <w:rPr>
+                <w:sz w:val="20"/>
+                <w:szCs w:val="20"/>
+              </w:rPr>
+              <w:t>Nút "Điều hướng tới đây"</w:t>
+            </w:r>
+          </w:p>
+          <w:p>
+            <w:pPr>
+              <w:spacing w:after="60"/>
+            </w:pPr>
+            <w:r>
+              <w:rPr>
+                <w:sz w:val="20"/>
+                <w:szCs w:val="20"/>
+              </w:rPr>
+              <w:t>Lịch sử tình trạng của cột này (luminance, runtime theo thời gian)</w:t>
             </w:r>
           </w:p>
         </w:tc>
@@ -6487,6 +6440,7 @@
                 <w:sz w:val="20"/>
                 <w:szCs w:val="20"/>
               </w:rPr>
+              <w:lastRenderedPageBreak/>
               <w:t>Hành động</w:t>
             </w:r>
           </w:p>
@@ -6510,19 +6464,31 @@
                 <w:sz w:val="20"/>
                 <w:szCs w:val="20"/>
               </w:rPr>
-              <w:t>Mở chi tiết</w:t>
-            </w:r>
-          </w:p>
-          <w:p>
-            <w:pPr>
-              <w:spacing w:after="60"/>
-            </w:pPr>
-            <w:r>
-              <w:rPr>
-                <w:sz w:val="20"/>
-                <w:szCs w:val="20"/>
-              </w:rPr>
-              <w:t>Lọc theo trạng thái/ưu tiên</w:t>
+              <w:t>Mở điều hướng (bản đồ tích hợp hoặc ứng dụng bản đồ ngoài)</w:t>
+            </w:r>
+          </w:p>
+          <w:p>
+            <w:pPr>
+              <w:spacing w:after="60"/>
+            </w:pPr>
+            <w:r>
+              <w:rPr>
+                <w:sz w:val="20"/>
+                <w:szCs w:val="20"/>
+              </w:rPr>
+              <w:t>Xem lịch sử tình trạng cột</w:t>
+            </w:r>
+          </w:p>
+          <w:p>
+            <w:pPr>
+              <w:spacing w:after="60"/>
+            </w:pPr>
+            <w:r>
+              <w:rPr>
+                <w:sz w:val="20"/>
+                <w:szCs w:val="20"/>
+              </w:rPr>
+              <w:t>Bắt đầu xử lý (chuyển sang F10)</w:t>
             </w:r>
           </w:p>
         </w:tc>
@@ -6577,51 +6543,31 @@
                 <w:sz w:val="20"/>
                 <w:szCs w:val="20"/>
               </w:rPr>
-              <w:t>GET /api/v1/work-orders/assigned-to-me?status=&amp;priority</w:t>
-            </w:r>
-            <w:proofErr w:type="gramStart"/>
-            <w:r>
-              <w:rPr>
-                <w:sz w:val="20"/>
-                <w:szCs w:val="20"/>
-              </w:rPr>
-              <w:t>=  (</w:t>
-            </w:r>
-            <w:proofErr w:type="gramEnd"/>
-            <w:r>
-              <w:rPr>
-                <w:sz w:val="20"/>
-                <w:szCs w:val="20"/>
-              </w:rPr>
-              <w:t>đã cache khi online, gom theo địa lý ở BE-25)</w:t>
-            </w:r>
-          </w:p>
-          <w:p>
-            <w:pPr>
-              <w:spacing w:after="60"/>
-            </w:pPr>
-            <w:r>
-              <w:rPr>
-                <w:sz w:val="20"/>
-                <w:szCs w:val="20"/>
-              </w:rPr>
-              <w:t xml:space="preserve">Bảng: </w:t>
-            </w:r>
-            <w:proofErr w:type="gramStart"/>
-            <w:r>
-              <w:rPr>
-                <w:sz w:val="20"/>
-                <w:szCs w:val="20"/>
-              </w:rPr>
-              <w:t>workorders.work</w:t>
-            </w:r>
-            <w:proofErr w:type="gramEnd"/>
-            <w:r>
-              <w:rPr>
-                <w:sz w:val="20"/>
-                <w:szCs w:val="20"/>
-              </w:rPr>
-              <w:t>_order (BE-21: Entity WorkOrder, ExternalUnit + hạn SLA theo loại sự cố)</w:t>
+              <w:t>GET /api/v1/work-orders/{id}  (đã cache)</w:t>
+            </w:r>
+          </w:p>
+          <w:p>
+            <w:pPr>
+              <w:spacing w:after="60"/>
+            </w:pPr>
+            <w:r>
+              <w:rPr>
+                <w:sz w:val="20"/>
+                <w:szCs w:val="20"/>
+              </w:rPr>
+              <w:t>GET /api/v1/assets/poles/{id}/history  (BE-20 — trả về chuỗi luminance và runtime theo thời gian)</w:t>
+            </w:r>
+          </w:p>
+          <w:p>
+            <w:pPr>
+              <w:spacing w:after="60"/>
+            </w:pPr>
+            <w:r>
+              <w:rPr>
+                <w:sz w:val="20"/>
+                <w:szCs w:val="20"/>
+              </w:rPr>
+              <w:t xml:space="preserve">Bảng: workorders.work_order, assets.pole, assets.fixture, assets.fixture_condition_history</w:t>
             </w:r>
           </w:p>
         </w:tc>
@@ -6676,19 +6622,33 @@
                 <w:sz w:val="20"/>
                 <w:szCs w:val="20"/>
               </w:rPr>
-              <w:t>Thứ tự mặc định theo đúng điểm ưu tiên đã tính sẵn ở backend (CV-16 — chấm điểm ưu tiên đa tiêu chí) — không để người dùng tự sắp xếp lại thứ tự ưu tiên</w:t>
-            </w:r>
-          </w:p>
-          <w:p>
-            <w:pPr>
-              <w:spacing w:after="60"/>
-            </w:pPr>
-            <w:r>
-              <w:rPr>
-                <w:sz w:val="20"/>
-                <w:szCs w:val="20"/>
-              </w:rPr>
-              <w:t>Một lệnh có thể đang gán cho ExternalUnit (đơn vị bên ngoài) thay vì cá nhân — màn hình chỉ hiển thị lệnh gán đúng cho tài khoản/đội đang đăng nhập</w:t>
+              <w:t>Toàn bộ màn hình xem được offline nhờ dữ liệu đã pre-fetch lúc đăng nhập</w:t>
+            </w:r>
+          </w:p>
+          <w:p>
+            <w:pPr>
+              <w:spacing w:after="60"/>
+            </w:pPr>
+            <w:r>
+              <w:rPr>
+                <w:sz w:val="20"/>
+                <w:szCs w:val="20"/>
+              </w:rPr>
+              <w:t>Điều hướng dùng toạ độ đã lưu cục bộ nên khởi tạo được cả khi mất mạng</w:t>
+            </w:r>
+          </w:p>
+          <w:p>
+            <w:pPr>
+              <w:spacing w:after="60"/>
+            </w:pPr>
+            <w:r>
+              <w:rPr>
+                <w:i/>
+                <w:iCs/>
+                <w:sz w:val="20"/>
+                <w:szCs w:val="20"/>
+              </w:rPr>
+              <w:t>CẬP NHẬT 2026-09-25: màn này vẫn mô tả điều hướng tới 1 WorkOrder duy nhất — theo C6, đây có thể là điều hướng tới Inspection Task hoặc Repair Task tuỳ giai đoạn, tuỳ người được giao. Xem C6 trước khi code lại F09, chưa có tên bảng/field/endpoint chính thức cho 2 loại task này.</w:t>
             </w:r>
           </w:p>
         </w:tc>
@@ -6708,7 +6668,7 @@
           <w:sz w:val="23"/>
           <w:szCs w:val="23"/>
         </w:rPr>
-        <w:t xml:space="preserve">F09 · </w:t>
+        <w:t xml:space="preserve">F10 · </w:t>
       </w:r>
       <w:r>
         <w:rPr>
@@ -6718,7 +6678,7 @@
           <w:sz w:val="23"/>
           <w:szCs w:val="23"/>
         </w:rPr>
-        <w:t>Chi tiết lệnh sửa chữa &amp; điều hướng</w:t>
+        <w:t>Cập nhật tiến độ &amp; nghiệm thu</w:t>
       </w:r>
     </w:p>
     <w:p>
@@ -6744,7 +6704,7 @@
           <w:sz w:val="19"/>
           <w:szCs w:val="19"/>
         </w:rPr>
-        <w:t>FM-17 (W12–W13) — phụ thuộc FM-16, BE-20</w:t>
+        <w:t>FM-18 (W13) — phụ thuộc FM-17, BE-24</w:t>
       </w:r>
     </w:p>
     <w:tbl>
@@ -6818,7 +6778,7 @@
                 <w:sz w:val="20"/>
                 <w:szCs w:val="20"/>
               </w:rPr>
-              <w:t>Xem đầy đủ thông tin một lệnh sửa chữa và di chuyển chính xác tới vị trí cần xử lý.</w:t>
+              <w:t>Ghi nhận quá trình xử lý và đóng lệnh sửa chữa kèm bằng chứng hình ảnh.</w:t>
             </w:r>
           </w:p>
         </w:tc>
@@ -6928,68 +6888,43 @@
                 <w:sz w:val="20"/>
                 <w:szCs w:val="20"/>
               </w:rPr>
-              <w:t>Ảnh tham chiếu (khung hình phát hiện lỗi từ SurveyFrame gần nhất)</w:t>
-            </w:r>
-          </w:p>
-          <w:p>
-            <w:pPr>
-              <w:spacing w:after="60"/>
-            </w:pPr>
-            <w:r>
-              <w:rPr>
-                <w:sz w:val="20"/>
-                <w:szCs w:val="20"/>
-              </w:rPr>
-              <w:t>Bản đồ nhỏ hiển thị vị trí Pole</w:t>
-            </w:r>
-          </w:p>
-          <w:p>
-            <w:pPr>
-              <w:spacing w:after="60"/>
-            </w:pPr>
-            <w:r>
-              <w:rPr>
-                <w:sz w:val="20"/>
-                <w:szCs w:val="20"/>
-              </w:rPr>
-              <w:lastRenderedPageBreak/>
-              <w:t>Thông tin Pole và Fixture: mã, loại, nguồn điện, ngày lắp (Pole và Fixture là hai thực thể riêng theo BE-09 — hiển thị cả hai, không gộp)</w:t>
-            </w:r>
-          </w:p>
-          <w:p>
-            <w:pPr>
-              <w:spacing w:after="60"/>
-            </w:pPr>
-            <w:r>
-              <w:rPr>
-                <w:sz w:val="20"/>
-                <w:szCs w:val="20"/>
-              </w:rPr>
-              <w:t>Loại sự cố (Fault, FaultType) &amp; mức ưu tiên</w:t>
-            </w:r>
-          </w:p>
-          <w:p>
-            <w:pPr>
-              <w:spacing w:after="60"/>
-            </w:pPr>
-            <w:r>
-              <w:rPr>
-                <w:sz w:val="20"/>
-                <w:szCs w:val="20"/>
-              </w:rPr>
-              <w:t>Nút "Điều hướng tới đây"</w:t>
-            </w:r>
-          </w:p>
-          <w:p>
-            <w:pPr>
-              <w:spacing w:after="60"/>
-            </w:pPr>
-            <w:r>
-              <w:rPr>
-                <w:sz w:val="20"/>
-                <w:szCs w:val="20"/>
-              </w:rPr>
-              <w:t>Lịch sử tình trạng của cột này (luminance, runtime theo thời gian)</w:t>
+              <w:t>Chọn trạng thái mới: Đang xử lý / Hoàn thành</w:t>
+            </w:r>
+          </w:p>
+          <w:p>
+            <w:pPr>
+              <w:spacing w:after="60"/>
+            </w:pPr>
+            <w:r>
+              <w:rPr>
+                <w:sz w:val="20"/>
+                <w:szCs w:val="20"/>
+              </w:rPr>
+              <w:t>Khu vực chụp ảnh "trước" và "sau" — lưu vào RepairEvidence, tách biệt hoàn toàn khỏi SurveyFrame (đúng BE-11: hai luồng ảnh riêng)</w:t>
+            </w:r>
+          </w:p>
+          <w:p>
+            <w:pPr>
+              <w:spacing w:after="60"/>
+            </w:pPr>
+            <w:r>
+              <w:rPr>
+                <w:sz w:val="20"/>
+                <w:szCs w:val="20"/>
+              </w:rPr>
+              <w:t>Ô ghi chú kết quả xử lý (bắt buộc khi đóng lệnh)</w:t>
+            </w:r>
+          </w:p>
+          <w:p>
+            <w:pPr>
+              <w:spacing w:after="60"/>
+            </w:pPr>
+            <w:r>
+              <w:rPr>
+                <w:sz w:val="20"/>
+                <w:szCs w:val="20"/>
+              </w:rPr>
+              <w:t>Nút "Đóng lệnh" và "Chuyển cho người khác / đơn vị ngoài"</w:t>
             </w:r>
           </w:p>
         </w:tc>
@@ -7021,7 +6956,6 @@
                 <w:sz w:val="20"/>
                 <w:szCs w:val="20"/>
               </w:rPr>
-              <w:lastRenderedPageBreak/>
               <w:t>Hành động</w:t>
             </w:r>
           </w:p>
@@ -7045,31 +6979,43 @@
                 <w:sz w:val="20"/>
                 <w:szCs w:val="20"/>
               </w:rPr>
-              <w:t>Mở điều hướng (bản đồ tích hợp hoặc ứng dụng bản đồ ngoài)</w:t>
-            </w:r>
-          </w:p>
-          <w:p>
-            <w:pPr>
-              <w:spacing w:after="60"/>
-            </w:pPr>
-            <w:r>
-              <w:rPr>
-                <w:sz w:val="20"/>
-                <w:szCs w:val="20"/>
-              </w:rPr>
-              <w:t>Xem lịch sử tình trạng cột</w:t>
-            </w:r>
-          </w:p>
-          <w:p>
-            <w:pPr>
-              <w:spacing w:after="60"/>
-            </w:pPr>
-            <w:r>
-              <w:rPr>
-                <w:sz w:val="20"/>
-                <w:szCs w:val="20"/>
-              </w:rPr>
-              <w:t>Bắt đầu xử lý (chuyển sang F10)</w:t>
+              <w:t>Chụp ảnh trước/sau</w:t>
+            </w:r>
+          </w:p>
+          <w:p>
+            <w:pPr>
+              <w:spacing w:after="60"/>
+            </w:pPr>
+            <w:r>
+              <w:rPr>
+                <w:sz w:val="20"/>
+                <w:szCs w:val="20"/>
+              </w:rPr>
+              <w:t>Nhập ghi chú kết quả</w:t>
+            </w:r>
+          </w:p>
+          <w:p>
+            <w:pPr>
+              <w:spacing w:after="60"/>
+            </w:pPr>
+            <w:r>
+              <w:rPr>
+                <w:sz w:val="20"/>
+                <w:szCs w:val="20"/>
+              </w:rPr>
+              <w:t>Đóng lệnh sửa chữa</w:t>
+            </w:r>
+          </w:p>
+          <w:p>
+            <w:pPr>
+              <w:spacing w:after="60"/>
+            </w:pPr>
+            <w:r>
+              <w:rPr>
+                <w:sz w:val="20"/>
+                <w:szCs w:val="20"/>
+              </w:rPr>
+              <w:t>Chuyển lệnh nếu ngoài khả năng xử lý</w:t>
             </w:r>
           </w:p>
         </w:tc>
@@ -7124,79 +7070,31 @@
                 <w:sz w:val="20"/>
                 <w:szCs w:val="20"/>
               </w:rPr>
-              <w:t>GET /api/v1/work-orders/{</w:t>
-            </w:r>
-            <w:proofErr w:type="gramStart"/>
-            <w:r>
-              <w:rPr>
-                <w:sz w:val="20"/>
-                <w:szCs w:val="20"/>
-              </w:rPr>
-              <w:t>id}  (</w:t>
-            </w:r>
-            <w:proofErr w:type="gramEnd"/>
-            <w:r>
-              <w:rPr>
-                <w:sz w:val="20"/>
-                <w:szCs w:val="20"/>
-              </w:rPr>
-              <w:t>đã cache)</w:t>
-            </w:r>
-          </w:p>
-          <w:p>
-            <w:pPr>
-              <w:spacing w:after="60"/>
-            </w:pPr>
-            <w:r>
-              <w:rPr>
-                <w:sz w:val="20"/>
-                <w:szCs w:val="20"/>
-              </w:rPr>
-              <w:t>GET /api/v1/assets/poles/{id}/</w:t>
-            </w:r>
-            <w:proofErr w:type="gramStart"/>
-            <w:r>
-              <w:rPr>
-                <w:sz w:val="20"/>
-                <w:szCs w:val="20"/>
-              </w:rPr>
-              <w:t>history  (</w:t>
-            </w:r>
-            <w:proofErr w:type="gramEnd"/>
-            <w:r>
-              <w:rPr>
-                <w:sz w:val="20"/>
-                <w:szCs w:val="20"/>
-              </w:rPr>
-              <w:t>BE-20 — trả về chuỗi luminance và runtime theo thời gian)</w:t>
-            </w:r>
-          </w:p>
-          <w:p>
-            <w:pPr>
-              <w:spacing w:after="60"/>
-            </w:pPr>
-            <w:r>
-              <w:rPr>
-                <w:sz w:val="20"/>
-                <w:szCs w:val="20"/>
-              </w:rPr>
-              <w:t xml:space="preserve">Bảng: </w:t>
-            </w:r>
-            <w:proofErr w:type="gramStart"/>
-            <w:r>
-              <w:rPr>
-                <w:sz w:val="20"/>
-                <w:szCs w:val="20"/>
-              </w:rPr>
-              <w:t>workorders.work</w:t>
-            </w:r>
-            <w:proofErr w:type="gramEnd"/>
-            <w:r>
-              <w:rPr>
-                <w:sz w:val="20"/>
-                <w:szCs w:val="20"/>
-              </w:rPr>
-              <w:t>_order, assets.pole, assets.fixture, assets.fixture_condition_history</w:t>
+              <w:t>PATCH /api/v1/work-orders/{id}/status</w:t>
+            </w:r>
+          </w:p>
+          <w:p>
+            <w:pPr>
+              <w:spacing w:after="60"/>
+            </w:pPr>
+            <w:r>
+              <w:rPr>
+                <w:sz w:val="20"/>
+                <w:szCs w:val="20"/>
+              </w:rPr>
+              <w:t>POST /api/v1/work-orders/{id}/evidence  (multipart before/after → RepairEvidence)</w:t>
+            </w:r>
+          </w:p>
+          <w:p>
+            <w:pPr>
+              <w:spacing w:after="60"/>
+            </w:pPr>
+            <w:r>
+              <w:rPr>
+                <w:sz w:val="20"/>
+                <w:szCs w:val="20"/>
+              </w:rPr>
+              <w:t xml:space="preserve">Bảng: workorders.work_order, workorders.work_order_evidence, workorders.work_order_history (BE-21, BE-24)</w:t>
             </w:r>
           </w:p>
         </w:tc>
@@ -7251,24 +7149,64 @@
                 <w:sz w:val="20"/>
                 <w:szCs w:val="20"/>
               </w:rPr>
-              <w:t>Toàn bộ màn hình xem được offline nhờ dữ liệu đã pre-fetch lúc đăng nhập</w:t>
-            </w:r>
-          </w:p>
-          <w:p>
-            <w:pPr>
-              <w:spacing w:after="60"/>
-            </w:pPr>
-            <w:r>
-              <w:rPr>
-                <w:sz w:val="20"/>
-                <w:szCs w:val="20"/>
-              </w:rPr>
-              <w:t>Điều hướng dùng toạ độ đã lưu cục bộ nên khởi tạo được cả khi mất mạng</w:t>
+              <w:t>Toàn bộ thao tác này hoạt động offline — ảnh và trạng thái lưu cục bộ trước, đẩy vào hàng đợi đồng bộ</w:t>
+            </w:r>
+          </w:p>
+          <w:p>
+            <w:pPr>
+              <w:spacing w:after="60"/>
+            </w:pPr>
+            <w:r>
+              <w:rPr>
+                <w:sz w:val="20"/>
+                <w:szCs w:val="20"/>
+              </w:rPr>
+              <w:t>Không cho phép đóng lệnh nếu thiếu ảnh sau hoặc ghi chú kết quả</w:t>
+            </w:r>
+          </w:p>
+          <w:p>
+            <w:pPr>
+              <w:spacing w:after="60"/>
+            </w:pPr>
+            <w:r>
+              <w:rPr>
+                <w:sz w:val="20"/>
+                <w:szCs w:val="20"/>
+              </w:rPr>
+              <w:t>Đóng lệnh (khi đồng bộ thành công) kéo theo cập nhật trạng thái Fault &amp; tình trạng Fixture liên quan trên server, kèm ghi vết vào FaultHistory (BE-18)</w:t>
+            </w:r>
+          </w:p>
+          <w:p>
+            <w:pPr>
+              <w:spacing w:after="60"/>
+            </w:pPr>
+            <w:r>
+              <w:rPr>
+                <w:i/>
+                <w:iCs/>
+                <w:sz w:val="20"/>
+                <w:szCs w:val="20"/>
+              </w:rPr>
+              <w:t>CẬP NHẬT 2026-09-25: màn này vẫn mô tả đóng 1 WorkOrder liền mạch — theo C6, Inspection Task và Repair Task đóng riêng, mỗi giai đoạn qua cổng duyệt riêng của Manager (không phải Kỹ sư bảo trì xác nhận trực tiếp trên Web GIS như D1 mô tả). Việc tách ai_classified khỏi final_classified/override cũng áp dụng cho bước xác nhận trước khi đóng Inspection Task. Xem C6 trước khi code lại F10, chưa có tên bảng/field/endpoint chính thức.</w:t>
             </w:r>
           </w:p>
         </w:tc>
       </w:tr>
     </w:tbl>
+    <w:p>
+      <w:pPr>
+        <w:pStyle w:val="Heading2"/>
+        <w:spacing w:before="300" w:after="150"/>
+      </w:pPr>
+      <w:r>
+        <w:rPr>
+          <w:b/>
+          <w:bCs/>
+          <w:color w:val="1E3A5F"/>
+        </w:rPr>
+        <w:t>B4. Báo cáo bổ sung &amp; Bản đồ hiện trường</w:t>
+      </w:r>
+    </w:p>
     <w:p>
       <w:pPr>
         <w:pStyle w:val="Heading3"/>
@@ -7283,7 +7221,7 @@
           <w:sz w:val="23"/>
           <w:szCs w:val="23"/>
         </w:rPr>
-        <w:t xml:space="preserve">F10 · </w:t>
+        <w:t xml:space="preserve">F11 · </w:t>
       </w:r>
       <w:r>
         <w:rPr>
@@ -7293,7 +7231,7 @@
           <w:sz w:val="23"/>
           <w:szCs w:val="23"/>
         </w:rPr>
-        <w:t>Cập nhật tiến độ &amp; nghiệm thu</w:t>
+        <w:t>Báo cáo sự cố tại hiện trường</w:t>
       </w:r>
     </w:p>
     <w:p>
@@ -7308,6 +7246,7 @@
           <w:sz w:val="19"/>
           <w:szCs w:val="19"/>
         </w:rPr>
+        <w:lastRenderedPageBreak/>
         <w:t xml:space="preserve">Task list liên quan: </w:t>
       </w:r>
       <w:r>
@@ -7319,7 +7258,7 @@
           <w:sz w:val="19"/>
           <w:szCs w:val="19"/>
         </w:rPr>
-        <w:t>FM-18 (W13) — phụ thuộc FM-17, BE-24</w:t>
+        <w:t>FM-19 (W13–W14) — phụ thuộc FM-18</w:t>
       </w:r>
     </w:p>
     <w:tbl>
@@ -7393,7 +7332,7 @@
                 <w:sz w:val="20"/>
                 <w:szCs w:val="20"/>
               </w:rPr>
-              <w:t>Ghi nhận quá trình xử lý và đóng lệnh sửa chữa kèm bằng chứng hình ảnh.</w:t>
+              <w:t>Cho phép Tổ khảo sát/sửa chữa báo thêm một sự cố phát hiện được ngoài các lệnh đã giao.</w:t>
             </w:r>
           </w:p>
         </w:tc>
@@ -7503,43 +7442,43 @@
                 <w:sz w:val="20"/>
                 <w:szCs w:val="20"/>
               </w:rPr>
-              <w:t>Chọn trạng thái mới: Đang xử lý / Hoàn thành</w:t>
-            </w:r>
-          </w:p>
-          <w:p>
-            <w:pPr>
-              <w:spacing w:after="60"/>
-            </w:pPr>
-            <w:r>
-              <w:rPr>
-                <w:sz w:val="20"/>
-                <w:szCs w:val="20"/>
-              </w:rPr>
-              <w:t>Khu vực chụp ảnh "trước" và "sau" — lưu vào RepairEvidence, tách biệt hoàn toàn khỏi SurveyFrame (đúng BE-11: hai luồng ảnh riêng)</w:t>
-            </w:r>
-          </w:p>
-          <w:p>
-            <w:pPr>
-              <w:spacing w:after="60"/>
-            </w:pPr>
-            <w:r>
-              <w:rPr>
-                <w:sz w:val="20"/>
-                <w:szCs w:val="20"/>
-              </w:rPr>
-              <w:t>Ô ghi chú kết quả xử lý (bắt buộc khi đóng lệnh)</w:t>
-            </w:r>
-          </w:p>
-          <w:p>
-            <w:pPr>
-              <w:spacing w:after="60"/>
-            </w:pPr>
-            <w:r>
-              <w:rPr>
-                <w:sz w:val="20"/>
-                <w:szCs w:val="20"/>
-              </w:rPr>
-              <w:t>Nút "Đóng lệnh" và "Chuyển cho người khác / đơn vị ngoài"</w:t>
+              <w:t>Chọn vị trí: dùng GPS hiện tại hoặc ghim thủ công trên bản đồ</w:t>
+            </w:r>
+          </w:p>
+          <w:p>
+            <w:pPr>
+              <w:spacing w:after="60"/>
+            </w:pPr>
+            <w:r>
+              <w:rPr>
+                <w:sz w:val="20"/>
+                <w:szCs w:val="20"/>
+              </w:rPr>
+              <w:t>Chọn loại sự cố (FaultType)</w:t>
+            </w:r>
+          </w:p>
+          <w:p>
+            <w:pPr>
+              <w:spacing w:after="60"/>
+            </w:pPr>
+            <w:r>
+              <w:rPr>
+                <w:sz w:val="20"/>
+                <w:szCs w:val="20"/>
+              </w:rPr>
+              <w:t>Chụp ảnh</w:t>
+            </w:r>
+          </w:p>
+          <w:p>
+            <w:pPr>
+              <w:spacing w:after="60"/>
+            </w:pPr>
+            <w:r>
+              <w:rPr>
+                <w:sz w:val="20"/>
+                <w:szCs w:val="20"/>
+              </w:rPr>
+              <w:t>Ô mô tả ngắn</w:t>
             </w:r>
           </w:p>
         </w:tc>
@@ -7594,43 +7533,31 @@
                 <w:sz w:val="20"/>
                 <w:szCs w:val="20"/>
               </w:rPr>
-              <w:t>Chụp ảnh trước/sau</w:t>
-            </w:r>
-          </w:p>
-          <w:p>
-            <w:pPr>
-              <w:spacing w:after="60"/>
-            </w:pPr>
-            <w:r>
-              <w:rPr>
-                <w:sz w:val="20"/>
-                <w:szCs w:val="20"/>
-              </w:rPr>
-              <w:t>Nhập ghi chú kết quả</w:t>
-            </w:r>
-          </w:p>
-          <w:p>
-            <w:pPr>
-              <w:spacing w:after="60"/>
-            </w:pPr>
-            <w:r>
-              <w:rPr>
-                <w:sz w:val="20"/>
-                <w:szCs w:val="20"/>
-              </w:rPr>
-              <w:t>Đóng lệnh sửa chữa</w:t>
-            </w:r>
-          </w:p>
-          <w:p>
-            <w:pPr>
-              <w:spacing w:after="60"/>
-            </w:pPr>
-            <w:r>
-              <w:rPr>
-                <w:sz w:val="20"/>
-                <w:szCs w:val="20"/>
-              </w:rPr>
-              <w:t>Chuyển lệnh nếu ngoài khả năng xử lý</w:t>
+              <w:t>Chọn vị trí</w:t>
+            </w:r>
+          </w:p>
+          <w:p>
+            <w:pPr>
+              <w:spacing w:after="60"/>
+            </w:pPr>
+            <w:r>
+              <w:rPr>
+                <w:sz w:val="20"/>
+                <w:szCs w:val="20"/>
+              </w:rPr>
+              <w:t>Chụp ảnh</w:t>
+            </w:r>
+          </w:p>
+          <w:p>
+            <w:pPr>
+              <w:spacing w:after="60"/>
+            </w:pPr>
+            <w:r>
+              <w:rPr>
+                <w:sz w:val="20"/>
+                <w:szCs w:val="20"/>
+              </w:rPr>
+              <w:t>Gửi báo cáo (lưu cục bộ, đồng bộ sau)</w:t>
             </w:r>
           </w:p>
         </w:tc>
@@ -7685,63 +7612,19 @@
                 <w:sz w:val="20"/>
                 <w:szCs w:val="20"/>
               </w:rPr>
-              <w:t>PATCH /api/v1/work-orders/{id}/status</w:t>
-            </w:r>
-          </w:p>
-          <w:p>
-            <w:pPr>
-              <w:spacing w:after="60"/>
-            </w:pPr>
-            <w:r>
-              <w:rPr>
-                <w:sz w:val="20"/>
-                <w:szCs w:val="20"/>
-              </w:rPr>
-              <w:t>POST /api/v1/work-orders/{id}/</w:t>
-            </w:r>
-            <w:proofErr w:type="gramStart"/>
-            <w:r>
-              <w:rPr>
-                <w:sz w:val="20"/>
-                <w:szCs w:val="20"/>
-              </w:rPr>
-              <w:t>evidence  (</w:t>
-            </w:r>
-            <w:proofErr w:type="gramEnd"/>
-            <w:r>
-              <w:rPr>
-                <w:sz w:val="20"/>
-                <w:szCs w:val="20"/>
-              </w:rPr>
-              <w:t>multipart before/after → RepairEvidence)</w:t>
-            </w:r>
-          </w:p>
-          <w:p>
-            <w:pPr>
-              <w:spacing w:after="60"/>
-            </w:pPr>
-            <w:r>
-              <w:rPr>
-                <w:sz w:val="20"/>
-                <w:szCs w:val="20"/>
-              </w:rPr>
-              <w:t xml:space="preserve">Bảng: </w:t>
-            </w:r>
-            <w:proofErr w:type="gramStart"/>
-            <w:r>
-              <w:rPr>
-                <w:sz w:val="20"/>
-                <w:szCs w:val="20"/>
-              </w:rPr>
-              <w:t>workorders.work</w:t>
-            </w:r>
-            <w:proofErr w:type="gramEnd"/>
-            <w:r>
-              <w:rPr>
-                <w:sz w:val="20"/>
-                <w:szCs w:val="20"/>
-              </w:rPr>
-              <w:t>_order, workorders.work_order_evidence, workorders.work_order_history (BE-21, BE-24)</w:t>
+              <w:t>POST /api/v1/faults  (nguồn = field_report)</w:t>
+            </w:r>
+          </w:p>
+          <w:p>
+            <w:pPr>
+              <w:spacing w:after="60"/>
+            </w:pPr>
+            <w:r>
+              <w:rPr>
+                <w:sz w:val="20"/>
+                <w:szCs w:val="20"/>
+              </w:rPr>
+              <w:t xml:space="preserve">Bảng: faults.fault, faults.fault_type (BE-18 — Fault do engine sinh là mặc định; field_report là nguồn ngoại lệ duy nhất do người dùng tạo trực tiếp)</w:t>
             </w:r>
           </w:p>
         </w:tc>
@@ -7796,50 +7679,12 @@
                 <w:sz w:val="20"/>
                 <w:szCs w:val="20"/>
               </w:rPr>
-              <w:t>Toàn bộ thao tác này hoạt động offline — ảnh và trạng thái lưu cục bộ trước, đẩy vào hàng đợi đồng bộ</w:t>
-            </w:r>
-          </w:p>
-          <w:p>
-            <w:pPr>
-              <w:spacing w:after="60"/>
-            </w:pPr>
-            <w:r>
-              <w:rPr>
-                <w:sz w:val="20"/>
-                <w:szCs w:val="20"/>
-              </w:rPr>
-              <w:t>Không cho phép đóng lệnh nếu thiếu ảnh sau hoặc ghi chú kết quả</w:t>
-            </w:r>
-          </w:p>
-          <w:p>
-            <w:pPr>
-              <w:spacing w:after="60"/>
-            </w:pPr>
-            <w:r>
-              <w:rPr>
-                <w:sz w:val="20"/>
-                <w:szCs w:val="20"/>
-              </w:rPr>
-              <w:t>Đóng lệnh (khi đồng bộ thành công) kéo theo cập nhật trạng thái Fault &amp; tình trạng Fixture liên quan trên server, kèm ghi vết vào FaultHistory (BE-18)</w:t>
+              <w:t>Không bắt buộc phải gắn với một Pole đã có sẵn — cho phép báo cáo tại vị trí mới; backend chạy lại thuật toán gắn cột hoặc tạo Pole chờ Kỹ sư bảo trì xác nhận trên Web</w:t>
             </w:r>
           </w:p>
         </w:tc>
       </w:tr>
     </w:tbl>
-    <w:p>
-      <w:pPr>
-        <w:pStyle w:val="Heading2"/>
-        <w:spacing w:before="300" w:after="150"/>
-      </w:pPr>
-      <w:r>
-        <w:rPr>
-          <w:b/>
-          <w:bCs/>
-          <w:color w:val="1E3A5F"/>
-        </w:rPr>
-        <w:t>B4. Báo cáo bổ sung &amp; Bản đồ hiện trường</w:t>
-      </w:r>
-    </w:p>
     <w:p>
       <w:pPr>
         <w:pStyle w:val="Heading3"/>
@@ -7854,7 +7699,7 @@
           <w:sz w:val="23"/>
           <w:szCs w:val="23"/>
         </w:rPr>
-        <w:t xml:space="preserve">F11 · </w:t>
+        <w:t xml:space="preserve">F12 · </w:t>
       </w:r>
       <w:r>
         <w:rPr>
@@ -7864,7 +7709,7 @@
           <w:sz w:val="23"/>
           <w:szCs w:val="23"/>
         </w:rPr>
-        <w:t>Báo cáo sự cố tại hiện trường</w:t>
+        <w:t>Bản đồ hiện trường</w:t>
       </w:r>
     </w:p>
     <w:p>
@@ -7879,7 +7724,6 @@
           <w:sz w:val="19"/>
           <w:szCs w:val="19"/>
         </w:rPr>
-        <w:lastRenderedPageBreak/>
         <w:t xml:space="preserve">Task list liên quan: </w:t>
       </w:r>
       <w:r>
@@ -7891,7 +7735,7 @@
           <w:sz w:val="19"/>
           <w:szCs w:val="19"/>
         </w:rPr>
-        <w:t>FM-19 (W13–W14) — phụ thuộc FM-18</w:t>
+        <w:t>FM-06 Component bản đồ (W3–W4) · FM-15 Marker theo tình trạng đèn (W10)</w:t>
       </w:r>
     </w:p>
     <w:tbl>
@@ -7965,7 +7809,7 @@
                 <w:sz w:val="20"/>
                 <w:szCs w:val="20"/>
               </w:rPr>
-              <w:t>Cho phép Tổ khảo sát/sửa chữa báo thêm một sự cố phát hiện được ngoài các lệnh đã giao.</w:t>
+              <w:t>Xem trực quan Pole/Fixture, Fault và WorkOrder quanh khu vực đang đứng.</w:t>
             </w:r>
           </w:p>
         </w:tc>
@@ -8075,43 +7919,19 @@
                 <w:sz w:val="20"/>
                 <w:szCs w:val="20"/>
               </w:rPr>
-              <w:t>Chọn vị trí: dùng GPS hiện tại hoặc ghim thủ công trên bản đồ</w:t>
-            </w:r>
-          </w:p>
-          <w:p>
-            <w:pPr>
-              <w:spacing w:after="60"/>
-            </w:pPr>
-            <w:r>
-              <w:rPr>
-                <w:sz w:val="20"/>
-                <w:szCs w:val="20"/>
-              </w:rPr>
-              <w:t>Chọn loại sự cố (FaultType)</w:t>
-            </w:r>
-          </w:p>
-          <w:p>
-            <w:pPr>
-              <w:spacing w:after="60"/>
-            </w:pPr>
-            <w:r>
-              <w:rPr>
-                <w:sz w:val="20"/>
-                <w:szCs w:val="20"/>
-              </w:rPr>
-              <w:t>Chụp ảnh</w:t>
-            </w:r>
-          </w:p>
-          <w:p>
-            <w:pPr>
-              <w:spacing w:after="60"/>
-            </w:pPr>
-            <w:r>
-              <w:rPr>
-                <w:sz w:val="20"/>
-                <w:szCs w:val="20"/>
-              </w:rPr>
-              <w:t>Ô mô tả ngắn</w:t>
+              <w:t>Bản đồ với các lớp bật/tắt được: Fixture theo tình trạng (normal/dim/out), WorkOrder được giao, tuyến đã khảo sát (RoadSegment)</w:t>
+            </w:r>
+          </w:p>
+          <w:p>
+            <w:pPr>
+              <w:spacing w:after="60"/>
+            </w:pPr>
+            <w:r>
+              <w:rPr>
+                <w:sz w:val="20"/>
+                <w:szCs w:val="20"/>
+              </w:rPr>
+              <w:t>Nút định vị về vị trí hiện tại</w:t>
             </w:r>
           </w:p>
         </w:tc>
@@ -8166,31 +7986,31 @@
                 <w:sz w:val="20"/>
                 <w:szCs w:val="20"/>
               </w:rPr>
-              <w:t>Chọn vị trí</w:t>
-            </w:r>
-          </w:p>
-          <w:p>
-            <w:pPr>
-              <w:spacing w:after="60"/>
-            </w:pPr>
-            <w:r>
-              <w:rPr>
-                <w:sz w:val="20"/>
-                <w:szCs w:val="20"/>
-              </w:rPr>
-              <w:t>Chụp ảnh</w:t>
-            </w:r>
-          </w:p>
-          <w:p>
-            <w:pPr>
-              <w:spacing w:after="60"/>
-            </w:pPr>
-            <w:r>
-              <w:rPr>
-                <w:sz w:val="20"/>
-                <w:szCs w:val="20"/>
-              </w:rPr>
-              <w:t>Gửi báo cáo (lưu cục bộ, đồng bộ sau)</w:t>
+              <w:t>Bật/tắt lớp hiển thị</w:t>
+            </w:r>
+          </w:p>
+          <w:p>
+            <w:pPr>
+              <w:spacing w:after="60"/>
+            </w:pPr>
+            <w:r>
+              <w:rPr>
+                <w:sz w:val="20"/>
+                <w:szCs w:val="20"/>
+              </w:rPr>
+              <w:t>Chạm vào ghim để xem nhanh</w:t>
+            </w:r>
+          </w:p>
+          <w:p>
+            <w:pPr>
+              <w:spacing w:after="60"/>
+            </w:pPr>
+            <w:r>
+              <w:rPr>
+                <w:sz w:val="20"/>
+                <w:szCs w:val="20"/>
+              </w:rPr>
+              <w:t>Mở chi tiết</w:t>
             </w:r>
           </w:p>
         </w:tc>
@@ -8245,51 +8065,31 @@
                 <w:sz w:val="20"/>
                 <w:szCs w:val="20"/>
               </w:rPr>
-              <w:t>POST /api/v1/</w:t>
-            </w:r>
-            <w:proofErr w:type="gramStart"/>
-            <w:r>
-              <w:rPr>
-                <w:sz w:val="20"/>
-                <w:szCs w:val="20"/>
-              </w:rPr>
-              <w:t>faults  (</w:t>
-            </w:r>
-            <w:proofErr w:type="gramEnd"/>
-            <w:r>
-              <w:rPr>
-                <w:sz w:val="20"/>
-                <w:szCs w:val="20"/>
-              </w:rPr>
-              <w:t>nguồn = field_report)</w:t>
-            </w:r>
-          </w:p>
-          <w:p>
-            <w:pPr>
-              <w:spacing w:after="60"/>
-            </w:pPr>
-            <w:r>
-              <w:rPr>
-                <w:sz w:val="20"/>
-                <w:szCs w:val="20"/>
-              </w:rPr>
-              <w:t xml:space="preserve">Bảng: </w:t>
-            </w:r>
-            <w:proofErr w:type="gramStart"/>
-            <w:r>
-              <w:rPr>
-                <w:sz w:val="20"/>
-                <w:szCs w:val="20"/>
-              </w:rPr>
-              <w:t>faults.fault</w:t>
-            </w:r>
-            <w:proofErr w:type="gramEnd"/>
-            <w:r>
-              <w:rPr>
-                <w:sz w:val="20"/>
-                <w:szCs w:val="20"/>
-              </w:rPr>
-              <w:t>, faults.fault_type (BE-18 — Fault do engine sinh là mặc định; field_report là nguồn ngoại lệ duy nhất do người dùng tạo trực tiếp)</w:t>
+              <w:t>GET /api/v1/assets/poles?bbox=  (đã cache, BE-14)</w:t>
+            </w:r>
+          </w:p>
+          <w:p>
+            <w:pPr>
+              <w:spacing w:after="60"/>
+            </w:pPr>
+            <w:r>
+              <w:rPr>
+                <w:sz w:val="20"/>
+                <w:szCs w:val="20"/>
+              </w:rPr>
+              <w:t>GET /api/v1/work-orders/assigned-to-me  (đã cache)</w:t>
+            </w:r>
+          </w:p>
+          <w:p>
+            <w:pPr>
+              <w:spacing w:after="60"/>
+            </w:pPr>
+            <w:r>
+              <w:rPr>
+                <w:sz w:val="20"/>
+                <w:szCs w:val="20"/>
+              </w:rPr>
+              <w:t xml:space="preserve">Bảng: assets.pole, assets.fixture, workorders.work_order</w:t>
             </w:r>
           </w:p>
         </w:tc>
@@ -8344,12 +8144,38 @@
                 <w:sz w:val="20"/>
                 <w:szCs w:val="20"/>
               </w:rPr>
-              <w:t>Không bắt buộc phải gắn với một Pole đã có sẵn — cho phép báo cáo tại vị trí mới; backend chạy lại thuật toán gắn cột hoặc tạo Pole chờ Kỹ sư bảo trì xác nhận trên Web</w:t>
+              <w:t>Bản đồ nền (tile) phải cache được cho khu vực phụ trách để xem offline</w:t>
+            </w:r>
+          </w:p>
+          <w:p>
+            <w:pPr>
+              <w:spacing w:after="60"/>
+            </w:pPr>
+            <w:r>
+              <w:rPr>
+                <w:sz w:val="20"/>
+                <w:szCs w:val="20"/>
+              </w:rPr>
+              <w:t>Thư viện bản đồ và nguồn tile dùng chung với Web GIS (WP5) — chốt cùng lúc để tránh lệch định dạng dữ liệu không gian</w:t>
             </w:r>
           </w:p>
         </w:tc>
       </w:tr>
     </w:tbl>
+    <w:p>
+      <w:pPr>
+        <w:pStyle w:val="Heading2"/>
+        <w:spacing w:before="300" w:after="150"/>
+      </w:pPr>
+      <w:r>
+        <w:rPr>
+          <w:b/>
+          <w:bCs/>
+          <w:color w:val="1E3A5F"/>
+        </w:rPr>
+        <w:t>B5. Đồng bộ, Thông báo &amp; Cá nhân</w:t>
+      </w:r>
+    </w:p>
     <w:p>
       <w:pPr>
         <w:pStyle w:val="Heading3"/>
@@ -8364,7 +8190,7 @@
           <w:sz w:val="23"/>
           <w:szCs w:val="23"/>
         </w:rPr>
-        <w:t xml:space="preserve">F12 · </w:t>
+        <w:t xml:space="preserve">F13 · </w:t>
       </w:r>
       <w:r>
         <w:rPr>
@@ -8374,7 +8200,7 @@
           <w:sz w:val="23"/>
           <w:szCs w:val="23"/>
         </w:rPr>
-        <w:t>Bản đồ hiện trường</w:t>
+        <w:t>Hàng đợi đồng bộ</w:t>
       </w:r>
     </w:p>
     <w:p>
@@ -8400,7 +8226,7 @@
           <w:sz w:val="19"/>
           <w:szCs w:val="19"/>
         </w:rPr>
-        <w:t>FM-06 Component bản đồ (W3–W4) · FM-15 Marker theo tình trạng đèn (W10)</w:t>
+        <w:t>FM-20 (W14–W16) — nền tảng offline-first áp dụng cho toàn app</w:t>
       </w:r>
     </w:p>
     <w:tbl>
@@ -8474,7 +8300,7 @@
                 <w:sz w:val="20"/>
                 <w:szCs w:val="20"/>
               </w:rPr>
-              <w:t>Xem trực quan Pole/Fixture, Fault và WorkOrder quanh khu vực đang đứng.</w:t>
+              <w:t>Cho người dùng thấy rõ những gì đang chờ tải lên và trạng thái từng mục.</w:t>
             </w:r>
           </w:p>
         </w:tc>
@@ -8506,6 +8332,7 @@
                 <w:sz w:val="20"/>
                 <w:szCs w:val="20"/>
               </w:rPr>
+              <w:lastRenderedPageBreak/>
               <w:t>Người dùng</w:t>
             </w:r>
           </w:p>
@@ -8584,19 +8411,31 @@
                 <w:sz w:val="20"/>
                 <w:szCs w:val="20"/>
               </w:rPr>
-              <w:t>Bản đồ với các lớp bật/tắt được: Fixture theo tình trạng (normal/dim/out), WorkOrder được giao, tuyến đã khảo sát (RoadSegment)</w:t>
-            </w:r>
-          </w:p>
-          <w:p>
-            <w:pPr>
-              <w:spacing w:after="60"/>
-            </w:pPr>
-            <w:r>
-              <w:rPr>
-                <w:sz w:val="20"/>
-                <w:szCs w:val="20"/>
-              </w:rPr>
-              <w:t>Nút định vị về vị trí hiện tại</w:t>
+              <w:t>Danh sách mục chờ đồng bộ (đợt khảo sát, cập nhật lệnh sửa chữa, báo cáo sự cố) kèm trạng thái: Chờ mạng / Đang tải / Lỗi – thử lại</w:t>
+            </w:r>
+          </w:p>
+          <w:p>
+            <w:pPr>
+              <w:spacing w:after="60"/>
+            </w:pPr>
+            <w:r>
+              <w:rPr>
+                <w:sz w:val="20"/>
+                <w:szCs w:val="20"/>
+              </w:rPr>
+              <w:t>Tổng dung lượng cần tải</w:t>
+            </w:r>
+          </w:p>
+          <w:p>
+            <w:pPr>
+              <w:spacing w:after="60"/>
+            </w:pPr>
+            <w:r>
+              <w:rPr>
+                <w:sz w:val="20"/>
+                <w:szCs w:val="20"/>
+              </w:rPr>
+              <w:t>Nút "Đồng bộ ngay" khi có mạng</w:t>
             </w:r>
           </w:p>
         </w:tc>
@@ -8651,31 +8490,31 @@
                 <w:sz w:val="20"/>
                 <w:szCs w:val="20"/>
               </w:rPr>
-              <w:t>Bật/tắt lớp hiển thị</w:t>
-            </w:r>
-          </w:p>
-          <w:p>
-            <w:pPr>
-              <w:spacing w:after="60"/>
-            </w:pPr>
-            <w:r>
-              <w:rPr>
-                <w:sz w:val="20"/>
-                <w:szCs w:val="20"/>
-              </w:rPr>
-              <w:t>Chạm vào ghim để xem nhanh</w:t>
-            </w:r>
-          </w:p>
-          <w:p>
-            <w:pPr>
-              <w:spacing w:after="60"/>
-            </w:pPr>
-            <w:r>
-              <w:rPr>
-                <w:sz w:val="20"/>
-                <w:szCs w:val="20"/>
-              </w:rPr>
-              <w:t>Mở chi tiết</w:t>
+              <w:t>Xem chi tiết một mục</w:t>
+            </w:r>
+          </w:p>
+          <w:p>
+            <w:pPr>
+              <w:spacing w:after="60"/>
+            </w:pPr>
+            <w:r>
+              <w:rPr>
+                <w:sz w:val="20"/>
+                <w:szCs w:val="20"/>
+              </w:rPr>
+              <w:t>Thử lại mục bị lỗi</w:t>
+            </w:r>
+          </w:p>
+          <w:p>
+            <w:pPr>
+              <w:spacing w:after="60"/>
+            </w:pPr>
+            <w:r>
+              <w:rPr>
+                <w:sz w:val="20"/>
+                <w:szCs w:val="20"/>
+              </w:rPr>
+              <w:t>Đồng bộ toàn bộ</w:t>
             </w:r>
           </w:p>
         </w:tc>
@@ -8730,79 +8569,19 @@
                 <w:sz w:val="20"/>
                 <w:szCs w:val="20"/>
               </w:rPr>
-              <w:t>GET /api/v1/assets/poles?bbox</w:t>
-            </w:r>
-            <w:proofErr w:type="gramStart"/>
-            <w:r>
-              <w:rPr>
-                <w:sz w:val="20"/>
-                <w:szCs w:val="20"/>
-              </w:rPr>
-              <w:t>=  (</w:t>
-            </w:r>
-            <w:proofErr w:type="gramEnd"/>
-            <w:r>
-              <w:rPr>
-                <w:sz w:val="20"/>
-                <w:szCs w:val="20"/>
-              </w:rPr>
-              <w:t>đã cache, BE-14)</w:t>
-            </w:r>
-          </w:p>
-          <w:p>
-            <w:pPr>
-              <w:spacing w:after="60"/>
-            </w:pPr>
-            <w:r>
-              <w:rPr>
-                <w:sz w:val="20"/>
-                <w:szCs w:val="20"/>
-              </w:rPr>
-              <w:t>GET /api/v1/work-orders/assigned-to-</w:t>
-            </w:r>
-            <w:proofErr w:type="gramStart"/>
-            <w:r>
-              <w:rPr>
-                <w:sz w:val="20"/>
-                <w:szCs w:val="20"/>
-              </w:rPr>
-              <w:t>me  (</w:t>
-            </w:r>
-            <w:proofErr w:type="gramEnd"/>
-            <w:r>
-              <w:rPr>
-                <w:sz w:val="20"/>
-                <w:szCs w:val="20"/>
-              </w:rPr>
-              <w:t>đã cache)</w:t>
-            </w:r>
-          </w:p>
-          <w:p>
-            <w:pPr>
-              <w:spacing w:after="60"/>
-            </w:pPr>
-            <w:r>
-              <w:rPr>
-                <w:sz w:val="20"/>
-                <w:szCs w:val="20"/>
-              </w:rPr>
-              <w:t xml:space="preserve">Bảng: </w:t>
-            </w:r>
-            <w:proofErr w:type="gramStart"/>
-            <w:r>
-              <w:rPr>
-                <w:sz w:val="20"/>
-                <w:szCs w:val="20"/>
-              </w:rPr>
-              <w:t>assets.pole</w:t>
-            </w:r>
-            <w:proofErr w:type="gramEnd"/>
-            <w:r>
-              <w:rPr>
-                <w:sz w:val="20"/>
-                <w:szCs w:val="20"/>
-              </w:rPr>
-              <w:t>, assets.fixture, workorders.work_order</w:t>
+              <w:t>Ứng dụng tự gọi lại endpoint tương ứng của từng loại dữ liệu khi đồng bộ</w:t>
+            </w:r>
+          </w:p>
+          <w:p>
+            <w:pPr>
+              <w:spacing w:after="60"/>
+            </w:pPr>
+            <w:r>
+              <w:rPr>
+                <w:sz w:val="20"/>
+                <w:szCs w:val="20"/>
+              </w:rPr>
+              <w:t>Bảng cục bộ: sync_queue</w:t>
             </w:r>
           </w:p>
         </w:tc>
@@ -8857,38 +8636,38 @@
                 <w:sz w:val="20"/>
                 <w:szCs w:val="20"/>
               </w:rPr>
-              <w:t>Bản đồ nền (tile) phải cache được cho khu vực phụ trách để xem offline</w:t>
-            </w:r>
-          </w:p>
-          <w:p>
-            <w:pPr>
-              <w:spacing w:after="60"/>
-            </w:pPr>
-            <w:r>
-              <w:rPr>
-                <w:sz w:val="20"/>
-                <w:szCs w:val="20"/>
-              </w:rPr>
-              <w:t>Thư viện bản đồ và nguồn tile dùng chung với Web GIS (WP5) — chốt cùng lúc để tránh lệch định dạng dữ liệu không gian</w:t>
+              <w:t>Khi đồng bộ lỗi do xung đột, KHÔNG tự động ghi đè — hiển thị rõ xung đột và để Kỹ sư bảo trì xử lý qua Web nếu cần</w:t>
+            </w:r>
+          </w:p>
+          <w:p>
+            <w:pPr>
+              <w:spacing w:after="60"/>
+            </w:pPr>
+            <w:r>
+              <w:rPr>
+                <w:sz w:val="20"/>
+                <w:szCs w:val="20"/>
+              </w:rPr>
+              <w:t>Thứ tự xử lý hàng đợi ưu tiên báo cáo sự cố khẩn trước, ảnh khảo sát dung lượng lớn sau</w:t>
+            </w:r>
+          </w:p>
+          <w:p>
+            <w:pPr>
+              <w:spacing w:after="60"/>
+            </w:pPr>
+            <w:r>
+              <w:rPr>
+                <w:i/>
+                <w:iCs/>
+                <w:sz w:val="20"/>
+                <w:szCs w:val="20"/>
+              </w:rPr>
+              <w:t xml:space="preserve">CẬP NHẬT (2026-09-25 / 2026-09-27): danh sách mục chờ đồng bộ ở trên chưa có các loại mục mới theo C6/C7: gói dữ liệu phiên khảo sát (1 file video + 1 file log GPS/heading/lux), kết quả Field Engineer sửa phân loại AI (override kèm lý do), báo cáo kiểm tra (Inspection Task) và bằng chứng sửa chữa (Repair Task). Gói video là mục dung lượng lớn nhất — cần hiển thị tiến độ theo byte và tuân theo cài đặt chỉ tải qua Wifi ở F06. Chưa có tên loại thực thể/endpoint chính thức — xem C6/C7.</w:t>
             </w:r>
           </w:p>
         </w:tc>
       </w:tr>
     </w:tbl>
-    <w:p>
-      <w:pPr>
-        <w:pStyle w:val="Heading2"/>
-        <w:spacing w:before="300" w:after="150"/>
-      </w:pPr>
-      <w:r>
-        <w:rPr>
-          <w:b/>
-          <w:bCs/>
-          <w:color w:val="1E3A5F"/>
-        </w:rPr>
-        <w:t>B5. Đồng bộ, Thông báo &amp; Cá nhân</w:t>
-      </w:r>
-    </w:p>
     <w:p>
       <w:pPr>
         <w:pStyle w:val="Heading3"/>
@@ -8903,7 +8682,7 @@
           <w:sz w:val="23"/>
           <w:szCs w:val="23"/>
         </w:rPr>
-        <w:t xml:space="preserve">F13 · </w:t>
+        <w:t xml:space="preserve">F14 · </w:t>
       </w:r>
       <w:r>
         <w:rPr>
@@ -8913,7 +8692,30 @@
           <w:sz w:val="23"/>
           <w:szCs w:val="23"/>
         </w:rPr>
-        <w:t>Hàng đợi đồng bộ</w:t>
+        <w:t>Thông báo</w:t>
+      </w:r>
+    </w:p>
+    <w:p>
+      <w:pPr>
+        <w:spacing w:after="140"/>
+      </w:pPr>
+      <w:r>
+        <w:rPr>
+          <w:b/>
+          <w:bCs/>
+          <w:color w:val="9B2C2C"/>
+          <w:sz w:val="19"/>
+          <w:szCs w:val="19"/>
+        </w:rPr>
+        <w:t xml:space="preserve">MÀN HÌNH MỚI — chưa có trong bản 1.0. </w:t>
+      </w:r>
+      <w:r>
+        <w:rPr>
+          <w:color w:val="555555"/>
+          <w:sz w:val="19"/>
+          <w:szCs w:val="19"/>
+        </w:rPr>
+        <w:t>Bổ sung theo task FM-21; module Notification đã được backend xây riêng ở BE-27.</w:t>
       </w:r>
     </w:p>
     <w:p>
@@ -8939,7 +8741,7 @@
           <w:sz w:val="19"/>
           <w:szCs w:val="19"/>
         </w:rPr>
-        <w:t>FM-20 (W14–W16) — nền tảng offline-first áp dụng cho toàn app</w:t>
+        <w:t>FM-21 (W16) — phụ thuộc BE-27 (Module Notification)</w:t>
       </w:r>
     </w:p>
     <w:tbl>
@@ -9013,7 +8815,7 @@
                 <w:sz w:val="20"/>
                 <w:szCs w:val="20"/>
               </w:rPr>
-              <w:t>Cho người dùng thấy rõ những gì đang chờ tải lên và trạng thái từng mục.</w:t>
+              <w:t>Cho Tổ khảo sát/sửa chữa biết ngay khi có lệnh sửa chữa mới được gán hoặc lệnh bị đổi trạng thái (ví dụ chuyển thành khẩn), đúng theo cơ chế Notification trong ứng dụng mà BE-27 đã xây.</w:t>
             </w:r>
           </w:p>
         </w:tc>
@@ -9045,7 +8847,6 @@
                 <w:sz w:val="20"/>
                 <w:szCs w:val="20"/>
               </w:rPr>
-              <w:lastRenderedPageBreak/>
               <w:t>Người dùng</w:t>
             </w:r>
           </w:p>
@@ -9124,31 +8925,31 @@
                 <w:sz w:val="20"/>
                 <w:szCs w:val="20"/>
               </w:rPr>
-              <w:t>Danh sách mục chờ đồng bộ (đợt khảo sát, số đo lux, cập nhật lệnh sửa chữa, báo cáo sự cố) kèm trạng thái: Chờ mạng / Đang tải / Lỗi – thử lại</w:t>
-            </w:r>
-          </w:p>
-          <w:p>
-            <w:pPr>
-              <w:spacing w:after="60"/>
-            </w:pPr>
-            <w:r>
-              <w:rPr>
-                <w:sz w:val="20"/>
-                <w:szCs w:val="20"/>
-              </w:rPr>
-              <w:t>Tổng dung lượng cần tải</w:t>
-            </w:r>
-          </w:p>
-          <w:p>
-            <w:pPr>
-              <w:spacing w:after="60"/>
-            </w:pPr>
-            <w:r>
-              <w:rPr>
-                <w:sz w:val="20"/>
-                <w:szCs w:val="20"/>
-              </w:rPr>
-              <w:t>Nút "Đồng bộ ngay" khi có mạng</w:t>
+              <w:t>Danh sách thông báo theo thời gian, đã đọc/chưa đọc phân biệt bằng chấm màu</w:t>
+            </w:r>
+          </w:p>
+          <w:p>
+            <w:pPr>
+              <w:spacing w:after="60"/>
+            </w:pPr>
+            <w:r>
+              <w:rPr>
+                <w:sz w:val="20"/>
+                <w:szCs w:val="20"/>
+              </w:rPr>
+              <w:t>Chạm vào một thông báo mở thẳng tới lệnh sửa chữa hoặc màn hình liên quan</w:t>
+            </w:r>
+          </w:p>
+          <w:p>
+            <w:pPr>
+              <w:spacing w:after="60"/>
+            </w:pPr>
+            <w:r>
+              <w:rPr>
+                <w:sz w:val="20"/>
+                <w:szCs w:val="20"/>
+              </w:rPr>
+              <w:t>Badge số lượng chưa đọc trên thanh trên cùng (đúng nguyên tắc "luôn hiển thị trạng thái" ở A4)</w:t>
             </w:r>
           </w:p>
         </w:tc>
@@ -9203,31 +9004,31 @@
                 <w:sz w:val="20"/>
                 <w:szCs w:val="20"/>
               </w:rPr>
-              <w:t>Xem chi tiết một mục</w:t>
-            </w:r>
-          </w:p>
-          <w:p>
-            <w:pPr>
-              <w:spacing w:after="60"/>
-            </w:pPr>
-            <w:r>
-              <w:rPr>
-                <w:sz w:val="20"/>
-                <w:szCs w:val="20"/>
-              </w:rPr>
-              <w:t>Thử lại mục bị lỗi</w:t>
-            </w:r>
-          </w:p>
-          <w:p>
-            <w:pPr>
-              <w:spacing w:after="60"/>
-            </w:pPr>
-            <w:r>
-              <w:rPr>
-                <w:sz w:val="20"/>
-                <w:szCs w:val="20"/>
-              </w:rPr>
-              <w:t>Đồng bộ toàn bộ</w:t>
+              <w:t>Xem danh sách thông báo</w:t>
+            </w:r>
+          </w:p>
+          <w:p>
+            <w:pPr>
+              <w:spacing w:after="60"/>
+            </w:pPr>
+            <w:r>
+              <w:rPr>
+                <w:sz w:val="20"/>
+                <w:szCs w:val="20"/>
+              </w:rPr>
+              <w:t>Đánh dấu đã đọc</w:t>
+            </w:r>
+          </w:p>
+          <w:p>
+            <w:pPr>
+              <w:spacing w:after="60"/>
+            </w:pPr>
+            <w:r>
+              <w:rPr>
+                <w:sz w:val="20"/>
+                <w:szCs w:val="20"/>
+              </w:rPr>
+              <w:t>Mở màn hình liên quan từ thông báo</w:t>
             </w:r>
           </w:p>
         </w:tc>
@@ -9282,19 +9083,31 @@
                 <w:sz w:val="20"/>
                 <w:szCs w:val="20"/>
               </w:rPr>
-              <w:t>Ứng dụng tự gọi lại endpoint tương ứng của từng loại dữ liệu khi đồng bộ</w:t>
-            </w:r>
-          </w:p>
-          <w:p>
-            <w:pPr>
-              <w:spacing w:after="60"/>
-            </w:pPr>
-            <w:r>
-              <w:rPr>
-                <w:sz w:val="20"/>
-                <w:szCs w:val="20"/>
-              </w:rPr>
-              <w:t>Bảng cục bộ: sync_queue</w:t>
+              <w:t>GET /api/v1/notifications</w:t>
+            </w:r>
+          </w:p>
+          <w:p>
+            <w:pPr>
+              <w:spacing w:after="60"/>
+            </w:pPr>
+            <w:r>
+              <w:rPr>
+                <w:sz w:val="20"/>
+                <w:szCs w:val="20"/>
+              </w:rPr>
+              <w:t>PATCH /api/v1/notifications/{id}/read</w:t>
+            </w:r>
+          </w:p>
+          <w:p>
+            <w:pPr>
+              <w:spacing w:after="60"/>
+            </w:pPr>
+            <w:r>
+              <w:rPr>
+                <w:sz w:val="20"/>
+                <w:szCs w:val="20"/>
+              </w:rPr>
+              <w:t xml:space="preserve">Bảng: notification.notification (BE-27 — chưa có tên bảng chi tiết trong sheet Backend, cần xác nhận cùng WP2)</w:t>
             </w:r>
           </w:p>
         </w:tc>
@@ -9349,534 +9162,6 @@
                 <w:sz w:val="20"/>
                 <w:szCs w:val="20"/>
               </w:rPr>
-              <w:t>Khi đồng bộ lỗi do xung đột, KHÔNG tự động ghi đè — hiển thị rõ xung đột và để Kỹ sư bảo trì xử lý qua Web nếu cần</w:t>
-            </w:r>
-          </w:p>
-          <w:p>
-            <w:pPr>
-              <w:spacing w:after="60"/>
-            </w:pPr>
-            <w:r>
-              <w:rPr>
-                <w:sz w:val="20"/>
-                <w:szCs w:val="20"/>
-              </w:rPr>
-              <w:t>Thứ tự xử lý hàng đợi ưu tiên báo cáo sự cố khẩn trước, ảnh khảo sát dung lượng lớn sau</w:t>
-            </w:r>
-          </w:p>
-        </w:tc>
-      </w:tr>
-    </w:tbl>
-    <w:p>
-      <w:pPr>
-        <w:pStyle w:val="Heading3"/>
-        <w:spacing w:before="260" w:after="100"/>
-      </w:pPr>
-      <w:r>
-        <w:rPr>
-          <w:rFonts w:ascii="Consolas" w:eastAsia="Consolas" w:hAnsi="Consolas" w:cs="Consolas"/>
-          <w:b/>
-          <w:bCs/>
-          <w:color w:val="1E6B5C"/>
-          <w:sz w:val="23"/>
-          <w:szCs w:val="23"/>
-        </w:rPr>
-        <w:t xml:space="preserve">F14 · </w:t>
-      </w:r>
-      <w:r>
-        <w:rPr>
-          <w:b/>
-          <w:bCs/>
-          <w:color w:val="1E3A5F"/>
-          <w:sz w:val="23"/>
-          <w:szCs w:val="23"/>
-        </w:rPr>
-        <w:t>Thông báo</w:t>
-      </w:r>
-    </w:p>
-    <w:p>
-      <w:pPr>
-        <w:spacing w:after="140"/>
-      </w:pPr>
-      <w:r>
-        <w:rPr>
-          <w:b/>
-          <w:bCs/>
-          <w:color w:val="9B2C2C"/>
-          <w:sz w:val="19"/>
-          <w:szCs w:val="19"/>
-        </w:rPr>
-        <w:t xml:space="preserve">MÀN HÌNH MỚI — chưa có trong bản 1.0. </w:t>
-      </w:r>
-      <w:r>
-        <w:rPr>
-          <w:color w:val="555555"/>
-          <w:sz w:val="19"/>
-          <w:szCs w:val="19"/>
-        </w:rPr>
-        <w:t>Bổ sung theo task FM-21; module Notification đã được backend xây riêng ở BE-27.</w:t>
-      </w:r>
-    </w:p>
-    <w:p>
-      <w:pPr>
-        <w:spacing w:after="140"/>
-      </w:pPr>
-      <w:r>
-        <w:rPr>
-          <w:i/>
-          <w:iCs/>
-          <w:color w:val="555555"/>
-          <w:sz w:val="19"/>
-          <w:szCs w:val="19"/>
-        </w:rPr>
-        <w:t xml:space="preserve">Task list liên quan: </w:t>
-      </w:r>
-      <w:r>
-        <w:rPr>
-          <w:rFonts w:ascii="Consolas" w:eastAsia="Consolas" w:hAnsi="Consolas" w:cs="Consolas"/>
-          <w:i/>
-          <w:iCs/>
-          <w:color w:val="8A5A00"/>
-          <w:sz w:val="19"/>
-          <w:szCs w:val="19"/>
-        </w:rPr>
-        <w:t>FM-21 (W16) — phụ thuộc BE-27 (Module Notification)</w:t>
-      </w:r>
-    </w:p>
-    <w:tbl>
-      <w:tblPr>
-        <w:tblW w:w="9500" w:type="dxa"/>
-        <w:tblBorders>
-          <w:top w:val="single" w:sz="4" w:space="0" w:color="CCCCCC"/>
-          <w:left w:val="single" w:sz="4" w:space="0" w:color="CCCCCC"/>
-          <w:bottom w:val="single" w:sz="4" w:space="0" w:color="CCCCCC"/>
-          <w:right w:val="single" w:sz="4" w:space="0" w:color="CCCCCC"/>
-          <w:insideH w:val="single" w:sz="4" w:space="0" w:color="CCCCCC"/>
-          <w:insideV w:val="single" w:sz="4" w:space="0" w:color="CCCCCC"/>
-        </w:tblBorders>
-        <w:tblCellMar>
-          <w:left w:w="10" w:type="dxa"/>
-          <w:right w:w="10" w:type="dxa"/>
-        </w:tblCellMar>
-        <w:tblLook w:val="04A0" w:firstRow="1" w:lastRow="0" w:firstColumn="1" w:lastColumn="0" w:noHBand="0" w:noVBand="1"/>
-      </w:tblPr>
-      <w:tblGrid>
-        <w:gridCol w:w="2200"/>
-        <w:gridCol w:w="7300"/>
-      </w:tblGrid>
-      <w:tr>
-        <w:tblPrEx>
-          <w:tblCellMar>
-            <w:top w:w="0" w:type="dxa"/>
-            <w:bottom w:w="0" w:type="dxa"/>
-          </w:tblCellMar>
-        </w:tblPrEx>
-        <w:tc>
-          <w:tcPr>
-            <w:tcW w:w="2200" w:type="dxa"/>
-            <w:shd w:val="clear" w:color="auto" w:fill="EAF1F8"/>
-            <w:tcMar>
-              <w:top w:w="100" w:type="dxa"/>
-              <w:left w:w="100" w:type="dxa"/>
-              <w:bottom w:w="100" w:type="dxa"/>
-              <w:right w:w="100" w:type="dxa"/>
-            </w:tcMar>
-          </w:tcPr>
-          <w:p>
-            <w:r>
-              <w:rPr>
-                <w:b/>
-                <w:bCs/>
-                <w:color w:val="1E3A5F"/>
-                <w:sz w:val="20"/>
-                <w:szCs w:val="20"/>
-              </w:rPr>
-              <w:t>Mục đích</w:t>
-            </w:r>
-          </w:p>
-        </w:tc>
-        <w:tc>
-          <w:tcPr>
-            <w:tcW w:w="7300" w:type="dxa"/>
-            <w:tcMar>
-              <w:top w:w="100" w:type="dxa"/>
-              <w:left w:w="100" w:type="dxa"/>
-              <w:bottom w:w="100" w:type="dxa"/>
-              <w:right w:w="100" w:type="dxa"/>
-            </w:tcMar>
-          </w:tcPr>
-          <w:p>
-            <w:pPr>
-              <w:spacing w:after="60"/>
-            </w:pPr>
-            <w:r>
-              <w:rPr>
-                <w:sz w:val="20"/>
-                <w:szCs w:val="20"/>
-              </w:rPr>
-              <w:t>Cho Tổ khảo sát/sửa chữa biết ngay khi có lệnh sửa chữa mới được gán hoặc lệnh bị đổi trạng thái (ví dụ chuyển thành khẩn), đúng theo cơ chế Notification trong ứng dụng mà BE-27 đã xây.</w:t>
-            </w:r>
-          </w:p>
-        </w:tc>
-      </w:tr>
-      <w:tr>
-        <w:tblPrEx>
-          <w:tblCellMar>
-            <w:top w:w="0" w:type="dxa"/>
-            <w:bottom w:w="0" w:type="dxa"/>
-          </w:tblCellMar>
-        </w:tblPrEx>
-        <w:tc>
-          <w:tcPr>
-            <w:tcW w:w="2200" w:type="dxa"/>
-            <w:shd w:val="clear" w:color="auto" w:fill="EAF1F8"/>
-            <w:tcMar>
-              <w:top w:w="100" w:type="dxa"/>
-              <w:left w:w="100" w:type="dxa"/>
-              <w:bottom w:w="100" w:type="dxa"/>
-              <w:right w:w="100" w:type="dxa"/>
-            </w:tcMar>
-          </w:tcPr>
-          <w:p>
-            <w:r>
-              <w:rPr>
-                <w:b/>
-                <w:bCs/>
-                <w:color w:val="1E3A5F"/>
-                <w:sz w:val="20"/>
-                <w:szCs w:val="20"/>
-              </w:rPr>
-              <w:t>Người dùng</w:t>
-            </w:r>
-          </w:p>
-        </w:tc>
-        <w:tc>
-          <w:tcPr>
-            <w:tcW w:w="7300" w:type="dxa"/>
-            <w:tcMar>
-              <w:top w:w="100" w:type="dxa"/>
-              <w:left w:w="100" w:type="dxa"/>
-              <w:bottom w:w="100" w:type="dxa"/>
-              <w:right w:w="100" w:type="dxa"/>
-            </w:tcMar>
-          </w:tcPr>
-          <w:p>
-            <w:pPr>
-              <w:spacing w:after="60"/>
-            </w:pPr>
-            <w:r>
-              <w:rPr>
-                <w:sz w:val="20"/>
-                <w:szCs w:val="20"/>
-              </w:rPr>
-              <w:t>Tổ khảo sát/sửa chữa.</w:t>
-            </w:r>
-          </w:p>
-        </w:tc>
-      </w:tr>
-      <w:tr>
-        <w:tblPrEx>
-          <w:tblCellMar>
-            <w:top w:w="0" w:type="dxa"/>
-            <w:bottom w:w="0" w:type="dxa"/>
-          </w:tblCellMar>
-        </w:tblPrEx>
-        <w:tc>
-          <w:tcPr>
-            <w:tcW w:w="2200" w:type="dxa"/>
-            <w:shd w:val="clear" w:color="auto" w:fill="EAF1F8"/>
-            <w:tcMar>
-              <w:top w:w="100" w:type="dxa"/>
-              <w:left w:w="100" w:type="dxa"/>
-              <w:bottom w:w="100" w:type="dxa"/>
-              <w:right w:w="100" w:type="dxa"/>
-            </w:tcMar>
-          </w:tcPr>
-          <w:p>
-            <w:r>
-              <w:rPr>
-                <w:b/>
-                <w:bCs/>
-                <w:color w:val="1E3A5F"/>
-                <w:sz w:val="20"/>
-                <w:szCs w:val="20"/>
-              </w:rPr>
-              <w:t>Thành phần giao diện</w:t>
-            </w:r>
-          </w:p>
-        </w:tc>
-        <w:tc>
-          <w:tcPr>
-            <w:tcW w:w="7300" w:type="dxa"/>
-            <w:tcMar>
-              <w:top w:w="100" w:type="dxa"/>
-              <w:left w:w="100" w:type="dxa"/>
-              <w:bottom w:w="100" w:type="dxa"/>
-              <w:right w:w="100" w:type="dxa"/>
-            </w:tcMar>
-          </w:tcPr>
-          <w:p>
-            <w:pPr>
-              <w:spacing w:after="60"/>
-            </w:pPr>
-            <w:r>
-              <w:rPr>
-                <w:sz w:val="20"/>
-                <w:szCs w:val="20"/>
-              </w:rPr>
-              <w:t>Danh sách thông báo theo thời gian, đã đọc/chưa đọc phân biệt bằng chấm màu</w:t>
-            </w:r>
-          </w:p>
-          <w:p>
-            <w:pPr>
-              <w:spacing w:after="60"/>
-            </w:pPr>
-            <w:r>
-              <w:rPr>
-                <w:sz w:val="20"/>
-                <w:szCs w:val="20"/>
-              </w:rPr>
-              <w:t>Chạm vào một thông báo mở thẳng tới lệnh sửa chữa hoặc màn hình liên quan</w:t>
-            </w:r>
-          </w:p>
-          <w:p>
-            <w:pPr>
-              <w:spacing w:after="60"/>
-            </w:pPr>
-            <w:r>
-              <w:rPr>
-                <w:sz w:val="20"/>
-                <w:szCs w:val="20"/>
-              </w:rPr>
-              <w:t>Badge số lượng chưa đọc trên thanh trên cùng (đúng nguyên tắc "luôn hiển thị trạng thái" ở A4)</w:t>
-            </w:r>
-          </w:p>
-        </w:tc>
-      </w:tr>
-      <w:tr>
-        <w:tblPrEx>
-          <w:tblCellMar>
-            <w:top w:w="0" w:type="dxa"/>
-            <w:bottom w:w="0" w:type="dxa"/>
-          </w:tblCellMar>
-        </w:tblPrEx>
-        <w:tc>
-          <w:tcPr>
-            <w:tcW w:w="2200" w:type="dxa"/>
-            <w:shd w:val="clear" w:color="auto" w:fill="EAF1F8"/>
-            <w:tcMar>
-              <w:top w:w="100" w:type="dxa"/>
-              <w:left w:w="100" w:type="dxa"/>
-              <w:bottom w:w="100" w:type="dxa"/>
-              <w:right w:w="100" w:type="dxa"/>
-            </w:tcMar>
-          </w:tcPr>
-          <w:p>
-            <w:r>
-              <w:rPr>
-                <w:b/>
-                <w:bCs/>
-                <w:color w:val="1E3A5F"/>
-                <w:sz w:val="20"/>
-                <w:szCs w:val="20"/>
-              </w:rPr>
-              <w:t>Hành động</w:t>
-            </w:r>
-          </w:p>
-        </w:tc>
-        <w:tc>
-          <w:tcPr>
-            <w:tcW w:w="7300" w:type="dxa"/>
-            <w:tcMar>
-              <w:top w:w="100" w:type="dxa"/>
-              <w:left w:w="100" w:type="dxa"/>
-              <w:bottom w:w="100" w:type="dxa"/>
-              <w:right w:w="100" w:type="dxa"/>
-            </w:tcMar>
-          </w:tcPr>
-          <w:p>
-            <w:pPr>
-              <w:spacing w:after="60"/>
-            </w:pPr>
-            <w:r>
-              <w:rPr>
-                <w:sz w:val="20"/>
-                <w:szCs w:val="20"/>
-              </w:rPr>
-              <w:t>Xem danh sách thông báo</w:t>
-            </w:r>
-          </w:p>
-          <w:p>
-            <w:pPr>
-              <w:spacing w:after="60"/>
-            </w:pPr>
-            <w:r>
-              <w:rPr>
-                <w:sz w:val="20"/>
-                <w:szCs w:val="20"/>
-              </w:rPr>
-              <w:t>Đánh dấu đã đọc</w:t>
-            </w:r>
-          </w:p>
-          <w:p>
-            <w:pPr>
-              <w:spacing w:after="60"/>
-            </w:pPr>
-            <w:r>
-              <w:rPr>
-                <w:sz w:val="20"/>
-                <w:szCs w:val="20"/>
-              </w:rPr>
-              <w:t>Mở màn hình liên quan từ thông báo</w:t>
-            </w:r>
-          </w:p>
-        </w:tc>
-      </w:tr>
-      <w:tr>
-        <w:tblPrEx>
-          <w:tblCellMar>
-            <w:top w:w="0" w:type="dxa"/>
-            <w:bottom w:w="0" w:type="dxa"/>
-          </w:tblCellMar>
-        </w:tblPrEx>
-        <w:tc>
-          <w:tcPr>
-            <w:tcW w:w="2200" w:type="dxa"/>
-            <w:shd w:val="clear" w:color="auto" w:fill="EAF1F8"/>
-            <w:tcMar>
-              <w:top w:w="100" w:type="dxa"/>
-              <w:left w:w="100" w:type="dxa"/>
-              <w:bottom w:w="100" w:type="dxa"/>
-              <w:right w:w="100" w:type="dxa"/>
-            </w:tcMar>
-          </w:tcPr>
-          <w:p>
-            <w:r>
-              <w:rPr>
-                <w:b/>
-                <w:bCs/>
-                <w:color w:val="1E3A5F"/>
-                <w:sz w:val="20"/>
-                <w:szCs w:val="20"/>
-              </w:rPr>
-              <w:t>API / Bảng dữ liệu</w:t>
-            </w:r>
-          </w:p>
-        </w:tc>
-        <w:tc>
-          <w:tcPr>
-            <w:tcW w:w="7300" w:type="dxa"/>
-            <w:tcMar>
-              <w:top w:w="100" w:type="dxa"/>
-              <w:left w:w="100" w:type="dxa"/>
-              <w:bottom w:w="100" w:type="dxa"/>
-              <w:right w:w="100" w:type="dxa"/>
-            </w:tcMar>
-          </w:tcPr>
-          <w:p>
-            <w:pPr>
-              <w:spacing w:after="60"/>
-            </w:pPr>
-            <w:r>
-              <w:rPr>
-                <w:sz w:val="20"/>
-                <w:szCs w:val="20"/>
-              </w:rPr>
-              <w:t>GET /api/v1/notifications</w:t>
-            </w:r>
-          </w:p>
-          <w:p>
-            <w:pPr>
-              <w:spacing w:after="60"/>
-            </w:pPr>
-            <w:r>
-              <w:rPr>
-                <w:sz w:val="20"/>
-                <w:szCs w:val="20"/>
-              </w:rPr>
-              <w:t>PATCH /api/v1/notifications/{id}/read</w:t>
-            </w:r>
-          </w:p>
-          <w:p>
-            <w:pPr>
-              <w:spacing w:after="60"/>
-            </w:pPr>
-            <w:r>
-              <w:rPr>
-                <w:sz w:val="20"/>
-                <w:szCs w:val="20"/>
-              </w:rPr>
-              <w:t xml:space="preserve">Bảng: </w:t>
-            </w:r>
-            <w:proofErr w:type="gramStart"/>
-            <w:r>
-              <w:rPr>
-                <w:sz w:val="20"/>
-                <w:szCs w:val="20"/>
-              </w:rPr>
-              <w:t>notification.notification</w:t>
-            </w:r>
-            <w:proofErr w:type="gramEnd"/>
-            <w:r>
-              <w:rPr>
-                <w:sz w:val="20"/>
-                <w:szCs w:val="20"/>
-              </w:rPr>
-              <w:t xml:space="preserve"> (BE-27 — chưa có tên bảng chi tiết trong sheet Backend, cần xác nhận cùng WP2)</w:t>
-            </w:r>
-          </w:p>
-        </w:tc>
-      </w:tr>
-      <w:tr>
-        <w:tblPrEx>
-          <w:tblCellMar>
-            <w:top w:w="0" w:type="dxa"/>
-            <w:bottom w:w="0" w:type="dxa"/>
-          </w:tblCellMar>
-        </w:tblPrEx>
-        <w:tc>
-          <w:tcPr>
-            <w:tcW w:w="2200" w:type="dxa"/>
-            <w:shd w:val="clear" w:color="auto" w:fill="EAF1F8"/>
-            <w:tcMar>
-              <w:top w:w="100" w:type="dxa"/>
-              <w:left w:w="100" w:type="dxa"/>
-              <w:bottom w:w="100" w:type="dxa"/>
-              <w:right w:w="100" w:type="dxa"/>
-            </w:tcMar>
-          </w:tcPr>
-          <w:p>
-            <w:r>
-              <w:rPr>
-                <w:b/>
-                <w:bCs/>
-                <w:color w:val="1E3A5F"/>
-                <w:sz w:val="20"/>
-                <w:szCs w:val="20"/>
-              </w:rPr>
-              <w:t>Trạng thái &amp; lưu ý</w:t>
-            </w:r>
-          </w:p>
-        </w:tc>
-        <w:tc>
-          <w:tcPr>
-            <w:tcW w:w="7300" w:type="dxa"/>
-            <w:tcMar>
-              <w:top w:w="100" w:type="dxa"/>
-              <w:left w:w="100" w:type="dxa"/>
-              <w:bottom w:w="100" w:type="dxa"/>
-              <w:right w:w="100" w:type="dxa"/>
-            </w:tcMar>
-          </w:tcPr>
-          <w:p>
-            <w:pPr>
-              <w:spacing w:after="60"/>
-            </w:pPr>
-            <w:r>
-              <w:rPr>
-                <w:sz w:val="20"/>
-                <w:szCs w:val="20"/>
-              </w:rPr>
               <w:t>Khi offline, hiển thị thông báo đã cache từ lần đồng bộ gần nhất, không chặn màn hình</w:t>
             </w:r>
           </w:p>
@@ -9890,6 +9175,20 @@
                 <w:szCs w:val="20"/>
               </w:rPr>
               <w:t>Thông báo liên quan tới lệnh sửa chữa quá hạn nên đồng bộ với banner cảnh báo ở F02</w:t>
+            </w:r>
+          </w:p>
+          <w:p>
+            <w:pPr>
+              <w:spacing w:after="60"/>
+            </w:pPr>
+            <w:r>
+              <w:rPr>
+                <w:i/>
+                <w:iCs/>
+                <w:sz w:val="20"/>
+                <w:szCs w:val="20"/>
+              </w:rPr>
+              <w:t xml:space="preserve">CẬP NHẬT 2026-09-25: màn này chỉ nói tới thông báo về lệnh sửa chữa — theo C6, Field Engineer còn cần được thông báo khi: được giao tuyến khảo sát; Manager duyệt hoặc trả lại kết quả khảo sát (cổng duyệt #1); được giao Inspection Task; Manager duyệt hoặc trả lại báo cáo kiểm tra (cổng duyệt #2); được giao Repair Task. Nhánh "Manager trả lại/từ chối" chưa được mô tả ở C6 — cần chốt cùng WP2/WP5 trước khi code các loại thông báo này.</w:t>
             </w:r>
           </w:p>
         </w:tc>
@@ -11019,98 +10318,6 @@
         <w:tc>
           <w:tcPr>
             <w:tcW w:w="1600" w:type="dxa"/>
-            <w:shd w:val="clear" w:color="auto" w:fill="F5F8FB"/>
-            <w:tcMar>
-              <w:top w:w="80" w:type="dxa"/>
-              <w:left w:w="100" w:type="dxa"/>
-              <w:bottom w:w="80" w:type="dxa"/>
-              <w:right w:w="100" w:type="dxa"/>
-            </w:tcMar>
-          </w:tcPr>
-          <w:p>
-            <w:r>
-              <w:rPr>
-                <w:sz w:val="19"/>
-                <w:szCs w:val="19"/>
-              </w:rPr>
-              <w:t>survey</w:t>
-            </w:r>
-          </w:p>
-        </w:tc>
-        <w:tc>
-          <w:tcPr>
-            <w:tcW w:w="2900" w:type="dxa"/>
-            <w:shd w:val="clear" w:color="auto" w:fill="F5F8FB"/>
-            <w:tcMar>
-              <w:top w:w="80" w:type="dxa"/>
-              <w:left w:w="100" w:type="dxa"/>
-              <w:bottom w:w="80" w:type="dxa"/>
-              <w:right w:w="100" w:type="dxa"/>
-            </w:tcMar>
-          </w:tcPr>
-          <w:p>
-            <w:r>
-              <w:rPr>
-                <w:sz w:val="19"/>
-                <w:szCs w:val="19"/>
-              </w:rPr>
-              <w:t>lux_reading (đề xuất)</w:t>
-            </w:r>
-          </w:p>
-        </w:tc>
-        <w:tc>
-          <w:tcPr>
-            <w:tcW w:w="3300" w:type="dxa"/>
-            <w:shd w:val="clear" w:color="auto" w:fill="F5F8FB"/>
-            <w:tcMar>
-              <w:top w:w="80" w:type="dxa"/>
-              <w:left w:w="100" w:type="dxa"/>
-              <w:bottom w:w="80" w:type="dxa"/>
-              <w:right w:w="100" w:type="dxa"/>
-            </w:tcMar>
-          </w:tcPr>
-          <w:p>
-            <w:r>
-              <w:rPr>
-                <w:sz w:val="19"/>
-                <w:szCs w:val="19"/>
-              </w:rPr>
-              <w:t>Số đo lux đối chứng, phục vụ F07/CV-12</w:t>
-            </w:r>
-          </w:p>
-        </w:tc>
-        <w:tc>
-          <w:tcPr>
-            <w:tcW w:w="1900" w:type="dxa"/>
-            <w:shd w:val="clear" w:color="auto" w:fill="F5F8FB"/>
-            <w:tcMar>
-              <w:top w:w="80" w:type="dxa"/>
-              <w:left w:w="100" w:type="dxa"/>
-              <w:bottom w:w="80" w:type="dxa"/>
-              <w:right w:w="100" w:type="dxa"/>
-            </w:tcMar>
-          </w:tcPr>
-          <w:p>
-            <w:r>
-              <w:rPr>
-                <w:sz w:val="19"/>
-                <w:szCs w:val="19"/>
-              </w:rPr>
-              <w:t>CHƯA có trong sheet Backend — cần chốt cùng WP2</w:t>
-            </w:r>
-          </w:p>
-        </w:tc>
-      </w:tr>
-      <w:tr>
-        <w:tblPrEx>
-          <w:tblCellMar>
-            <w:top w:w="0" w:type="dxa"/>
-            <w:bottom w:w="0" w:type="dxa"/>
-          </w:tblCellMar>
-        </w:tblPrEx>
-        <w:tc>
-          <w:tcPr>
-            <w:tcW w:w="1600" w:type="dxa"/>
             <w:shd w:val="clear" w:color="auto" w:fill="FFFFFF"/>
             <w:tcMar>
               <w:top w:w="80" w:type="dxa"/>
@@ -11603,7 +10810,7 @@
                 <w:sz w:val="19"/>
                 <w:szCs w:val="19"/>
               </w:rPr>
-              <w:t>local_lux_reading</w:t>
+              <w:t>local_work_order (cache)</w:t>
             </w:r>
           </w:p>
         </w:tc>
@@ -11624,7 +10831,7 @@
                 <w:sz w:val="19"/>
                 <w:szCs w:val="19"/>
               </w:rPr>
-              <w:t>Số đo lux tại hiện trường, gắn mã Pole và thời điểm đo — phục vụ F07 (MỚI).</w:t>
+              <w:t>Bản sao WorkOrder được giao, tải trước để xem/điều hướng offline.</w:t>
             </w:r>
           </w:p>
         </w:tc>
@@ -11653,7 +10860,7 @@
                 <w:sz w:val="19"/>
                 <w:szCs w:val="19"/>
               </w:rPr>
-              <w:t>local_work_order (cache)</w:t>
+              <w:t>local_work_order_evidence</w:t>
             </w:r>
           </w:p>
         </w:tc>
@@ -11674,7 +10881,7 @@
                 <w:sz w:val="19"/>
                 <w:szCs w:val="19"/>
               </w:rPr>
-              <w:t>Bản sao WorkOrder được giao, tải trước để xem/điều hướng offline.</w:t>
+              <w:t>Ảnh trước/sau (RepairEvidence) và ghi chú nghiệm thu chưa đồng bộ.</w:t>
             </w:r>
           </w:p>
         </w:tc>
@@ -11703,7 +10910,7 @@
                 <w:sz w:val="19"/>
                 <w:szCs w:val="19"/>
               </w:rPr>
-              <w:t>local_work_order_evidence</w:t>
+              <w:t>local_fault_report</w:t>
             </w:r>
           </w:p>
         </w:tc>
@@ -11724,7 +10931,7 @@
                 <w:sz w:val="19"/>
                 <w:szCs w:val="19"/>
               </w:rPr>
-              <w:t>Ảnh trước/sau (RepairEvidence) và ghi chú nghiệm thu chưa đồng bộ.</w:t>
+              <w:t>Báo cáo sự cố bổ sung tại hiện trường (nguồn field_report) chưa đồng bộ.</w:t>
             </w:r>
           </w:p>
         </w:tc>
@@ -11753,7 +10960,7 @@
                 <w:sz w:val="19"/>
                 <w:szCs w:val="19"/>
               </w:rPr>
-              <w:t>local_fault_report</w:t>
+              <w:t>local_notification (cache)</w:t>
             </w:r>
           </w:p>
         </w:tc>
@@ -11774,7 +10981,7 @@
                 <w:sz w:val="19"/>
                 <w:szCs w:val="19"/>
               </w:rPr>
-              <w:t>Báo cáo sự cố bổ sung tại hiện trường (nguồn field_report) chưa đồng bộ.</w:t>
+              <w:t>Bản sao thông báo tải lần đồng bộ gần nhất, phục vụ F14 khi offline (MỚI).</w:t>
             </w:r>
           </w:p>
         </w:tc>
@@ -11803,7 +11010,8 @@
                 <w:sz w:val="19"/>
                 <w:szCs w:val="19"/>
               </w:rPr>
-              <w:t>local_notification (cache)</w:t>
+              <w:lastRenderedPageBreak/>
+              <w:t>sync_queue</w:t>
             </w:r>
           </w:p>
         </w:tc>
@@ -11824,57 +11032,6 @@
                 <w:sz w:val="19"/>
                 <w:szCs w:val="19"/>
               </w:rPr>
-              <w:t>Bản sao thông báo tải lần đồng bộ gần nhất, phục vụ F14 khi offline (MỚI).</w:t>
-            </w:r>
-          </w:p>
-        </w:tc>
-      </w:tr>
-      <w:tr>
-        <w:tblPrEx>
-          <w:tblCellMar>
-            <w:top w:w="0" w:type="dxa"/>
-            <w:bottom w:w="0" w:type="dxa"/>
-          </w:tblCellMar>
-        </w:tblPrEx>
-        <w:tc>
-          <w:tcPr>
-            <w:tcW w:w="2600" w:type="dxa"/>
-            <w:shd w:val="clear" w:color="auto" w:fill="FFFFFF"/>
-            <w:tcMar>
-              <w:top w:w="80" w:type="dxa"/>
-              <w:left w:w="100" w:type="dxa"/>
-              <w:bottom w:w="80" w:type="dxa"/>
-              <w:right w:w="100" w:type="dxa"/>
-            </w:tcMar>
-          </w:tcPr>
-          <w:p>
-            <w:r>
-              <w:rPr>
-                <w:sz w:val="19"/>
-                <w:szCs w:val="19"/>
-              </w:rPr>
-              <w:lastRenderedPageBreak/>
-              <w:t>sync_queue</w:t>
-            </w:r>
-          </w:p>
-        </w:tc>
-        <w:tc>
-          <w:tcPr>
-            <w:tcW w:w="6900" w:type="dxa"/>
-            <w:shd w:val="clear" w:color="auto" w:fill="FFFFFF"/>
-            <w:tcMar>
-              <w:top w:w="80" w:type="dxa"/>
-              <w:left w:w="100" w:type="dxa"/>
-              <w:bottom w:w="80" w:type="dxa"/>
-              <w:right w:w="100" w:type="dxa"/>
-            </w:tcMar>
-          </w:tcPr>
-          <w:p>
-            <w:r>
-              <w:rPr>
-                <w:sz w:val="19"/>
-                <w:szCs w:val="19"/>
-              </w:rPr>
               <w:t>Hàng đợi chung: loại thực thể, thao tác, payload, số lần thử lại, trạng thái.</w:t>
             </w:r>
           </w:p>
@@ -11885,6 +11042,18 @@
       <w:pPr>
         <w:spacing w:after="200"/>
       </w:pPr>
+    </w:p>
+    <w:p>
+      <w:pPr>
+        <w:spacing w:after="160"/>
+      </w:pPr>
+      <w:r>
+        <w:rPr>
+          <w:i/>
+          <w:iCs/>
+        </w:rPr>
+        <w:t>CẬP NHẬT (2026-09-25 / 2026-09-27): local_survey_frame ở trên mô tả lưu từng khung hình chụp rời — theo C6, khảo sát chuyển sang quay video liên tục kèm track GPS/heading/timestamp, và theo C7 còn thêm log lux liên tục qua BLE gán timestamp trên điện thoại; mobile không cắt frame, chỉ upload video + file log. Danh sách bảng cục bộ ở trên chưa có bảng cho video/track GPS-heading/log lux, cũng chưa có bảng cho kết quả phân loại AI (ai_classified) tách khỏi final_classified/override. Chưa có tên bảng/field chính thức cho các mục này — không tự đặt tên khi code, xem C6/C7 và chờ WP2/WP5.</w:t>
+      </w:r>
     </w:p>
     <w:p>
       <w:pPr>
@@ -12195,7 +11364,7 @@
                 <w:sz w:val="19"/>
                 <w:szCs w:val="19"/>
               </w:rPr>
-              <w:t>GET /road-segments · POST /survey-sweeps</w:t>
+              <w:t>GET /survey-sweeps/planned (tuyến được phân công) · GET /road-segments</w:t>
             </w:r>
           </w:p>
         </w:tc>
@@ -12266,7 +11435,7 @@
                 <w:sz w:val="19"/>
                 <w:szCs w:val="19"/>
               </w:rPr>
-              <w:t>Không gọi API — ghi local</w:t>
+              <w:t>Không gọi API — ghi local (video + file log GPS/lux)</w:t>
             </w:r>
           </w:p>
         </w:tc>
@@ -12287,7 +11456,7 @@
                 <w:sz w:val="19"/>
                 <w:szCs w:val="19"/>
               </w:rPr>
-              <w:t>local_survey_frame</w:t>
+              <w:t>file video + file log (chưa có tên bảng — C7)</w:t>
             </w:r>
           </w:p>
         </w:tc>
@@ -12444,63 +11613,63 @@
         <w:tc>
           <w:tcPr>
             <w:tcW w:w="2200" w:type="dxa"/>
-            <w:shd w:val="clear" w:color="auto" w:fill="FFFFFF"/>
-            <w:tcMar>
-              <w:top w:w="80" w:type="dxa"/>
-              <w:left w:w="100" w:type="dxa"/>
-              <w:bottom w:w="80" w:type="dxa"/>
-              <w:right w:w="100" w:type="dxa"/>
-            </w:tcMar>
-          </w:tcPr>
-          <w:p>
-            <w:r>
-              <w:rPr>
-                <w:sz w:val="19"/>
-                <w:szCs w:val="19"/>
-              </w:rPr>
-              <w:t>F07 Nhập lux (MỚI)</w:t>
+            <w:shd w:val="clear" w:color="auto" w:fill="F5F8FB"/>
+            <w:tcMar>
+              <w:top w:w="80" w:type="dxa"/>
+              <w:left w:w="100" w:type="dxa"/>
+              <w:bottom w:w="80" w:type="dxa"/>
+              <w:right w:w="100" w:type="dxa"/>
+            </w:tcMar>
+          </w:tcPr>
+          <w:p>
+            <w:r>
+              <w:rPr>
+                <w:sz w:val="19"/>
+                <w:szCs w:val="19"/>
+              </w:rPr>
+              <w:t>F08 Danh sách công việc</w:t>
             </w:r>
           </w:p>
         </w:tc>
         <w:tc>
           <w:tcPr>
             <w:tcW w:w="4300" w:type="dxa"/>
-            <w:shd w:val="clear" w:color="auto" w:fill="FFFFFF"/>
-            <w:tcMar>
-              <w:top w:w="80" w:type="dxa"/>
-              <w:left w:w="100" w:type="dxa"/>
-              <w:bottom w:w="80" w:type="dxa"/>
-              <w:right w:w="100" w:type="dxa"/>
-            </w:tcMar>
-          </w:tcPr>
-          <w:p>
-            <w:r>
-              <w:rPr>
-                <w:sz w:val="19"/>
-                <w:szCs w:val="19"/>
-              </w:rPr>
-              <w:t>POST /lux-readings (đề xuất — cần chốt với WP2)</w:t>
+            <w:shd w:val="clear" w:color="auto" w:fill="F5F8FB"/>
+            <w:tcMar>
+              <w:top w:w="80" w:type="dxa"/>
+              <w:left w:w="100" w:type="dxa"/>
+              <w:bottom w:w="80" w:type="dxa"/>
+              <w:right w:w="100" w:type="dxa"/>
+            </w:tcMar>
+          </w:tcPr>
+          <w:p>
+            <w:r>
+              <w:rPr>
+                <w:sz w:val="19"/>
+                <w:szCs w:val="19"/>
+              </w:rPr>
+              <w:t>GET /work-orders/assigned-to-me</w:t>
             </w:r>
           </w:p>
         </w:tc>
         <w:tc>
           <w:tcPr>
             <w:tcW w:w="3000" w:type="dxa"/>
-            <w:shd w:val="clear" w:color="auto" w:fill="FFFFFF"/>
-            <w:tcMar>
-              <w:top w:w="80" w:type="dxa"/>
-              <w:left w:w="100" w:type="dxa"/>
-              <w:bottom w:w="80" w:type="dxa"/>
-              <w:right w:w="100" w:type="dxa"/>
-            </w:tcMar>
-          </w:tcPr>
-          <w:p>
-            <w:r>
-              <w:rPr>
-                <w:sz w:val="19"/>
-                <w:szCs w:val="19"/>
-              </w:rPr>
-              <w:t>lux_reading (đề xuất)</w:t>
+            <w:shd w:val="clear" w:color="auto" w:fill="F5F8FB"/>
+            <w:tcMar>
+              <w:top w:w="80" w:type="dxa"/>
+              <w:left w:w="100" w:type="dxa"/>
+              <w:bottom w:w="80" w:type="dxa"/>
+              <w:right w:w="100" w:type="dxa"/>
+            </w:tcMar>
+          </w:tcPr>
+          <w:p>
+            <w:r>
+              <w:rPr>
+                <w:sz w:val="19"/>
+                <w:szCs w:val="19"/>
+              </w:rPr>
+              <w:t>work_order</w:t>
             </w:r>
           </w:p>
         </w:tc>
@@ -12515,63 +11684,63 @@
         <w:tc>
           <w:tcPr>
             <w:tcW w:w="2200" w:type="dxa"/>
-            <w:shd w:val="clear" w:color="auto" w:fill="F5F8FB"/>
-            <w:tcMar>
-              <w:top w:w="80" w:type="dxa"/>
-              <w:left w:w="100" w:type="dxa"/>
-              <w:bottom w:w="80" w:type="dxa"/>
-              <w:right w:w="100" w:type="dxa"/>
-            </w:tcMar>
-          </w:tcPr>
-          <w:p>
-            <w:r>
-              <w:rPr>
-                <w:sz w:val="19"/>
-                <w:szCs w:val="19"/>
-              </w:rPr>
-              <w:t>F08 Danh sách công việc</w:t>
+            <w:shd w:val="clear" w:color="auto" w:fill="FFFFFF"/>
+            <w:tcMar>
+              <w:top w:w="80" w:type="dxa"/>
+              <w:left w:w="100" w:type="dxa"/>
+              <w:bottom w:w="80" w:type="dxa"/>
+              <w:right w:w="100" w:type="dxa"/>
+            </w:tcMar>
+          </w:tcPr>
+          <w:p>
+            <w:r>
+              <w:rPr>
+                <w:sz w:val="19"/>
+                <w:szCs w:val="19"/>
+              </w:rPr>
+              <w:t>F09 Chi tiết &amp; điều hướng</w:t>
             </w:r>
           </w:p>
         </w:tc>
         <w:tc>
           <w:tcPr>
             <w:tcW w:w="4300" w:type="dxa"/>
-            <w:shd w:val="clear" w:color="auto" w:fill="F5F8FB"/>
-            <w:tcMar>
-              <w:top w:w="80" w:type="dxa"/>
-              <w:left w:w="100" w:type="dxa"/>
-              <w:bottom w:w="80" w:type="dxa"/>
-              <w:right w:w="100" w:type="dxa"/>
-            </w:tcMar>
-          </w:tcPr>
-          <w:p>
-            <w:r>
-              <w:rPr>
-                <w:sz w:val="19"/>
-                <w:szCs w:val="19"/>
-              </w:rPr>
-              <w:t>GET /work-orders/assigned-to-me</w:t>
+            <w:shd w:val="clear" w:color="auto" w:fill="FFFFFF"/>
+            <w:tcMar>
+              <w:top w:w="80" w:type="dxa"/>
+              <w:left w:w="100" w:type="dxa"/>
+              <w:bottom w:w="80" w:type="dxa"/>
+              <w:right w:w="100" w:type="dxa"/>
+            </w:tcMar>
+          </w:tcPr>
+          <w:p>
+            <w:r>
+              <w:rPr>
+                <w:sz w:val="19"/>
+                <w:szCs w:val="19"/>
+              </w:rPr>
+              <w:t>GET /work-orders/{id} · GET /assets/poles/{id}/history</w:t>
             </w:r>
           </w:p>
         </w:tc>
         <w:tc>
           <w:tcPr>
             <w:tcW w:w="3000" w:type="dxa"/>
-            <w:shd w:val="clear" w:color="auto" w:fill="F5F8FB"/>
-            <w:tcMar>
-              <w:top w:w="80" w:type="dxa"/>
-              <w:left w:w="100" w:type="dxa"/>
-              <w:bottom w:w="80" w:type="dxa"/>
-              <w:right w:w="100" w:type="dxa"/>
-            </w:tcMar>
-          </w:tcPr>
-          <w:p>
-            <w:r>
-              <w:rPr>
-                <w:sz w:val="19"/>
-                <w:szCs w:val="19"/>
-              </w:rPr>
-              <w:t>work_order</w:t>
+            <w:shd w:val="clear" w:color="auto" w:fill="FFFFFF"/>
+            <w:tcMar>
+              <w:top w:w="80" w:type="dxa"/>
+              <w:left w:w="100" w:type="dxa"/>
+              <w:bottom w:w="80" w:type="dxa"/>
+              <w:right w:w="100" w:type="dxa"/>
+            </w:tcMar>
+          </w:tcPr>
+          <w:p>
+            <w:r>
+              <w:rPr>
+                <w:sz w:val="19"/>
+                <w:szCs w:val="19"/>
+              </w:rPr>
+              <w:t>work_order, pole, fixture, fixture_condition_history</w:t>
             </w:r>
           </w:p>
         </w:tc>
@@ -12586,63 +11755,63 @@
         <w:tc>
           <w:tcPr>
             <w:tcW w:w="2200" w:type="dxa"/>
-            <w:shd w:val="clear" w:color="auto" w:fill="FFFFFF"/>
-            <w:tcMar>
-              <w:top w:w="80" w:type="dxa"/>
-              <w:left w:w="100" w:type="dxa"/>
-              <w:bottom w:w="80" w:type="dxa"/>
-              <w:right w:w="100" w:type="dxa"/>
-            </w:tcMar>
-          </w:tcPr>
-          <w:p>
-            <w:r>
-              <w:rPr>
-                <w:sz w:val="19"/>
-                <w:szCs w:val="19"/>
-              </w:rPr>
-              <w:t>F09 Chi tiết &amp; điều hướng</w:t>
+            <w:shd w:val="clear" w:color="auto" w:fill="F5F8FB"/>
+            <w:tcMar>
+              <w:top w:w="80" w:type="dxa"/>
+              <w:left w:w="100" w:type="dxa"/>
+              <w:bottom w:w="80" w:type="dxa"/>
+              <w:right w:w="100" w:type="dxa"/>
+            </w:tcMar>
+          </w:tcPr>
+          <w:p>
+            <w:r>
+              <w:rPr>
+                <w:sz w:val="19"/>
+                <w:szCs w:val="19"/>
+              </w:rPr>
+              <w:t>F10 Nghiệm thu</w:t>
             </w:r>
           </w:p>
         </w:tc>
         <w:tc>
           <w:tcPr>
             <w:tcW w:w="4300" w:type="dxa"/>
-            <w:shd w:val="clear" w:color="auto" w:fill="FFFFFF"/>
-            <w:tcMar>
-              <w:top w:w="80" w:type="dxa"/>
-              <w:left w:w="100" w:type="dxa"/>
-              <w:bottom w:w="80" w:type="dxa"/>
-              <w:right w:w="100" w:type="dxa"/>
-            </w:tcMar>
-          </w:tcPr>
-          <w:p>
-            <w:r>
-              <w:rPr>
-                <w:sz w:val="19"/>
-                <w:szCs w:val="19"/>
-              </w:rPr>
-              <w:t>GET /work-orders/{id} · GET /assets/poles/{id}/history</w:t>
+            <w:shd w:val="clear" w:color="auto" w:fill="F5F8FB"/>
+            <w:tcMar>
+              <w:top w:w="80" w:type="dxa"/>
+              <w:left w:w="100" w:type="dxa"/>
+              <w:bottom w:w="80" w:type="dxa"/>
+              <w:right w:w="100" w:type="dxa"/>
+            </w:tcMar>
+          </w:tcPr>
+          <w:p>
+            <w:r>
+              <w:rPr>
+                <w:sz w:val="19"/>
+                <w:szCs w:val="19"/>
+              </w:rPr>
+              <w:t>PATCH /work-orders/{id}/status · POST /work-orders/{id}/evidence</w:t>
             </w:r>
           </w:p>
         </w:tc>
         <w:tc>
           <w:tcPr>
             <w:tcW w:w="3000" w:type="dxa"/>
-            <w:shd w:val="clear" w:color="auto" w:fill="FFFFFF"/>
-            <w:tcMar>
-              <w:top w:w="80" w:type="dxa"/>
-              <w:left w:w="100" w:type="dxa"/>
-              <w:bottom w:w="80" w:type="dxa"/>
-              <w:right w:w="100" w:type="dxa"/>
-            </w:tcMar>
-          </w:tcPr>
-          <w:p>
-            <w:r>
-              <w:rPr>
-                <w:sz w:val="19"/>
-                <w:szCs w:val="19"/>
-              </w:rPr>
-              <w:t>work_order, pole, fixture, fixture_condition_history</w:t>
+            <w:shd w:val="clear" w:color="auto" w:fill="F5F8FB"/>
+            <w:tcMar>
+              <w:top w:w="80" w:type="dxa"/>
+              <w:left w:w="100" w:type="dxa"/>
+              <w:bottom w:w="80" w:type="dxa"/>
+              <w:right w:w="100" w:type="dxa"/>
+            </w:tcMar>
+          </w:tcPr>
+          <w:p>
+            <w:r>
+              <w:rPr>
+                <w:sz w:val="19"/>
+                <w:szCs w:val="19"/>
+              </w:rPr>
+              <w:t>work_order, work_order_evidence, work_order_history</w:t>
             </w:r>
           </w:p>
         </w:tc>
@@ -12657,63 +11826,63 @@
         <w:tc>
           <w:tcPr>
             <w:tcW w:w="2200" w:type="dxa"/>
-            <w:shd w:val="clear" w:color="auto" w:fill="F5F8FB"/>
-            <w:tcMar>
-              <w:top w:w="80" w:type="dxa"/>
-              <w:left w:w="100" w:type="dxa"/>
-              <w:bottom w:w="80" w:type="dxa"/>
-              <w:right w:w="100" w:type="dxa"/>
-            </w:tcMar>
-          </w:tcPr>
-          <w:p>
-            <w:r>
-              <w:rPr>
-                <w:sz w:val="19"/>
-                <w:szCs w:val="19"/>
-              </w:rPr>
-              <w:t>F10 Nghiệm thu</w:t>
+            <w:shd w:val="clear" w:color="auto" w:fill="FFFFFF"/>
+            <w:tcMar>
+              <w:top w:w="80" w:type="dxa"/>
+              <w:left w:w="100" w:type="dxa"/>
+              <w:bottom w:w="80" w:type="dxa"/>
+              <w:right w:w="100" w:type="dxa"/>
+            </w:tcMar>
+          </w:tcPr>
+          <w:p>
+            <w:r>
+              <w:rPr>
+                <w:sz w:val="19"/>
+                <w:szCs w:val="19"/>
+              </w:rPr>
+              <w:t>F11 Báo cáo bổ sung</w:t>
             </w:r>
           </w:p>
         </w:tc>
         <w:tc>
           <w:tcPr>
             <w:tcW w:w="4300" w:type="dxa"/>
-            <w:shd w:val="clear" w:color="auto" w:fill="F5F8FB"/>
-            <w:tcMar>
-              <w:top w:w="80" w:type="dxa"/>
-              <w:left w:w="100" w:type="dxa"/>
-              <w:bottom w:w="80" w:type="dxa"/>
-              <w:right w:w="100" w:type="dxa"/>
-            </w:tcMar>
-          </w:tcPr>
-          <w:p>
-            <w:r>
-              <w:rPr>
-                <w:sz w:val="19"/>
-                <w:szCs w:val="19"/>
-              </w:rPr>
-              <w:t>PATCH /work-orders/{id}/status · POST /work-orders/{id}/evidence</w:t>
+            <w:shd w:val="clear" w:color="auto" w:fill="FFFFFF"/>
+            <w:tcMar>
+              <w:top w:w="80" w:type="dxa"/>
+              <w:left w:w="100" w:type="dxa"/>
+              <w:bottom w:w="80" w:type="dxa"/>
+              <w:right w:w="100" w:type="dxa"/>
+            </w:tcMar>
+          </w:tcPr>
+          <w:p>
+            <w:r>
+              <w:rPr>
+                <w:sz w:val="19"/>
+                <w:szCs w:val="19"/>
+              </w:rPr>
+              <w:t>POST /faults</w:t>
             </w:r>
           </w:p>
         </w:tc>
         <w:tc>
           <w:tcPr>
             <w:tcW w:w="3000" w:type="dxa"/>
-            <w:shd w:val="clear" w:color="auto" w:fill="F5F8FB"/>
-            <w:tcMar>
-              <w:top w:w="80" w:type="dxa"/>
-              <w:left w:w="100" w:type="dxa"/>
-              <w:bottom w:w="80" w:type="dxa"/>
-              <w:right w:w="100" w:type="dxa"/>
-            </w:tcMar>
-          </w:tcPr>
-          <w:p>
-            <w:r>
-              <w:rPr>
-                <w:sz w:val="19"/>
-                <w:szCs w:val="19"/>
-              </w:rPr>
-              <w:t>work_order, work_order_evidence, work_order_history</w:t>
+            <w:shd w:val="clear" w:color="auto" w:fill="FFFFFF"/>
+            <w:tcMar>
+              <w:top w:w="80" w:type="dxa"/>
+              <w:left w:w="100" w:type="dxa"/>
+              <w:bottom w:w="80" w:type="dxa"/>
+              <w:right w:w="100" w:type="dxa"/>
+            </w:tcMar>
+          </w:tcPr>
+          <w:p>
+            <w:r>
+              <w:rPr>
+                <w:sz w:val="19"/>
+                <w:szCs w:val="19"/>
+              </w:rPr>
+              <w:t>fault, fault_type</w:t>
             </w:r>
           </w:p>
         </w:tc>
@@ -12728,63 +11897,63 @@
         <w:tc>
           <w:tcPr>
             <w:tcW w:w="2200" w:type="dxa"/>
-            <w:shd w:val="clear" w:color="auto" w:fill="FFFFFF"/>
-            <w:tcMar>
-              <w:top w:w="80" w:type="dxa"/>
-              <w:left w:w="100" w:type="dxa"/>
-              <w:bottom w:w="80" w:type="dxa"/>
-              <w:right w:w="100" w:type="dxa"/>
-            </w:tcMar>
-          </w:tcPr>
-          <w:p>
-            <w:r>
-              <w:rPr>
-                <w:sz w:val="19"/>
-                <w:szCs w:val="19"/>
-              </w:rPr>
-              <w:t>F11 Báo cáo bổ sung</w:t>
+            <w:shd w:val="clear" w:color="auto" w:fill="F5F8FB"/>
+            <w:tcMar>
+              <w:top w:w="80" w:type="dxa"/>
+              <w:left w:w="100" w:type="dxa"/>
+              <w:bottom w:w="80" w:type="dxa"/>
+              <w:right w:w="100" w:type="dxa"/>
+            </w:tcMar>
+          </w:tcPr>
+          <w:p>
+            <w:r>
+              <w:rPr>
+                <w:sz w:val="19"/>
+                <w:szCs w:val="19"/>
+              </w:rPr>
+              <w:t>F12 Bản đồ hiện trường</w:t>
             </w:r>
           </w:p>
         </w:tc>
         <w:tc>
           <w:tcPr>
             <w:tcW w:w="4300" w:type="dxa"/>
-            <w:shd w:val="clear" w:color="auto" w:fill="FFFFFF"/>
-            <w:tcMar>
-              <w:top w:w="80" w:type="dxa"/>
-              <w:left w:w="100" w:type="dxa"/>
-              <w:bottom w:w="80" w:type="dxa"/>
-              <w:right w:w="100" w:type="dxa"/>
-            </w:tcMar>
-          </w:tcPr>
-          <w:p>
-            <w:r>
-              <w:rPr>
-                <w:sz w:val="19"/>
-                <w:szCs w:val="19"/>
-              </w:rPr>
-              <w:t>POST /faults</w:t>
+            <w:shd w:val="clear" w:color="auto" w:fill="F5F8FB"/>
+            <w:tcMar>
+              <w:top w:w="80" w:type="dxa"/>
+              <w:left w:w="100" w:type="dxa"/>
+              <w:bottom w:w="80" w:type="dxa"/>
+              <w:right w:w="100" w:type="dxa"/>
+            </w:tcMar>
+          </w:tcPr>
+          <w:p>
+            <w:r>
+              <w:rPr>
+                <w:sz w:val="19"/>
+                <w:szCs w:val="19"/>
+              </w:rPr>
+              <w:t>GET /assets/poles?bbox= · GET /work-orders/assigned-to-me</w:t>
             </w:r>
           </w:p>
         </w:tc>
         <w:tc>
           <w:tcPr>
             <w:tcW w:w="3000" w:type="dxa"/>
-            <w:shd w:val="clear" w:color="auto" w:fill="FFFFFF"/>
-            <w:tcMar>
-              <w:top w:w="80" w:type="dxa"/>
-              <w:left w:w="100" w:type="dxa"/>
-              <w:bottom w:w="80" w:type="dxa"/>
-              <w:right w:w="100" w:type="dxa"/>
-            </w:tcMar>
-          </w:tcPr>
-          <w:p>
-            <w:r>
-              <w:rPr>
-                <w:sz w:val="19"/>
-                <w:szCs w:val="19"/>
-              </w:rPr>
-              <w:t>fault, fault_type</w:t>
+            <w:shd w:val="clear" w:color="auto" w:fill="F5F8FB"/>
+            <w:tcMar>
+              <w:top w:w="80" w:type="dxa"/>
+              <w:left w:w="100" w:type="dxa"/>
+              <w:bottom w:w="80" w:type="dxa"/>
+              <w:right w:w="100" w:type="dxa"/>
+            </w:tcMar>
+          </w:tcPr>
+          <w:p>
+            <w:r>
+              <w:rPr>
+                <w:sz w:val="19"/>
+                <w:szCs w:val="19"/>
+              </w:rPr>
+              <w:t>pole, fixture, work_order</w:t>
             </w:r>
           </w:p>
         </w:tc>
@@ -12799,63 +11968,63 @@
         <w:tc>
           <w:tcPr>
             <w:tcW w:w="2200" w:type="dxa"/>
-            <w:shd w:val="clear" w:color="auto" w:fill="F5F8FB"/>
-            <w:tcMar>
-              <w:top w:w="80" w:type="dxa"/>
-              <w:left w:w="100" w:type="dxa"/>
-              <w:bottom w:w="80" w:type="dxa"/>
-              <w:right w:w="100" w:type="dxa"/>
-            </w:tcMar>
-          </w:tcPr>
-          <w:p>
-            <w:r>
-              <w:rPr>
-                <w:sz w:val="19"/>
-                <w:szCs w:val="19"/>
-              </w:rPr>
-              <w:t>F12 Bản đồ hiện trường</w:t>
+            <w:shd w:val="clear" w:color="auto" w:fill="FFFFFF"/>
+            <w:tcMar>
+              <w:top w:w="80" w:type="dxa"/>
+              <w:left w:w="100" w:type="dxa"/>
+              <w:bottom w:w="80" w:type="dxa"/>
+              <w:right w:w="100" w:type="dxa"/>
+            </w:tcMar>
+          </w:tcPr>
+          <w:p>
+            <w:r>
+              <w:rPr>
+                <w:sz w:val="19"/>
+                <w:szCs w:val="19"/>
+              </w:rPr>
+              <w:t>F13 Hàng đợi đồng bộ</w:t>
             </w:r>
           </w:p>
         </w:tc>
         <w:tc>
           <w:tcPr>
             <w:tcW w:w="4300" w:type="dxa"/>
-            <w:shd w:val="clear" w:color="auto" w:fill="F5F8FB"/>
-            <w:tcMar>
-              <w:top w:w="80" w:type="dxa"/>
-              <w:left w:w="100" w:type="dxa"/>
-              <w:bottom w:w="80" w:type="dxa"/>
-              <w:right w:w="100" w:type="dxa"/>
-            </w:tcMar>
-          </w:tcPr>
-          <w:p>
-            <w:r>
-              <w:rPr>
-                <w:sz w:val="19"/>
-                <w:szCs w:val="19"/>
-              </w:rPr>
-              <w:t>GET /assets/poles?bbox= · GET /work-orders/assigned-to-me</w:t>
+            <w:shd w:val="clear" w:color="auto" w:fill="FFFFFF"/>
+            <w:tcMar>
+              <w:top w:w="80" w:type="dxa"/>
+              <w:left w:w="100" w:type="dxa"/>
+              <w:bottom w:w="80" w:type="dxa"/>
+              <w:right w:w="100" w:type="dxa"/>
+            </w:tcMar>
+          </w:tcPr>
+          <w:p>
+            <w:r>
+              <w:rPr>
+                <w:sz w:val="19"/>
+                <w:szCs w:val="19"/>
+              </w:rPr>
+              <w:t>Gọi lại endpoint tương ứng từng loại dữ liệu</w:t>
             </w:r>
           </w:p>
         </w:tc>
         <w:tc>
           <w:tcPr>
             <w:tcW w:w="3000" w:type="dxa"/>
-            <w:shd w:val="clear" w:color="auto" w:fill="F5F8FB"/>
-            <w:tcMar>
-              <w:top w:w="80" w:type="dxa"/>
-              <w:left w:w="100" w:type="dxa"/>
-              <w:bottom w:w="80" w:type="dxa"/>
-              <w:right w:w="100" w:type="dxa"/>
-            </w:tcMar>
-          </w:tcPr>
-          <w:p>
-            <w:r>
-              <w:rPr>
-                <w:sz w:val="19"/>
-                <w:szCs w:val="19"/>
-              </w:rPr>
-              <w:t>pole, fixture, work_order</w:t>
+            <w:shd w:val="clear" w:color="auto" w:fill="FFFFFF"/>
+            <w:tcMar>
+              <w:top w:w="80" w:type="dxa"/>
+              <w:left w:w="100" w:type="dxa"/>
+              <w:bottom w:w="80" w:type="dxa"/>
+              <w:right w:w="100" w:type="dxa"/>
+            </w:tcMar>
+          </w:tcPr>
+          <w:p>
+            <w:r>
+              <w:rPr>
+                <w:sz w:val="19"/>
+                <w:szCs w:val="19"/>
+              </w:rPr>
+              <w:t>sync_queue</w:t>
             </w:r>
           </w:p>
         </w:tc>
@@ -12870,63 +12039,63 @@
         <w:tc>
           <w:tcPr>
             <w:tcW w:w="2200" w:type="dxa"/>
-            <w:shd w:val="clear" w:color="auto" w:fill="FFFFFF"/>
-            <w:tcMar>
-              <w:top w:w="80" w:type="dxa"/>
-              <w:left w:w="100" w:type="dxa"/>
-              <w:bottom w:w="80" w:type="dxa"/>
-              <w:right w:w="100" w:type="dxa"/>
-            </w:tcMar>
-          </w:tcPr>
-          <w:p>
-            <w:r>
-              <w:rPr>
-                <w:sz w:val="19"/>
-                <w:szCs w:val="19"/>
-              </w:rPr>
-              <w:t>F13 Hàng đợi đồng bộ</w:t>
+            <w:shd w:val="clear" w:color="auto" w:fill="F5F8FB"/>
+            <w:tcMar>
+              <w:top w:w="80" w:type="dxa"/>
+              <w:left w:w="100" w:type="dxa"/>
+              <w:bottom w:w="80" w:type="dxa"/>
+              <w:right w:w="100" w:type="dxa"/>
+            </w:tcMar>
+          </w:tcPr>
+          <w:p>
+            <w:r>
+              <w:rPr>
+                <w:sz w:val="19"/>
+                <w:szCs w:val="19"/>
+              </w:rPr>
+              <w:t>F14 Thông báo (MỚI)</w:t>
             </w:r>
           </w:p>
         </w:tc>
         <w:tc>
           <w:tcPr>
             <w:tcW w:w="4300" w:type="dxa"/>
-            <w:shd w:val="clear" w:color="auto" w:fill="FFFFFF"/>
-            <w:tcMar>
-              <w:top w:w="80" w:type="dxa"/>
-              <w:left w:w="100" w:type="dxa"/>
-              <w:bottom w:w="80" w:type="dxa"/>
-              <w:right w:w="100" w:type="dxa"/>
-            </w:tcMar>
-          </w:tcPr>
-          <w:p>
-            <w:r>
-              <w:rPr>
-                <w:sz w:val="19"/>
-                <w:szCs w:val="19"/>
-              </w:rPr>
-              <w:t>Gọi lại endpoint tương ứng từng loại dữ liệu</w:t>
+            <w:shd w:val="clear" w:color="auto" w:fill="F5F8FB"/>
+            <w:tcMar>
+              <w:top w:w="80" w:type="dxa"/>
+              <w:left w:w="100" w:type="dxa"/>
+              <w:bottom w:w="80" w:type="dxa"/>
+              <w:right w:w="100" w:type="dxa"/>
+            </w:tcMar>
+          </w:tcPr>
+          <w:p>
+            <w:r>
+              <w:rPr>
+                <w:sz w:val="19"/>
+                <w:szCs w:val="19"/>
+              </w:rPr>
+              <w:t>GET /notifications · PATCH /notifications/{id}/read</w:t>
             </w:r>
           </w:p>
         </w:tc>
         <w:tc>
           <w:tcPr>
             <w:tcW w:w="3000" w:type="dxa"/>
-            <w:shd w:val="clear" w:color="auto" w:fill="FFFFFF"/>
-            <w:tcMar>
-              <w:top w:w="80" w:type="dxa"/>
-              <w:left w:w="100" w:type="dxa"/>
-              <w:bottom w:w="80" w:type="dxa"/>
-              <w:right w:w="100" w:type="dxa"/>
-            </w:tcMar>
-          </w:tcPr>
-          <w:p>
-            <w:r>
-              <w:rPr>
-                <w:sz w:val="19"/>
-                <w:szCs w:val="19"/>
-              </w:rPr>
-              <w:t>sync_queue</w:t>
+            <w:shd w:val="clear" w:color="auto" w:fill="F5F8FB"/>
+            <w:tcMar>
+              <w:top w:w="80" w:type="dxa"/>
+              <w:left w:w="100" w:type="dxa"/>
+              <w:bottom w:w="80" w:type="dxa"/>
+              <w:right w:w="100" w:type="dxa"/>
+            </w:tcMar>
+          </w:tcPr>
+          <w:p>
+            <w:r>
+              <w:rPr>
+                <w:sz w:val="19"/>
+                <w:szCs w:val="19"/>
+              </w:rPr>
+              <w:t>notification (đề xuất)</w:t>
             </w:r>
           </w:p>
         </w:tc>
@@ -12941,77 +12110,6 @@
         <w:tc>
           <w:tcPr>
             <w:tcW w:w="2200" w:type="dxa"/>
-            <w:shd w:val="clear" w:color="auto" w:fill="F5F8FB"/>
-            <w:tcMar>
-              <w:top w:w="80" w:type="dxa"/>
-              <w:left w:w="100" w:type="dxa"/>
-              <w:bottom w:w="80" w:type="dxa"/>
-              <w:right w:w="100" w:type="dxa"/>
-            </w:tcMar>
-          </w:tcPr>
-          <w:p>
-            <w:r>
-              <w:rPr>
-                <w:sz w:val="19"/>
-                <w:szCs w:val="19"/>
-              </w:rPr>
-              <w:t>F14 Thông báo (MỚI)</w:t>
-            </w:r>
-          </w:p>
-        </w:tc>
-        <w:tc>
-          <w:tcPr>
-            <w:tcW w:w="4300" w:type="dxa"/>
-            <w:shd w:val="clear" w:color="auto" w:fill="F5F8FB"/>
-            <w:tcMar>
-              <w:top w:w="80" w:type="dxa"/>
-              <w:left w:w="100" w:type="dxa"/>
-              <w:bottom w:w="80" w:type="dxa"/>
-              <w:right w:w="100" w:type="dxa"/>
-            </w:tcMar>
-          </w:tcPr>
-          <w:p>
-            <w:r>
-              <w:rPr>
-                <w:sz w:val="19"/>
-                <w:szCs w:val="19"/>
-              </w:rPr>
-              <w:t>GET /notifications · PATCH /notifications/{id}/read</w:t>
-            </w:r>
-          </w:p>
-        </w:tc>
-        <w:tc>
-          <w:tcPr>
-            <w:tcW w:w="3000" w:type="dxa"/>
-            <w:shd w:val="clear" w:color="auto" w:fill="F5F8FB"/>
-            <w:tcMar>
-              <w:top w:w="80" w:type="dxa"/>
-              <w:left w:w="100" w:type="dxa"/>
-              <w:bottom w:w="80" w:type="dxa"/>
-              <w:right w:w="100" w:type="dxa"/>
-            </w:tcMar>
-          </w:tcPr>
-          <w:p>
-            <w:r>
-              <w:rPr>
-                <w:sz w:val="19"/>
-                <w:szCs w:val="19"/>
-              </w:rPr>
-              <w:t>notification (đề xuất)</w:t>
-            </w:r>
-          </w:p>
-        </w:tc>
-      </w:tr>
-      <w:tr>
-        <w:tblPrEx>
-          <w:tblCellMar>
-            <w:top w:w="0" w:type="dxa"/>
-            <w:bottom w:w="0" w:type="dxa"/>
-          </w:tblCellMar>
-        </w:tblPrEx>
-        <w:tc>
-          <w:tcPr>
-            <w:tcW w:w="2200" w:type="dxa"/>
             <w:shd w:val="clear" w:color="auto" w:fill="FFFFFF"/>
             <w:tcMar>
               <w:top w:w="80" w:type="dxa"/>
@@ -13078,6 +12176,18 @@
       <w:pPr>
         <w:spacing w:after="200"/>
       </w:pPr>
+    </w:p>
+    <w:p>
+      <w:pPr>
+        <w:spacing w:after="160"/>
+      </w:pPr>
+      <w:r>
+        <w:rPr>
+          <w:i/>
+          <w:iCs/>
+        </w:rPr>
+        <w:t>CẬP NHẬT (2026-09-25 / 2026-09-27): dòng F03/F04 trong bảng trên đã cập nhật theo luồng mới (tuyến do Kỹ sư bảo trì phân công; F04 ghi video + file log GPS/lux). Các dòng F05, F06 vẫn ánh xạ theo mô hình chụp ảnh rời (local_survey_frame, /frames) và F08, F09, F10 vẫn theo 1 WorkOrder liền mạch — theo C6/C7, F05/F06 thao tác trên gói video + file log, F08–F10 thao tác trên Inspection Task/Repair Task. Chưa có endpoint/bảng chính thức thay thế — không tự đặt tên khi code, xem C6/C7 và chờ WP2/WP5.</w:t>
+      </w:r>
     </w:p>
     <w:p>
       <w:pPr>
@@ -13225,17 +12335,8 @@
                 <w:sz w:val="19"/>
                 <w:szCs w:val="19"/>
               </w:rPr>
-              <w:t>work_</w:t>
-            </w:r>
-            <w:proofErr w:type="gramStart"/>
-            <w:r>
-              <w:rPr>
-                <w:sz w:val="19"/>
-                <w:szCs w:val="19"/>
-              </w:rPr>
-              <w:t>order.status</w:t>
-            </w:r>
-            <w:proofErr w:type="gramEnd"/>
+              <w:t>work_order.status</w:t>
+            </w:r>
           </w:p>
         </w:tc>
         <w:tc>
@@ -13277,6 +12378,20 @@
                 <w:szCs w:val="19"/>
               </w:rPr>
               <w:t>Mới / Đã giao / Đang làm / Hoàn thành / Quá hạn / Đã huỷ</w:t>
+            </w:r>
+          </w:p>
+          <w:p>
+            <w:pPr>
+              <w:spacing w:after="60"/>
+            </w:pPr>
+            <w:r>
+              <w:rPr>
+                <w:i/>
+                <w:iCs/>
+                <w:sz w:val="19"/>
+                <w:szCs w:val="19"/>
+              </w:rPr>
+              <w:t>CẬP NHẬT 2026-09-25: enum này lỗi thời, xem C6 — WorkOrder tách thành Inspection Task/Repair Task, chưa có enum chính thức mới.</w:t>
             </w:r>
           </w:p>
         </w:tc>
@@ -13305,17 +12420,8 @@
                 <w:sz w:val="19"/>
                 <w:szCs w:val="19"/>
               </w:rPr>
-              <w:t>work_</w:t>
-            </w:r>
-            <w:proofErr w:type="gramStart"/>
-            <w:r>
-              <w:rPr>
-                <w:sz w:val="19"/>
-                <w:szCs w:val="19"/>
-              </w:rPr>
-              <w:t>order.priority</w:t>
-            </w:r>
-            <w:proofErr w:type="gramEnd"/>
+              <w:t>work_order.priority</w:t>
+            </w:r>
           </w:p>
         </w:tc>
         <w:tc>
@@ -13380,7 +12486,6 @@
             </w:tcMar>
           </w:tcPr>
           <w:p>
-            <w:proofErr w:type="gramStart"/>
             <w:r>
               <w:rPr>
                 <w:sz w:val="19"/>
@@ -13388,7 +12493,6 @@
               </w:rPr>
               <w:t>fixture.condition</w:t>
             </w:r>
-            <w:proofErr w:type="gramEnd"/>
           </w:p>
         </w:tc>
         <w:tc>
@@ -13458,17 +12562,8 @@
                 <w:sz w:val="19"/>
                 <w:szCs w:val="19"/>
               </w:rPr>
-              <w:t>survey_</w:t>
-            </w:r>
-            <w:proofErr w:type="gramStart"/>
-            <w:r>
-              <w:rPr>
-                <w:sz w:val="19"/>
-                <w:szCs w:val="19"/>
-              </w:rPr>
-              <w:t>sweep.status</w:t>
-            </w:r>
-            <w:proofErr w:type="gramEnd"/>
+              <w:t>survey_sweep.status</w:t>
+            </w:r>
           </w:p>
         </w:tc>
         <w:tc>
@@ -13538,23 +12633,7 @@
                 <w:sz w:val="19"/>
                 <w:szCs w:val="19"/>
               </w:rPr>
-              <w:t>local_survey_</w:t>
-            </w:r>
-            <w:proofErr w:type="gramStart"/>
-            <w:r>
-              <w:rPr>
-                <w:sz w:val="19"/>
-                <w:szCs w:val="19"/>
-              </w:rPr>
-              <w:t>frame.upload</w:t>
-            </w:r>
-            <w:proofErr w:type="gramEnd"/>
-            <w:r>
-              <w:rPr>
-                <w:sz w:val="19"/>
-                <w:szCs w:val="19"/>
-              </w:rPr>
-              <w:t>_status</w:t>
+              <w:t>local_survey_frame.upload_status</w:t>
             </w:r>
           </w:p>
         </w:tc>
@@ -13611,79 +12690,64 @@
         <w:tc>
           <w:tcPr>
             <w:tcW w:w="2600" w:type="dxa"/>
-            <w:shd w:val="clear" w:color="auto" w:fill="F5F8FB"/>
-            <w:tcMar>
-              <w:top w:w="80" w:type="dxa"/>
-              <w:left w:w="100" w:type="dxa"/>
-              <w:bottom w:w="80" w:type="dxa"/>
-              <w:right w:w="100" w:type="dxa"/>
-            </w:tcMar>
-          </w:tcPr>
-          <w:p>
-            <w:r>
-              <w:rPr>
-                <w:sz w:val="19"/>
-                <w:szCs w:val="19"/>
-              </w:rPr>
-              <w:t>local_lux_</w:t>
-            </w:r>
-            <w:proofErr w:type="gramStart"/>
-            <w:r>
-              <w:rPr>
-                <w:sz w:val="19"/>
-                <w:szCs w:val="19"/>
-              </w:rPr>
-              <w:t>reading.upload</w:t>
-            </w:r>
-            <w:proofErr w:type="gramEnd"/>
-            <w:r>
-              <w:rPr>
-                <w:sz w:val="19"/>
-                <w:szCs w:val="19"/>
-              </w:rPr>
-              <w:t>_status (MỚI)</w:t>
+            <w:shd w:val="clear" w:color="auto" w:fill="FFFFFF"/>
+            <w:tcMar>
+              <w:top w:w="80" w:type="dxa"/>
+              <w:left w:w="100" w:type="dxa"/>
+              <w:bottom w:w="80" w:type="dxa"/>
+              <w:right w:w="100" w:type="dxa"/>
+            </w:tcMar>
+          </w:tcPr>
+          <w:p>
+            <w:r>
+              <w:rPr>
+                <w:sz w:val="19"/>
+                <w:szCs w:val="19"/>
+              </w:rPr>
+              <w:lastRenderedPageBreak/>
+              <w:t>sync_queue.status</w:t>
             </w:r>
           </w:p>
         </w:tc>
         <w:tc>
           <w:tcPr>
             <w:tcW w:w="3600" w:type="dxa"/>
-            <w:shd w:val="clear" w:color="auto" w:fill="F5F8FB"/>
-            <w:tcMar>
-              <w:top w:w="80" w:type="dxa"/>
-              <w:left w:w="100" w:type="dxa"/>
-              <w:bottom w:w="80" w:type="dxa"/>
-              <w:right w:w="100" w:type="dxa"/>
-            </w:tcMar>
-          </w:tcPr>
-          <w:p>
-            <w:r>
-              <w:rPr>
-                <w:sz w:val="19"/>
-                <w:szCs w:val="19"/>
-              </w:rPr>
-              <w:t>pending / uploading / uploaded / failed</w:t>
+            <w:shd w:val="clear" w:color="auto" w:fill="FFFFFF"/>
+            <w:tcMar>
+              <w:top w:w="80" w:type="dxa"/>
+              <w:left w:w="100" w:type="dxa"/>
+              <w:bottom w:w="80" w:type="dxa"/>
+              <w:right w:w="100" w:type="dxa"/>
+            </w:tcMar>
+          </w:tcPr>
+          <w:p>
+            <w:r>
+              <w:rPr>
+                <w:sz w:val="19"/>
+                <w:szCs w:val="19"/>
+              </w:rPr>
+              <w:t>queued / syncing / conflict / failed / done</w:t>
             </w:r>
           </w:p>
         </w:tc>
         <w:tc>
           <w:tcPr>
             <w:tcW w:w="3300" w:type="dxa"/>
-            <w:shd w:val="clear" w:color="auto" w:fill="F5F8FB"/>
-            <w:tcMar>
-              <w:top w:w="80" w:type="dxa"/>
-              <w:left w:w="100" w:type="dxa"/>
-              <w:bottom w:w="80" w:type="dxa"/>
-              <w:right w:w="100" w:type="dxa"/>
-            </w:tcMar>
-          </w:tcPr>
-          <w:p>
-            <w:r>
-              <w:rPr>
-                <w:sz w:val="19"/>
-                <w:szCs w:val="19"/>
-              </w:rPr>
-              <w:t>Chờ tải / Đang tải / Đã tải / Lỗi</w:t>
+            <w:shd w:val="clear" w:color="auto" w:fill="FFFFFF"/>
+            <w:tcMar>
+              <w:top w:w="80" w:type="dxa"/>
+              <w:left w:w="100" w:type="dxa"/>
+              <w:bottom w:w="80" w:type="dxa"/>
+              <w:right w:w="100" w:type="dxa"/>
+            </w:tcMar>
+          </w:tcPr>
+          <w:p>
+            <w:r>
+              <w:rPr>
+                <w:sz w:val="19"/>
+                <w:szCs w:val="19"/>
+              </w:rPr>
+              <w:t>Chờ đồng bộ / Đang đồng bộ / Xung đột / Lỗi / Hoàn tất</w:t>
             </w:r>
           </w:p>
         </w:tc>
@@ -13698,87 +12762,6 @@
         <w:tc>
           <w:tcPr>
             <w:tcW w:w="2600" w:type="dxa"/>
-            <w:shd w:val="clear" w:color="auto" w:fill="FFFFFF"/>
-            <w:tcMar>
-              <w:top w:w="80" w:type="dxa"/>
-              <w:left w:w="100" w:type="dxa"/>
-              <w:bottom w:w="80" w:type="dxa"/>
-              <w:right w:w="100" w:type="dxa"/>
-            </w:tcMar>
-          </w:tcPr>
-          <w:p>
-            <w:r>
-              <w:rPr>
-                <w:sz w:val="19"/>
-                <w:szCs w:val="19"/>
-              </w:rPr>
-              <w:lastRenderedPageBreak/>
-              <w:t>sync_</w:t>
-            </w:r>
-            <w:proofErr w:type="gramStart"/>
-            <w:r>
-              <w:rPr>
-                <w:sz w:val="19"/>
-                <w:szCs w:val="19"/>
-              </w:rPr>
-              <w:t>queue.status</w:t>
-            </w:r>
-            <w:proofErr w:type="gramEnd"/>
-          </w:p>
-        </w:tc>
-        <w:tc>
-          <w:tcPr>
-            <w:tcW w:w="3600" w:type="dxa"/>
-            <w:shd w:val="clear" w:color="auto" w:fill="FFFFFF"/>
-            <w:tcMar>
-              <w:top w:w="80" w:type="dxa"/>
-              <w:left w:w="100" w:type="dxa"/>
-              <w:bottom w:w="80" w:type="dxa"/>
-              <w:right w:w="100" w:type="dxa"/>
-            </w:tcMar>
-          </w:tcPr>
-          <w:p>
-            <w:r>
-              <w:rPr>
-                <w:sz w:val="19"/>
-                <w:szCs w:val="19"/>
-              </w:rPr>
-              <w:t>queued / syncing / conflict / failed / done</w:t>
-            </w:r>
-          </w:p>
-        </w:tc>
-        <w:tc>
-          <w:tcPr>
-            <w:tcW w:w="3300" w:type="dxa"/>
-            <w:shd w:val="clear" w:color="auto" w:fill="FFFFFF"/>
-            <w:tcMar>
-              <w:top w:w="80" w:type="dxa"/>
-              <w:left w:w="100" w:type="dxa"/>
-              <w:bottom w:w="80" w:type="dxa"/>
-              <w:right w:w="100" w:type="dxa"/>
-            </w:tcMar>
-          </w:tcPr>
-          <w:p>
-            <w:r>
-              <w:rPr>
-                <w:sz w:val="19"/>
-                <w:szCs w:val="19"/>
-              </w:rPr>
-              <w:t>Chờ đồng bộ / Đang đồng bộ / Xung đột / Lỗi / Hoàn tất</w:t>
-            </w:r>
-          </w:p>
-        </w:tc>
-      </w:tr>
-      <w:tr>
-        <w:tblPrEx>
-          <w:tblCellMar>
-            <w:top w:w="0" w:type="dxa"/>
-            <w:bottom w:w="0" w:type="dxa"/>
-          </w:tblCellMar>
-        </w:tblPrEx>
-        <w:tc>
-          <w:tcPr>
-            <w:tcW w:w="2600" w:type="dxa"/>
             <w:shd w:val="clear" w:color="auto" w:fill="F5F8FB"/>
             <w:tcMar>
               <w:top w:w="80" w:type="dxa"/>
@@ -13788,21 +12771,12 @@
             </w:tcMar>
           </w:tcPr>
           <w:p>
-            <w:proofErr w:type="gramStart"/>
-            <w:r>
-              <w:rPr>
-                <w:sz w:val="19"/>
-                <w:szCs w:val="19"/>
-              </w:rPr>
-              <w:t>notification.read</w:t>
-            </w:r>
-            <w:proofErr w:type="gramEnd"/>
-            <w:r>
-              <w:rPr>
-                <w:sz w:val="19"/>
-                <w:szCs w:val="19"/>
-              </w:rPr>
-              <w:t>_status (MỚI)</w:t>
+            <w:r>
+              <w:rPr>
+                <w:sz w:val="19"/>
+                <w:szCs w:val="19"/>
+              </w:rPr>
+              <w:t>notification.read_status (MỚI)</w:t>
             </w:r>
           </w:p>
         </w:tc>
@@ -13879,7 +12853,7 @@
         <w:spacing w:after="100"/>
       </w:pPr>
       <w:r>
-        <w:t>Không cho bắt đầu khảo sát nếu chưa khoá exposure: kiểm tra ở F03, chặn cứng chứ không chỉ nhắc nhở.</w:t>
+        <w:t>Không cho bắt đầu quay khảo sát nếu chưa khoá exposure (kiểm tra ở F03) hoặc chưa xác nhận kết nối cảm biến lux BLE (Bước 0 ở F04): chặn cứng chứ không chỉ nhắc nhở.</w:t>
       </w:r>
     </w:p>
     <w:p>
@@ -13957,7 +12931,7 @@
         <w:spacing w:after="100"/>
       </w:pPr>
       <w:r>
-        <w:t>Số đo lux bắt buộc gắn với đúng mã Pole (MỚI): không cho lưu bản ghi lux_reading nếu chưa chọn cột — số đo không gắn cột vô giá trị với CV-12.</w:t>
+        <w:t>Dữ liệu theo địa bàn: Tổ khảo sát/sửa chữa chỉ thấy/tải trước dữ liệu thuộc administrative_unit mình được phân công, lọc ở tầng server (BE-08).</w:t>
       </w:r>
     </w:p>
     <w:p>
@@ -13970,7 +12944,50 @@
         <w:spacing w:after="100"/>
       </w:pPr>
       <w:r>
-        <w:t>Dữ liệu theo địa bàn: Tổ khảo sát/sửa chữa chỉ thấy/tải trước dữ liệu thuộc administrative_unit mình được phân công, lọc ở tầng server (BE-08).</w:t>
+        <w:t>RepairEvidence và SurveyFrame là hai luồng ảnh tách biệt hoàn toàn (BE-11): không dùng chung API upload, không dùng chung bảng lưu trữ, để tránh lẫn ảnh nghiệm thu vào dữ liệu huấn luyện model.</w:t>
+      </w:r>
+    </w:p>
+    <w:p>
+      <w:pPr>
+        <w:spacing w:after="200"/>
+      </w:pPr>
+    </w:p>
+    <w:p>
+      <w:pPr>
+        <w:spacing w:after="160"/>
+      </w:pPr>
+      <w:r>
+        <w:rPr>
+          <w:i/>
+          <w:iCs/>
+        </w:rPr>
+        <w:t xml:space="preserve">CẬP NHẬT (2026-09-25 / 2026-09-27): một số quy tắc ở trên cần đọc cùng C6/C7: (1) quy tắc "mọi khung hình phải có GPS + hướng" không còn áp dụng trên mobile vì mobile không cắt frame — việc khớp frame với track GPS do server làm; cần chốt quy tắc tương đương cho track GPS/heading (liên tục, đủ độ chính xác); (2) quy tắc "ảnh gốc không bị sửa/nén trước khi phân tích" áp dụng tương tự cho file video gốc; (3) quy tắc "đóng lệnh bắt buộc có ảnh sau" cần chốt lại vì C6 bước 9 cho phép nộp "ảnh/video" kết quả; (4) ai_classified phải giữ nguyên, mọi chỉnh sửa phân loại ghi riêng vào final_classified/override kèm lý do, người sửa và thời điểm (C6). Chưa có tên field chính thức — xem C6/C7.</w:t>
+      </w:r>
+    </w:p>
+    <w:p>
+      <w:pPr>
+        <w:pStyle w:val="Heading2"/>
+        <w:spacing w:before="300" w:after="150"/>
+      </w:pPr>
+      <w:r>
+        <w:rPr>
+          <w:b/>
+          <w:bCs/>
+          <w:color w:val="1E3A5F"/>
+        </w:rPr>
+        <w:t>C6. Cập nhật nghiệp vụ đã chốt (2026-09-25) — bổ sung/thay thế một phần C4, F04, F08–F10</w:t>
+      </w:r>
+    </w:p>
+    <w:p>
+      <w:pPr>
+        <w:spacing w:after="160"/>
+      </w:pPr>
+      <w:r>
+        <w:rPr>
+          <w:i/>
+          <w:iCs/>
+        </w:rPr>
+        <w:t>Đã xác nhận với chủ dự án (2026-09-25). Mục C4 (work_order.status) và F08–F10 (Danh sách công việc / Chi tiết lệnh / Nghiệm thu) ở trên vẫn mô tả thiết kế cũ (1 WorkOrder liền mạch) — các mục đó sẽ được viết lại đầy đủ khi WP2/WP5 chốt tên bảng/field/endpoint chính thức. Ghi lại quyết định nghiệp vụ đã chốt dưới đây trước để không ai code theo mô tả cũ ở C4/F08–F10. F03/F04 đã được viết lại theo C6/C7 (2026-09-27).</w:t>
       </w:r>
     </w:p>
     <w:p>
@@ -13983,12 +13000,233 @@
         <w:spacing w:after="100"/>
       </w:pPr>
       <w:r>
-        <w:t>RepairEvidence và SurveyFrame là hai luồng ảnh tách biệt hoàn toàn (BE-11): không dùng chung API upload, không dùng chung bảng lưu trữ, để tránh lẫn ảnh nghiệm thu vào dữ liệu huấn luyện model.</w:t>
+        <w:t>Luồng Field Engineer mới (thay cho luồng 1 WorkOrder liền mạch ở F08–F10): (1) Kỹ sư bảo trì phân công tuyến khảo sát cho Field Engineer (cập nhật 2026-09-27 — mobile không tự tạo tuyến, xem F03). (2) FE quay video hiện trường, đồng thời ghi liên tục 1 track GPS + heading + timestamp trong suốt phiên quay — không chụp ảnh rời như SurveyFrame (xem F04 đã viết lại). (3) AI sinh báo cáo, phân loại từng cột đèn theo normal/dim/out. (4) FE xem kết quả AI, có thể sửa phân loại nếu thấy sai, kèm ghi chú lý do sửa — đây là bước duyệt sơ bộ tại hiện trường, không phải Manager duyệt. (5) FE gửi kết quả lên Manager duyệt (cổng duyệt #1). (6) Manager duyệt → giao Inspection Task (kiểm tra hiện trường) cho 1 Field Engineer, có thể khác người đã khảo sát ở bước 1–2. (7) FE đi kiểm tra, nộp báo cáo kiểm tra, gửi lên Manager duyệt (cổng duyệt #2). (8) Manager duyệt → giao Repair Task (sửa chữa) cho 1 Field Engineer, có thể khác người ở bước 6–7. (9) FE sửa chữa, nộp ảnh/video kết quả cho Manager.</w:t>
+      </w:r>
+    </w:p>
+    <w:p>
+      <w:pPr>
+        <w:pStyle w:val="ListParagraph"/>
+        <w:numPr>
+          <w:ilvl w:val="0"/>
+          <w:numId w:val="2"/>
+        </w:numPr>
+        <w:spacing w:after="100"/>
+      </w:pPr>
+      <w:r>
+        <w:t>Cắt frame từ video xử lý ở server (đã xác nhận 2026-09-25, không phải trên điện thoại): mobile chỉ quay video và ghi track GPS/heading/timestamp liên tục, upload cả hai lên server; việc cắt frame từ video và khớp từng frame với mốc GPS/timestamp gần nhất trong track do server/AI xử lý. Vì vậy mobile không cần thêm thư viện xử lý video ngoài ngăn xếp công nghệ đã chốt, nhưng khoá exposure (ExposureLockController) phải áp dụng cho cả phiên quay video thay vì 1 lần chụp ảnh tĩnh, và việc ghi vị trí phải đổi từ 1 fix/ảnh sang ghi track liên tục theo thời gian.</w:t>
+      </w:r>
+    </w:p>
+    <w:p>
+      <w:pPr>
+        <w:pStyle w:val="ListParagraph"/>
+        <w:numPr>
+          <w:ilvl w:val="0"/>
+          <w:numId w:val="2"/>
+        </w:numPr>
+        <w:spacing w:after="100"/>
+      </w:pPr>
+      <w:r>
+        <w:t>Tách ai_classified khỏi final_classified/override (MỚI): không ghi đè trực tiếp lên kết quả phân loại của AI. Đề tài cần đối chiếu độ chính xác AI với kết quả con người xác nhận để trả lời RQ1, nên bắt buộc giữ audit trail: có sửa hay không, sửa từ giá trị gì thành giá trị gì, sửa lúc nào, và bởi ai (khi có nhiều Field Engineer liên quan tới cùng một tuyến).</w:t>
+      </w:r>
+    </w:p>
+    <w:p>
+      <w:pPr>
+        <w:pStyle w:val="ListParagraph"/>
+        <w:numPr>
+          <w:ilvl w:val="0"/>
+          <w:numId w:val="2"/>
+        </w:numPr>
+        <w:spacing w:after="100"/>
+      </w:pPr>
+      <w:r>
+        <w:t>WorkOrder không còn là 1 lệnh liền mạch (thay thế mô tả F08–F10 ở trên): phải tách tối thiểu 2 giai đoạn có thể giao cho người khác nhau, mỗi giai đoạn có cổng duyệt riêng của Manager — Inspection Task và Repair Task. Enum work_order.status ở mục C4 (new / assigned / in_progress / done / overdue / cancelled) không đủ diễn tả 2 giai đoạn kèm cổng duyệt riêng từng giai đoạn; có thể cần tách hẳn thành 2 entity InspectionTask/RepairTask thay vì dùng chung WorkOrder — việc này do WP2/WP5 quyết định, không tự thiết kế lại schema khi code F08–F10.</w:t>
+      </w:r>
+    </w:p>
+    <w:p>
+      <w:pPr>
+        <w:spacing w:after="160"/>
+      </w:pPr>
+      <w:r>
+        <w:rPr>
+          <w:i/>
+          <w:iCs/>
+        </w:rPr>
+        <w:t>Chưa có tên bảng/field/endpoint chính thức cho các thay đổi trên. Trước khi code lại F03/F04/F08–F10 hoặc phần xử lý kết quả phân loại AI trong survey, xác nhận với WP2/WP5 và cập nhật lại các mục C4/F08–F10 ở trên cho khớp; xem thêm ghi chú tương ứng trong CLAUDE.md của repo mobile, mục "Quyết định nghiệp vụ mới đã chốt (2026-09-25)".</w:t>
+      </w:r>
+    </w:p>
+    <w:p>
+      <w:pPr>
+        <w:pStyle w:val="Heading2"/>
+        <w:spacing w:before="300" w:after="150"/>
+      </w:pPr>
+      <w:r>
+        <w:rPr>
+          <w:b/>
+          <w:bCs/>
+          <w:color w:val="1E3A5F"/>
+        </w:rPr>
+        <w:t>C7. Cập nhật bổ sung (2026-09-27) — cảm biến lux BLE trong phiên quay khảo sát (F03/F04)</w:t>
+      </w:r>
+    </w:p>
+    <w:p>
+      <w:pPr>
+        <w:spacing w:after="160"/>
+      </w:pPr>
+      <w:r>
+        <w:rPr>
+          <w:i/>
+          <w:iCs/>
+        </w:rPr>
+        <w:t>Đã xác nhận với chủ dự án (2026-09-27). Bổ sung cho luồng ở C6 bước (2): trong phiên quay khảo sát, ngoài video và track GPS/heading/timestamp, mobile còn kết nối một cảm biến ánh sáng qua Bluetooth Low Energy (BLE) và ghi log giá trị lux liên tục. Đây là nguồn dữ liệu thứ ba thật, không phải cách diễn đạt khác của iot_node/runtime_history cố định mô tả ở docs/Backend_API_Requirements_For_Mobile.docx mục 2.1.</w:t>
+      </w:r>
+    </w:p>
+    <w:p>
+      <w:pPr>
+        <w:spacing w:after="160"/>
+      </w:pPr>
+      <w:r>
+        <w:t>Luồng đã chốt:</w:t>
+      </w:r>
+    </w:p>
+    <w:p>
+      <w:pPr>
+        <w:spacing w:after="160"/>
+      </w:pPr>
+      <w:r>
+        <w:t>Bước 0 — Chuẩn bị: người khảo sát mở app, app kết nối cảm biến ánh sáng qua Bluetooth. Chỉ cho phép bắt đầu quay khi đã xác nhận kết nối BLE thành công (chặn cứng, cùng nguyên tắc với khoá exposure ở F03).</w:t>
+      </w:r>
+    </w:p>
+    <w:p>
+      <w:pPr>
+        <w:spacing w:after="160"/>
+      </w:pPr>
+      <w:r>
+        <w:t>Bước 1 — Bắt đầu phiên khảo sát: ba luồng dữ liệu chạy song song, độc lập trong suốt phiên quay. Video: camera ghi hình liên tục. GPS: điện thoại tự động cập nhật vị trí theo khoảng thời gian đều đặn (ví dụ mỗi giây), như đã mô tả ở C6. Lux qua BLE: cảm biến gửi liên tục giá trị lux (không kèm thời gian) qua BLE; app nhận giá trị, gán thời gian hiện tại của điện thoại vào giá trị đó, rồi ghi vào log.</w:t>
+      </w:r>
+    </w:p>
+    <w:p>
+      <w:pPr>
+        <w:spacing w:after="160"/>
+      </w:pPr>
+      <w:r>
+        <w:t>Bước 2 — Trong suốt phiên: cả ba việc trên tiếp diễn liên tục, độc lập với nhau — camera vẫn quay, GPS vẫn cập nhật vị trí, cảm biến vẫn gửi lux. Mỗi khi có một mẩu dữ liệu mới (một điểm GPS, một giá trị lux), app ghi lại kèm thời điểm chính xác vào một bản ghi chung.</w:t>
+      </w:r>
+    </w:p>
+    <w:p>
+      <w:pPr>
+        <w:spacing w:after="160"/>
+      </w:pPr>
+      <w:r>
+        <w:t>Bước 3 — Kết thúc phiên: người khảo sát bấm ‘Dừng quay’. Video được lưu thành 1 file hoàn chỉnh. Toàn bộ lịch sử vị trí + lịch sử giá trị lux (mỗi bản ghi đều có thời điểm) được lưu thành 1 file log riêng.</w:t>
+      </w:r>
+    </w:p>
+    <w:p>
+      <w:pPr>
+        <w:spacing w:after="160"/>
+      </w:pPr>
+      <w:r>
+        <w:t>Bước 4 — Đóng gói &amp; gửi đi: app gộp video + file log (vị trí + lux theo thời gian) thành 1 bộ dữ liệu, gửi lên server cùng cách với video + track GPS đã mô tả ở C6 — mobile chỉ upload, không tự xử lý/cắt gì thêm trên máy.</w:t>
+      </w:r>
+    </w:p>
+    <w:p>
+      <w:pPr>
+        <w:spacing w:after="160"/>
+      </w:pPr>
+      <w:r>
+        <w:rPr>
+          <w:i/>
+          <w:iCs/>
+        </w:rPr>
+        <w:t>Chưa có tên bảng Room, tên field log lux/GPS, hay endpoint upload chính thức cho luồng này — không tự đặt tên khi code F03/F04. Cần xác nhận với WP2/WP5 cách BE tiếp nhận và lưu file log này (cùng lúc với video + track GPS ở C6) trước khi code; xem thêm CLAUDE.md của repo mobile. Luồng này đã được đưa vào F04 (Bước 0–4); tuyến khảo sát do Kỹ sư bảo trì phân công (F03).</w:t>
       </w:r>
     </w:p>
     <w:p>
       <w:r>
         <w:br w:type="page"/>
+      </w:r>
+    </w:p>
+    <w:p>
+      <w:pPr>
+        <w:spacing w:after="160"/>
+      </w:pPr>
+      <w:r>
+        <w:rPr>
+          <w:i/>
+          <w:iCs/>
+        </w:rPr>
+        <w:t xml:space="preserve">CẬP NHẬT 2026-09-27 — CÁC ĐIỂM CÒN MỞ SAU C6/C7 (cần chốt với chủ dự án và WP2/WP5 trước khi code các phần liên quan):</w:t>
+      </w:r>
+    </w:p>
+    <w:p>
+      <w:pPr>
+        <w:spacing w:after="160"/>
+      </w:pPr>
+      <w:r>
+        <w:rPr>
+          <w:i/>
+          <w:iCs/>
+        </w:rPr>
+        <w:t xml:space="preserve">(1) Màn hình cho C6 bước 4 — Field Engineer xem kết quả AI, sửa phân loại kèm ghi chú lý do rồi gửi Manager duyệt — chưa được gán vào màn nào (F05 diễn ra trước khi nộp nên không phù hợp); cần mã màn/FM-xx mới hoặc gán rõ vào màn hiện có.</w:t>
+      </w:r>
+    </w:p>
+    <w:p>
+      <w:pPr>
+        <w:spacing w:after="160"/>
+      </w:pPr>
+      <w:r>
+        <w:rPr>
+          <w:i/>
+          <w:iCs/>
+        </w:rPr>
+        <w:t xml:space="preserve">(2) Nhánh trả lại/từ chối ở cổng duyệt #1 và #2: C6 chỉ mô tả nhánh được duyệt; chưa rõ Field Engineer nhận lại gì, có phải khảo sát/kiểm tra lại không, và trạng thái tương ứng là gì.</w:t>
+      </w:r>
+    </w:p>
+    <w:p>
+      <w:pPr>
+        <w:spacing w:after="160"/>
+      </w:pPr>
+      <w:r>
+        <w:rPr>
+          <w:i/>
+          <w:iCs/>
+        </w:rPr>
+        <w:t xml:space="preserve">(3) Vai trò "Manager" và "Field Engineer" ở C6 chưa được ánh xạ với các vai trò ở A2 (Cơ quan quản lý, Kỹ sư bảo trì, Quản trị, Tổ khảo sát/sửa chữa, Citizen) — cần ghi rõ Manager tương ứng vai trò nào trên Web GIS.</w:t>
+      </w:r>
+    </w:p>
+    <w:p>
+      <w:pPr>
+        <w:spacing w:after="160"/>
+      </w:pPr>
+      <w:r>
+        <w:rPr>
+          <w:i/>
+          <w:iCs/>
+        </w:rPr>
+        <w:t xml:space="preserve">(4) Hành vi khi cảm biến BLE mất kết nối giữa phiên quay: tiếp tục quay và đánh dấu khoảng trống trong log lux, hay dừng phiên — C7 mới chỉ chặn ở thời điểm bắt đầu quay.</w:t>
+      </w:r>
+    </w:p>
+    <w:p>
+      <w:pPr>
+        <w:spacing w:after="160"/>
+      </w:pPr>
+      <w:r>
+        <w:rPr>
+          <w:i/>
+          <w:iCs/>
+        </w:rPr>
+        <w:t xml:space="preserve">(5) Bằng chứng sửa chữa: C6 bước 9 là "ảnh/video", trong khi C5 bắt buộc "ảnh sau" — cần chốt video có thay được ảnh sau hay không; video nghiệm thu vẫn phải tách khỏi luồng dữ liệu khảo sát (BE-11).</w:t>
+      </w:r>
+    </w:p>
+    <w:p>
+      <w:pPr>
+        <w:spacing w:after="160"/>
+      </w:pPr>
+      <w:r>
+        <w:rPr>
+          <w:i/>
+          <w:iCs/>
+        </w:rPr>
+        <w:t xml:space="preserve">(6) Nguồn thời gian chung: C7 gán thời gian điện thoại cho từng giá trị lux; cần chốt video, track GPS và log lux dùng cùng một nguồn đồng hồ để server khớp chính xác (P10 đã có kiểm thử "đồng hồ thiết bị sai").</w:t>
       </w:r>
     </w:p>
     <w:p>
@@ -14025,7 +13263,7 @@
         <w:spacing w:after="160"/>
       </w:pPr>
       <w:r>
-        <w:t>Lập kế hoạch (F03, xác nhận checklist bắt buộc — FM-09) → Bắt đầu phiên &amp; chụp liên tục offline (F04 — FM-08, FM-10) → Kiểm tra độ phủ/chất lượng (F05 — FM-11) → Nộp đợt khảo sát, resume nếu mất mạng (F06 — FM-12, FM-13) → [nếu là đợt đối chứng] nhập số đo lux tại các cột mẫu (F07 — FM-14) → Server chạy pipeline AI (phát hiện, gắn cột, chuẩn hoá, phân loại — thuộc WP4 CV-Analytics) → Kết quả xuất hiện trên Web GIS (WP5) để Kỹ sư bảo trì xác nhận → Nếu xác nhận là sự cố thật, hệ thống tạo WorkOrder và đẩy vào danh sách công việc (F08) của Tổ khảo sát/sửa chữa.</w:t>
+        <w:t>Kỹ sư bảo trì lập và phân công tuyến khảo sát trên Web GIS → Field Engineer nhận tuyến, chạy kiểm tra chuẩn bị (F03 — FM-09) → Kết nối cảm biến lux BLE, bắt đầu phiên: quay video + ghi GPS + ghi lux song song, offline (F04 — FM-08, FM-10) → Dừng quay: lưu 1 file video + 1 file log vị trí/lux → Kiểm tra trước khi nộp (F05 — FM-11, nội dung kiểm tra chưa chốt) → Đóng gói video + file log, gửi lên BE, resume nếu mất mạng (F06 — FM-12, FM-13) → Server cắt frame từ video, khớp với track GPS theo thời điểm và chạy pipeline AI phân loại normal/dim/out (WP4 CV-Analytics) → Field Engineer xem kết quả AI, sửa phân loại nếu cần kèm lý do (màn hình chưa gán — xem các điểm còn mở trước Phần D) → Gửi Manager duyệt (cổng duyệt #1) → Manager giao Inspection Task (xem D2).</w:t>
       </w:r>
     </w:p>
     <w:p>
@@ -14052,6 +13290,18 @@
     </w:p>
     <w:p>
       <w:pPr>
+        <w:spacing w:after="160"/>
+      </w:pPr>
+      <w:r>
+        <w:rPr>
+          <w:i/>
+          <w:iCs/>
+        </w:rPr>
+        <w:t>CẬP NHẬT 2026-09-25: luồng D2 ở trên vẫn mô tả 1 WorkOrder liền mạch (F08→F09→F10). Theo C6, lệnh được tách thành Inspection Task (giao sau cổng duyệt #1) và Repair Task (giao sau cổng duyệt #2), mỗi giai đoạn có thể giao cho Field Engineer khác nhau. Xem C6 trước khi code lại D2/F08–F10.</w:t>
+      </w:r>
+    </w:p>
+    <w:p>
+      <w:pPr>
         <w:pStyle w:val="Heading2"/>
         <w:spacing w:before="300" w:after="150"/>
       </w:pPr>
@@ -14092,28 +13342,6 @@
       </w:pPr>
       <w:r>
         <w:t>Tổ khảo sát/sửa chữa phát hiện một sự cố ngoài lệnh đã giao → Mở F11, chọn vị trí (GPS hoặc ghim thủ công), chọn FaultType, chụp ảnh, mô tả ngắn → Lưu cục bộ, vào hàng đợi đồng bộ → Khi có mạng, gửi lên server dưới dạng Fault nguồn field_report → Kỹ sư bảo trì xác nhận trên Web GIS, có thể tạo Pole mới trong GIS nếu vị trí chưa tồn tại trong hệ thống.</w:t>
-      </w:r>
-    </w:p>
-    <w:p>
-      <w:pPr>
-        <w:pStyle w:val="Heading2"/>
-        <w:spacing w:before="300" w:after="150"/>
-      </w:pPr>
-      <w:r>
-        <w:rPr>
-          <w:b/>
-          <w:bCs/>
-          <w:color w:val="1E3A5F"/>
-        </w:rPr>
-        <w:t>D5. Luồng đo lux đối chứng (MỚI)</w:t>
-      </w:r>
-    </w:p>
-    <w:p>
-      <w:pPr>
-        <w:spacing w:after="160"/>
-      </w:pPr>
-      <w:r>
-        <w:t>Gắn liền với đợt khảo sát định kỳ (FO-14 đợt 1 tuần W5, FO-19 đợt 2 tuần W13, và các đợt trong FO-18) → Người đo mở F07, chọn cột mẫu đã định trước trong kế hoạch đối chứng → Nhập giá trị lux, chụp ảnh bằng chứng → Lưu cục bộ, vào hàng đợi đồng bộ → Khi có mạng, gửi lên server → WP4 (CV-Analytics) dùng dữ liệu này ở CV-12 để tính mức đồng thuận giữa hệ thống và lux meter, trả lời trực tiếp RQ1.</w:t>
       </w:r>
     </w:p>
     <w:p>
@@ -14815,7 +14043,7 @@
         <w:spacing w:after="80"/>
       </w:pPr>
       <w:r>
-        <w:t>Entity lux_reading và notification chưa có tên chính thức ở sheet Backend: cần lên lịch làm việc với WP2 (BE1 – Mỹ) sớm, tốt nhất trước khi FM-14 (W9) và FM-21 (W16) bắt đầu, để tránh phải sửa lại API đã code.</w:t>
+        <w:t>Entity notification chưa có tên chính thức ở sheet Backend: cần lên lịch làm việc với WP2 (BE1 – Mỹ) sớm, tốt nhất trước khi FM-21 (W16) bắt đầu, để tránh phải sửa lại API đã code.</w:t>
       </w:r>
     </w:p>
     <w:p>
@@ -14834,6 +14062,18 @@
     <w:p>
       <w:r>
         <w:t>Phần này là nguồn chốt cho các nội dung trước đây còn để mở. Nếu một mô tả cũ mâu thuẫn với P5–P9, áp dụng quyết định tại các mục bổ sung này.</w:t>
+      </w:r>
+    </w:p>
+    <w:p>
+      <w:pPr>
+        <w:spacing w:after="160"/>
+      </w:pPr>
+      <w:r>
+        <w:rPr>
+          <w:i/>
+          <w:iCs/>
+        </w:rPr>
+        <w:t xml:space="preserve">CẬP NHẬT 2026-09-27: C6 (chốt 2026-09-25) và C7 (chốt 2026-09-27) được quyết định SAU P5–P9. Ở những điểm P5–P9 còn mô tả chụp ảnh rời theo khung hình (P5.1 metadata theo frame, P5.3 tự động chụp theo quãng đường, danh sách bảng ở P6, ước tính dung lượng theo ảnh ở P7), áp dụng C6/C7; các nội dung khác của P5–P9 vẫn giữ nguyên hiệu lực.</w:t>
       </w:r>
     </w:p>
     <w:p>
@@ -14990,6 +14230,18 @@
       </w:pPr>
       <w:r>
         <w:t>Frame thiếu metadata bắt buộc vẫn được lưu để kiểm tra, nhưng gắn cờ invalid_for_association và không được tính vào độ phủ hợp lệ.</w:t>
+      </w:r>
+    </w:p>
+    <w:p>
+      <w:pPr>
+        <w:spacing w:after="160"/>
+      </w:pPr>
+      <w:r>
+        <w:rPr>
+          <w:i/>
+          <w:iCs/>
+        </w:rPr>
+        <w:t xml:space="preserve">CẬP NHẬT (2026-09-25 / 2026-09-27): theo C6, P5.1–P5.3 cần hiểu lại cho phiên quay video: khoá exposure phải giữ ổn định suốt phiên quay, không chỉ 1 lần chụp; metadata thiết bị (manufacturer, model, camera_id, focal_length, capability profile) nhiều khả năng gắn theo phiên quay/file video thay vì từng frame — cần xác nhận với WP4; "tự động chụp theo quãng đường", chống double-trigger và cờ invalid_for_association theo frame không còn áp dụng trên mobile vì mobile không cắt frame — GPS/heading ghi thành track liên tục theo thời gian. Ngưỡng độ chính xác GPS ở P5.3 vẫn áp dụng cho track. Chưa có tên field chính thức — xem C6/C7.</w:t>
       </w:r>
     </w:p>
     <w:p>
@@ -15091,7 +14343,7 @@
               <w:rPr>
                 <w:sz w:val="18"/>
               </w:rPr>
-              <w:t>Cache tài sản và trạng thái phục vụ F07, F09, F12 khi offline.</w:t>
+              <w:t>Cache tài sản và trạng thái phục vụ F09, F12 khi offline.</w:t>
             </w:r>
           </w:p>
         </w:tc>
@@ -15350,6 +14602,18 @@
       </w:tr>
     </w:tbl>
     <w:p/>
+    <w:p>
+      <w:pPr>
+        <w:spacing w:after="160"/>
+      </w:pPr>
+      <w:r>
+        <w:rPr>
+          <w:i/>
+          <w:iCs/>
+        </w:rPr>
+        <w:t xml:space="preserve">CẬP NHẬT (2026-09-25 / 2026-09-27): bảng trên chưa đầy đủ. Còn thiếu các bảng đã nêu ở C2 (local_survey_sweep, local_work_order, local_work_order_evidence, local_fault_report, local_notification) và các bảng mới theo C6/C7: phiên quay video, track GPS/heading/timestamp, log lux BLE, kết quả phân loại AI (ai_classified tách khỏi final_classified/override kèm audit trail), Inspection Task/Repair Task. Chưa có tên bảng chính thức cho các bảng mới — không tự đặt tên khi code, chờ WP2/WP5.</w:t>
+      </w:r>
+    </w:p>
     <w:p>
       <w:pPr>
         <w:pStyle w:val="Heading3"/>
@@ -15873,22 +15137,22 @@
     </w:p>
     <w:p>
       <w:pPr>
+        <w:spacing w:after="160"/>
+      </w:pPr>
+      <w:r>
+        <w:rPr>
+          <w:i/>
+          <w:iCs/>
+        </w:rPr>
+        <w:t xml:space="preserve">CẬP NHẬT (2026-09-25 / 2026-09-27): ước tính dung lượng trước F04 và chính sách dọn dữ liệu ở trên đang tính theo ảnh — theo C6/C7 phải tính theo dung lượng video của cả phiên (lớn hơn đáng kể so với ảnh rời trên cùng quãng đường) cộng file log. Quy tắc "không tự xoá dữ liệu chưa đồng bộ" và "chỉ dọn sau khi server xác nhận checksum" áp dụng nguyên cho file video và file log; video/log cũng phải nằm trong app-specific storage, không hiện trong Gallery và được loại khỏi Android backup như ảnh hiện trường.</w:t>
+      </w:r>
+    </w:p>
+    <w:p>
+      <w:pPr>
         <w:pStyle w:val="Heading2"/>
       </w:pPr>
       <w:r>
         <w:t>P8. Thời gian, bản đồ và thông báo</w:t>
-      </w:r>
-    </w:p>
-    <w:p>
-      <w:pPr>
-        <w:pStyle w:val="ListParagraph"/>
-        <w:numPr>
-          <w:ilvl w:val="0"/>
-          <w:numId w:val="2"/>
-        </w:numPr>
-      </w:pPr>
-      <w:r>
-        <w:t>Lux reading lưu captured_at_device, measured_at, time_was_edited, timezone, user_id và mã thiết bị lux meter. Mọi chỉnh thời điểm phải có audit trail.</w:t>
       </w:r>
     </w:p>
     <w:p>
@@ -16153,7 +15417,7 @@
               <w:rPr>
                 <w:sz w:val="18"/>
               </w:rPr>
-              <w:t>Map/List Selector, Camera Readiness</w:t>
+              <w:t>Assigned Route List, Route Map (chỉ xem), Camera Readiness</w:t>
             </w:r>
           </w:p>
         </w:tc>
@@ -16170,7 +15434,7 @@
               <w:rPr>
                 <w:sz w:val="18"/>
               </w:rPr>
-              <w:t>Permission; exposure; GPS; storage; battery</w:t>
+              <w:t>Chưa có tuyến được giao; cached/stale; permission; exposure; GPS; storage; battery</w:t>
             </w:r>
           </w:p>
         </w:tc>
@@ -16206,7 +15470,7 @@
               <w:rPr>
                 <w:sz w:val="18"/>
               </w:rPr>
-              <w:t>Camera Overlay, GPS Indicator</w:t>
+              <w:t>BLE Connect Panel, Camera Preview + REC, GPS Indicator, Lux Indicator</w:t>
             </w:r>
           </w:p>
         </w:tc>
@@ -16223,7 +15487,7 @@
               <w:rPr>
                 <w:sz w:val="18"/>
               </w:rPr>
-              <w:t>Paused; GPS weak/lost; metadata invalid; storage low</w:t>
+              <w:t>BLE chưa kết nối / mất kết nối; recording; GPS weak/lost; storage low; đang đóng gói</w:t>
             </w:r>
           </w:p>
         </w:tc>
@@ -16348,7 +15612,7 @@
               <w:rPr>
                 <w:sz w:val="18"/>
               </w:rPr>
-              <w:t>F07</w:t>
+              <w:t>F08</w:t>
             </w:r>
           </w:p>
         </w:tc>
@@ -16365,7 +15629,7 @@
               <w:rPr>
                 <w:sz w:val="18"/>
               </w:rPr>
-              <w:t>Pole Selector, Lux Input, Evidence</w:t>
+              <w:t>Filter Chips, Work Order Card</w:t>
             </w:r>
           </w:p>
         </w:tc>
@@ -16382,7 +15646,7 @@
               <w:rPr>
                 <w:sz w:val="18"/>
               </w:rPr>
-              <w:t>Pole required; draft; queued; invalid time</w:t>
+              <w:t>Cached/stale; filtered empty; error</w:t>
             </w:r>
           </w:p>
         </w:tc>
@@ -16401,7 +15665,7 @@
               <w:rPr>
                 <w:sz w:val="18"/>
               </w:rPr>
-              <w:t>F08</w:t>
+              <w:t>F09</w:t>
             </w:r>
           </w:p>
         </w:tc>
@@ -16418,7 +15682,7 @@
               <w:rPr>
                 <w:sz w:val="18"/>
               </w:rPr>
-              <w:t>Filter Chips, Work Order Card</w:t>
+              <w:t>Asset Card, Map, Navigation CTA</w:t>
             </w:r>
           </w:p>
         </w:tc>
@@ -16435,7 +15699,7 @@
               <w:rPr>
                 <w:sz w:val="18"/>
               </w:rPr>
-              <w:t>Cached/stale; filtered empty; error</w:t>
+              <w:t>Offline map unavailable; external-map limitation</w:t>
             </w:r>
           </w:p>
         </w:tc>
@@ -16454,7 +15718,7 @@
               <w:rPr>
                 <w:sz w:val="18"/>
               </w:rPr>
-              <w:t>F09</w:t>
+              <w:t>F10</w:t>
             </w:r>
           </w:p>
         </w:tc>
@@ -16471,7 +15735,7 @@
               <w:rPr>
                 <w:sz w:val="18"/>
               </w:rPr>
-              <w:t>Asset Card, Map, Navigation CTA</w:t>
+              <w:t>Status, Evidence, Notes</w:t>
             </w:r>
           </w:p>
         </w:tc>
@@ -16488,7 +15752,7 @@
               <w:rPr>
                 <w:sz w:val="18"/>
               </w:rPr>
-              <w:t>Offline map unavailable; external-map limitation</w:t>
+              <w:t>Draft; missing evidence; conflict</w:t>
             </w:r>
           </w:p>
         </w:tc>
@@ -16507,7 +15771,7 @@
               <w:rPr>
                 <w:sz w:val="18"/>
               </w:rPr>
-              <w:t>F10</w:t>
+              <w:t>F11</w:t>
             </w:r>
           </w:p>
         </w:tc>
@@ -16524,7 +15788,7 @@
               <w:rPr>
                 <w:sz w:val="18"/>
               </w:rPr>
-              <w:t>Status, Evidence, Notes</w:t>
+              <w:t>Location Picker, Fault Selector, Camera</w:t>
             </w:r>
           </w:p>
         </w:tc>
@@ -16541,7 +15805,7 @@
               <w:rPr>
                 <w:sz w:val="18"/>
               </w:rPr>
-              <w:t>Draft; missing evidence; conflict</w:t>
+              <w:t>GPS unavailable; manual pin; queued</w:t>
             </w:r>
           </w:p>
         </w:tc>
@@ -16560,7 +15824,7 @@
               <w:rPr>
                 <w:sz w:val="18"/>
               </w:rPr>
-              <w:t>F11</w:t>
+              <w:t>F12</w:t>
             </w:r>
           </w:p>
         </w:tc>
@@ -16577,7 +15841,7 @@
               <w:rPr>
                 <w:sz w:val="18"/>
               </w:rPr>
-              <w:t>Location Picker, Fault Selector, Camera</w:t>
+              <w:t>Map Layers, Marker, Legend</w:t>
             </w:r>
           </w:p>
         </w:tc>
@@ -16594,7 +15858,7 @@
               <w:rPr>
                 <w:sz w:val="18"/>
               </w:rPr>
-              <w:t>GPS unavailable; manual pin; queued</w:t>
+              <w:t>Offline region; tile unavailable; cluster</w:t>
             </w:r>
           </w:p>
         </w:tc>
@@ -16613,7 +15877,7 @@
               <w:rPr>
                 <w:sz w:val="18"/>
               </w:rPr>
-              <w:t>F12</w:t>
+              <w:t>F13</w:t>
             </w:r>
           </w:p>
         </w:tc>
@@ -16630,7 +15894,7 @@
               <w:rPr>
                 <w:sz w:val="18"/>
               </w:rPr>
-              <w:t>Map Layers, Marker, Legend</w:t>
+              <w:t>Sync Queue Item, Conflict Detail</w:t>
             </w:r>
           </w:p>
         </w:tc>
@@ -16647,7 +15911,7 @@
               <w:rPr>
                 <w:sz w:val="18"/>
               </w:rPr>
-              <w:t>Offline region; tile unavailable; cluster</w:t>
+              <w:t>Queued; waiting network; syncing; failed; conflict</w:t>
             </w:r>
           </w:p>
         </w:tc>
@@ -16666,7 +15930,7 @@
               <w:rPr>
                 <w:sz w:val="18"/>
               </w:rPr>
-              <w:t>F13</w:t>
+              <w:t>F14</w:t>
             </w:r>
           </w:p>
         </w:tc>
@@ -16683,7 +15947,7 @@
               <w:rPr>
                 <w:sz w:val="18"/>
               </w:rPr>
-              <w:t>Sync Queue Item, Conflict Detail</w:t>
+              <w:t>Notification List</w:t>
             </w:r>
           </w:p>
         </w:tc>
@@ -16700,7 +15964,7 @@
               <w:rPr>
                 <w:sz w:val="18"/>
               </w:rPr>
-              <w:t>Queued; waiting network; syncing; failed; conflict</w:t>
+              <w:t>Cached; unread; deep-link unavailable</w:t>
             </w:r>
           </w:p>
         </w:tc>
@@ -16719,7 +15983,7 @@
               <w:rPr>
                 <w:sz w:val="18"/>
               </w:rPr>
-              <w:t>F14</w:t>
+              <w:t>F15</w:t>
             </w:r>
           </w:p>
         </w:tc>
@@ -16736,7 +16000,7 @@
               <w:rPr>
                 <w:sz w:val="18"/>
               </w:rPr>
-              <w:t>Notification List</w:t>
+              <w:t>Settings, Cache, Logout Dialog</w:t>
             </w:r>
           </w:p>
         </w:tc>
@@ -16753,65 +16017,24 @@
               <w:rPr>
                 <w:sz w:val="18"/>
               </w:rPr>
-              <w:t>Cached; unread; deep-link unavailable</w:t>
-            </w:r>
-          </w:p>
-        </w:tc>
-      </w:tr>
-      <w:tr>
-        <w:tc>
-          <w:tcPr>
-            <w:tcW w:type="dxa" w:w="3249"/>
-            <w:vAlign w:val="center"/>
-          </w:tcPr>
-          <w:p>
-            <w:pPr>
-              <w:spacing w:after="40"/>
-            </w:pPr>
-            <w:r>
-              <w:rPr>
-                <w:sz w:val="18"/>
-              </w:rPr>
-              <w:t>F15</w:t>
-            </w:r>
-          </w:p>
-        </w:tc>
-        <w:tc>
-          <w:tcPr>
-            <w:tcW w:type="dxa" w:w="3249"/>
-            <w:vAlign w:val="center"/>
-          </w:tcPr>
-          <w:p>
-            <w:pPr>
-              <w:spacing w:after="40"/>
-            </w:pPr>
-            <w:r>
-              <w:rPr>
-                <w:sz w:val="18"/>
-              </w:rPr>
-              <w:t>Settings, Cache, Logout Dialog</w:t>
-            </w:r>
-          </w:p>
-        </w:tc>
-        <w:tc>
-          <w:tcPr>
-            <w:tcW w:type="dxa" w:w="3249"/>
-            <w:vAlign w:val="center"/>
-          </w:tcPr>
-          <w:p>
-            <w:pPr>
-              <w:spacing w:after="40"/>
-            </w:pPr>
-            <w:r>
-              <w:rPr>
-                <w:sz w:val="18"/>
-              </w:rPr>
               <w:t>Pending sync; storage usage; destructive confirmation</w:t>
             </w:r>
           </w:p>
         </w:tc>
       </w:tr>
     </w:tbl>
+    <w:p>
+      <w:pPr>
+        <w:spacing w:after="160"/>
+      </w:pPr>
+      <w:r>
+        <w:rPr>
+          <w:i/>
+          <w:iCs/>
+        </w:rPr>
+        <w:t>CẬP NHẬT (2026-09-25 / 2026-09-27): dòng F03/F04 ở trên đã cập nhật theo luồng mới (tuyến do Kỹ sư bảo trì phân công; F04 gồm kết nối BLE, quay video, ghi GPS và log lux). Dòng F05/F06 vẫn theo mô hình chụp ảnh rời; dòng F09/F10 vẫn mô tả 1 trạng thái WorkOrder chung, chưa phản ánh Inspection Task/Repair Task tách riêng theo C6. Xem C6/C7 trước khi code lại các trạng thái này, chưa có tên field/enum chính thức.</w:t>
+      </w:r>
+    </w:p>
     <w:p/>
     <w:p>
       <w:pPr>
@@ -16891,6 +16114,18 @@
       </w:pPr>
       <w:r>
         <w:t>Kiểm thử ngoài trời nắng mạnh, ban đêm, bằng một tay và khi đeo găng.</w:t>
+      </w:r>
+    </w:p>
+    <w:p>
+      <w:pPr>
+        <w:spacing w:after="160"/>
+      </w:pPr>
+      <w:r>
+        <w:rPr>
+          <w:i/>
+          <w:iCs/>
+        </w:rPr>
+        <w:t xml:space="preserve">CẬP NHẬT 2026-09-27: bổ sung kiểm thử cho C6/C7: cảm biến BLE chưa kết nối (phải chặn Bắt đầu quay), quyền Bluetooth bị từ chối, BLE mất kết nối giữa phiên rồi kết nối lại; lệch thời gian giữa video, track GPS và log lux; upload file video lớn bị ngắt và resume; exposure giữ ổn định suốt phiên quay dài; Field Engineer sửa phân loại AI — kiểm tra ai_classified không bị ghi đè và audit trail đủ người sửa, thời điểm, giá trị cũ/mới.</w:t>
       </w:r>
     </w:p>
     <w:sectPr>

--- a/docs/LuxMap_Mobile_DacTaChiTiet_v2.2.docx
+++ b/docs/LuxMap_Mobile_DacTaChiTiet_v2.2.docx
@@ -3601,7 +3601,7 @@
                 <w:sz w:val="20"/>
                 <w:szCs w:val="20"/>
               </w:rPr>
-              <w:t xml:space="preserve">Kết quả kiểm tra kỹ thuật tự động (P5.1): quyền camera, khả năng khoá exposure thật (Camera2), GPS/heading, dung lượng trống so với ước tính video của tuyến (P7), pin</w:t>
+              <w:t xml:space="preserve">Kết quả kiểm tra kỹ thuật tự động (P5.1, C8): quyền camera, khả năng khoá thủ công exposure (ISO/shutter), lấy nét, cân bằng trắng và tắt EIS/HDR/night mode (Camera2), SENSOR_INFO_TIMESTAMP_SOURCE = REALTIME, GPS/heading, dung lượng trống so với ước tính video của tuyến (P7), pin</w:t>
             </w:r>
           </w:p>
           <w:p>
@@ -3886,7 +3886,7 @@
                 <w:sz w:val="20"/>
                 <w:szCs w:val="20"/>
               </w:rPr>
-              <w:t xml:space="preserve">KHÔNG cho vào phiên quay nếu app chưa xác minh exposure đã được khoá thật — yêu cầu phi chức năng bắt buộc (Photometric Comparability); video quay sai chế độ này không thể hiệu chỉnh lại sau khi đã quay. Exposure phải giữ khoá suốt phiên quay (C6)</w:t>
+              <w:t xml:space="preserve">KHÔNG cho vào phiên quay nếu app chưa xác minh exposure đã được khoá thật — yêu cầu phi chức năng bắt buộc (Photometric Comparability); video quay sai chế độ này không thể hiệu chỉnh lại sau khi đã quay. Toàn bộ cấu hình camera (exposure, lấy nét, cân bằng trắng, độ phân giải/fps, tắt EIS/HDR) phải khoá theo profile và giữ suốt phiên quay (C8)</w:t>
             </w:r>
           </w:p>
           <w:p>
@@ -4028,7 +4028,7 @@
                 <w:sz w:val="20"/>
                 <w:szCs w:val="20"/>
               </w:rPr>
-              <w:t xml:space="preserve">Màn hình chính khi lái xe khảo sát: quay video liên tục, đồng thời ghi vị trí GPS và giá trị lux từ cảm biến ánh sáng qua BLE, mỗi bản ghi kèm thời điểm. Mobile chỉ ghi, đóng gói và gửi đi — không cắt frame, không xử lý video trên máy (C6/C7, cập nhật 2026-09-27).</w:t>
+              <w:t xml:space="preserve">Màn hình chính khi lái xe khảo sát: quay video liên tục, đồng thời ghi GPS track và giá trị lux từ module cảm biến qua BLE, tất cả gắn chung đồng hồ của điện thoại. Mobile chỉ ghi, đóng gói và gửi đi — không cắt frame, không xử lý video trên máy (C6/C7/C8, cập nhật 2026-09-27).</w:t>
             </w:r>
           </w:p>
         </w:tc>
@@ -4148,19 +4148,19 @@
                 <w:sz w:val="20"/>
                 <w:szCs w:val="20"/>
               </w:rPr>
-              <w:t xml:space="preserve">khối kết nối cảm biến ánh sáng qua Bluetooth (BLE): trạng thái chưa kết nối / đang kết nối / đã kết nối và giá trị lux đang nhận để xác nhận cảm biến hoạt động</w:t>
-            </w:r>
-          </w:p>
-          <w:p>
-            <w:pPr>
-              <w:spacing w:after="60"/>
-            </w:pPr>
-            <w:r>
-              <w:rPr>
-                <w:sz w:val="20"/>
-                <w:szCs w:val="20"/>
-              </w:rPr>
-              <w:t xml:space="preserve">Nút "Bắt đầu quay" chỉ bật khi đã xác nhận kết nối BLE thành công (và exposure đã khoá — F03)</w:t>
+              <w:t xml:space="preserve">khối kết nối module cảm biến ánh sáng qua Bluetooth (BLE): trạng thái chưa kết nối / đang kết nối / đã kết nối và giá trị lux đang nhận để xác nhận cảm biến hoạt động</w:t>
+            </w:r>
+          </w:p>
+          <w:p>
+            <w:pPr>
+              <w:spacing w:after="60"/>
+            </w:pPr>
+            <w:r>
+              <w:rPr>
+                <w:sz w:val="20"/>
+                <w:szCs w:val="20"/>
+              </w:rPr>
+              <w:t xml:space="preserve">Nút "Bắt đầu quay" chỉ bật khi đã xác nhận kết nối BLE thành công và cấu hình camera đã khoá đúng profile (F03, C8)</w:t>
             </w:r>
           </w:p>
           <w:p>
@@ -4193,7 +4193,7 @@
                 <w:sz w:val="20"/>
                 <w:szCs w:val="20"/>
               </w:rPr>
-              <w:t xml:space="preserve">Chỉ báo GPS: độ chính xác (mét), heading; chỉ báo cảm biến BLE: trạng thái kết nối và giá trị lux gần nhất; icon khoá exposure; quãng đường đã đi</w:t>
+              <w:t xml:space="preserve">Chỉ báo GPS: độ chính xác (mét), heading; chỉ báo cảm biến BLE: trạng thái kết nối và giá trị lux gần nhất; icon khoá cấu hình camera; quãng đường đã đi</w:t>
             </w:r>
           </w:p>
           <w:p>
@@ -4269,7 +4269,7 @@
                 <w:sz w:val="20"/>
                 <w:szCs w:val="20"/>
               </w:rPr>
-              <w:t xml:space="preserve">mở app, kết nối cảm biến ánh sáng qua Bluetooth. Chỉ khi xác nhận kết nối thành công mới cho phép bắt đầu.</w:t>
+              <w:t xml:space="preserve">mở app, kết nối module cảm biến ánh sáng qua Bluetooth. Chỉ khi xác nhận kết nối thành công mới cho phép bắt đầu.</w:t>
             </w:r>
           </w:p>
           <w:p>
@@ -4290,19 +4290,19 @@
                 <w:sz w:val="20"/>
                 <w:szCs w:val="20"/>
               </w:rPr>
-              <w:t xml:space="preserve">ba việc chạy song song. Quay video: camera ghi hình liên tục trong suốt phiên. Ghi vị trí (GPS): điện thoại tự động cập nhật toạ độ hiện tại theo khoảng thời gian đều đặn (ví dụ mỗi giây). Nhận dữ liệu cảm biến: cảm biến gửi liên tục giá trị lux theo thời gian thực qua BLE.</w:t>
-            </w:r>
-          </w:p>
-          <w:p>
-            <w:pPr>
-              <w:spacing w:after="60"/>
-            </w:pPr>
-            <w:r>
-              <w:rPr>
-                <w:sz w:val="20"/>
-                <w:szCs w:val="20"/>
-              </w:rPr>
-              <w:t xml:space="preserve">Luồng lux: cảm biến đo lux → gửi giá trị lux (không kèm giờ) qua BLE → app nhận được → app lấy giờ hiện tại của điện thoại → gán giờ đó vào giá trị lux → ghi vào log.</w:t>
+              <w:t xml:space="preserve">app ghi cặp mốc (giờ UTC, elapsedRealtimeNanos) và cấu hình camera thực tế vào file cấu hình quay, rồi chạy song song ba việc. Quay video: camera ghi hình liên tục với cấu hình đã khoá (C8). Ghi vị trí (GPS): điện thoại tự động cập nhật toạ độ theo khoảng thời gian đều đặn (ví dụ mỗi giây). Nhận dữ liệu cảm biến: module gửi liên tục giá trị lux qua BLE notify (8–20 mẫu/giây).</w:t>
+            </w:r>
+          </w:p>
+          <w:p>
+            <w:pPr>
+              <w:spacing w:after="60"/>
+            </w:pPr>
+            <w:r>
+              <w:rPr>
+                <w:sz w:val="20"/>
+                <w:szCs w:val="20"/>
+              </w:rPr>
+              <w:t xml:space="preserve">Luồng lux: module đo lux → gửi gói (seq, module_ms, lux — không kèm giờ thật) qua BLE → app nhận được → app gắn elapsedRealtimeNanos của điện thoại lúc nhận → ghi vào log lux.</w:t>
             </w:r>
           </w:p>
           <w:p>
@@ -4323,7 +4323,7 @@
                 <w:sz w:val="20"/>
                 <w:szCs w:val="20"/>
               </w:rPr>
-              <w:t xml:space="preserve">cả ba việc tiếp diễn liên tục, độc lập với nhau — camera vẫn quay, GPS vẫn cập nhật, cảm biến vẫn gửi lux. Mỗi khi có một mẩu dữ liệu mới (một điểm GPS, một giá trị lux), app ghi lại kèm thời điểm chính xác lúc đó vào một bản ghi chung.</w:t>
+              <w:t xml:space="preserve">cả ba việc tiếp diễn liên tục, độc lập với nhau. Mỗi mẩu dữ liệu mới (một điểm GPS, một giá trị lux, một frame video) được ghi kèm thời điểm theo cùng đồng hồ elapsedRealtimeNanos.</w:t>
             </w:r>
           </w:p>
           <w:p>
@@ -4344,7 +4344,7 @@
                 <w:sz w:val="20"/>
                 <w:szCs w:val="20"/>
               </w:rPr>
-              <w:t xml:space="preserve">người khảo sát bấm "Dừng quay". Video được lưu thành 1 file hoàn chỉnh. Toàn bộ lịch sử vị trí + lịch sử giá trị lux (mỗi bản ghi đều có thời điểm) được lưu thành 1 file log riêng.</w:t>
+              <w:t xml:space="preserve">người khảo sát bấm "Dừng quay". Video được lưu thành 1 file hoàn chỉnh; log lux, GPS track và log timestamp frame được lưu thành các file log riêng, cùng file cấu hình quay (C8).</w:t>
             </w:r>
           </w:p>
           <w:p>
@@ -4365,7 +4365,7 @@
                 <w:sz w:val="20"/>
                 <w:szCs w:val="20"/>
               </w:rPr>
-              <w:t xml:space="preserve">app gộp video + file log (vị trí + lux theo thời gian) thành 1 bộ dữ liệu và gửi lên hệ thống BE (qua F06/hàng đợi đồng bộ F13 khi có mạng).</w:t>
+              <w:t xml:space="preserve">app gộp video + các file log + file cấu hình quay thành 1 bộ dữ liệu và gửi lên hệ thống BE (qua F06/hàng đợi đồng bộ F13 khi có mạng).</w:t>
             </w:r>
           </w:p>
         </w:tc>
@@ -4432,31 +4432,31 @@
                 <w:sz w:val="20"/>
                 <w:szCs w:val="20"/>
               </w:rPr>
-              <w:t xml:space="preserve">Đầu ra mỗi phiên: 1 file video + 1 file log gồm các bản ghi vị trí GPS (thời điểm, toạ độ, kèm heading theo C6) và các bản ghi lux (thời điểm = giờ điện thoại lúc app nhận, giá trị lux)</w:t>
-            </w:r>
-          </w:p>
-          <w:p>
-            <w:pPr>
-              <w:spacing w:after="60"/>
-            </w:pPr>
-            <w:r>
-              <w:rPr>
-                <w:sz w:val="20"/>
-                <w:szCs w:val="20"/>
-              </w:rPr>
-              <w:t xml:space="preserve">Bước 4 gửi 1 bộ dữ liệu (video + file log) lên BE; server cắt frame từ video và khớp với track GPS theo thời điểm (C6)</w:t>
-            </w:r>
-          </w:p>
-          <w:p>
-            <w:pPr>
-              <w:spacing w:after="60"/>
-            </w:pPr>
-            <w:r>
-              <w:rPr>
-                <w:sz w:val="20"/>
-                <w:szCs w:val="20"/>
-              </w:rPr>
-              <w:t xml:space="preserve">Chưa có tên bảng Room, định dạng/tên field của file log hay endpoint upload chính thức — không tự đặt tên khi code, chờ WP2/WP5 (C7). Bảng local_survey_frame và survey.survey_frame (SurveyFrame chụp ảnh rời) không còn dùng cho F04</w:t>
+              <w:t xml:space="preserve">Đầu ra mỗi phiên (C8 mục 4): video; log lux (seq, module_ms, phone_elapsed_ns, lux); GPS track (elapsedRealtimeNanos, toạ độ, heading, độ chính xác); log timestamp frame video; file cấu hình quay</w:t>
+            </w:r>
+          </w:p>
+          <w:p>
+            <w:pPr>
+              <w:spacing w:after="60"/>
+            </w:pPr>
+            <w:r>
+              <w:rPr>
+                <w:sz w:val="20"/>
+                <w:szCs w:val="20"/>
+              </w:rPr>
+              <w:t xml:space="preserve">Server cắt frame từ video, khớp frame với GPS track và log lux theo cùng đồng hồ, so cấu hình quay với profile đã chốt (thay cho kiểm tra metadata JPEG ở BE-16)</w:t>
+            </w:r>
+          </w:p>
+          <w:p>
+            <w:pPr>
+              <w:spacing w:after="60"/>
+            </w:pPr>
+            <w:r>
+              <w:rPr>
+                <w:sz w:val="20"/>
+                <w:szCs w:val="20"/>
+              </w:rPr>
+              <w:t xml:space="preserve">Chưa có tên bảng Room, định dạng file hay endpoint upload chính thức — không tự đặt tên khi code, chờ WP2/WP5 (C7/C8). Bảng local_survey_frame và survey.survey_frame (SurveyFrame chụp ảnh rời) không còn dùng cho F04</w:t>
             </w:r>
           </w:p>
         </w:tc>
@@ -4523,7 +4523,7 @@
                 <w:sz w:val="20"/>
                 <w:szCs w:val="20"/>
               </w:rPr>
-              <w:t xml:space="preserve">Chặn cứng: không cho bắt đầu quay khi chưa xác nhận kết nối cảm biến lux BLE (C7) hoặc exposure chưa được khoá (F03); exposure giữ khoá suốt phiên quay</w:t>
+              <w:t xml:space="preserve">Chặn cứng: không cho bắt đầu quay khi chưa xác nhận kết nối cảm biến lux BLE (C7) hoặc cấu hình camera chưa khoá đúng profile (F03, C8); cấu hình giữ nguyên suốt phiên quay</w:t>
             </w:r>
           </w:p>
           <w:p>
@@ -4547,7 +4547,7 @@
                 <w:sz w:val="20"/>
                 <w:szCs w:val="20"/>
               </w:rPr>
-              <w:t xml:space="preserve">Mọi bản ghi GPS và lux dùng cùng đồng hồ của điện thoại để server khớp được với video</w:t>
+              <w:t xml:space="preserve">Mọi dấu thời gian dùng SystemClock.elapsedRealtimeNanos() — không dùng giờ hệ thống (có thể nhảy khi đồng bộ giờ mạng)</w:t>
             </w:r>
           </w:p>
           <w:p>
@@ -4571,7 +4571,7 @@
                 <w:sz w:val="20"/>
                 <w:szCs w:val="20"/>
               </w:rPr>
-              <w:t xml:space="preserve">Cảnh báo rõ nếu cảm biến BLE mất kết nối giữa phiên; hành vi sau đó (tiếp tục quay và đánh dấu khoảng trống lux, hay dừng phiên) chưa chốt — xem các điểm còn mở trước Phần D</w:t>
+              <w:t xml:space="preserve">Cảnh báo rõ nếu module BLE mất kết nối giữa phiên; hành vi sau đó (tiếp tục quay hay dừng phiên) chưa chốt — xem các điểm còn mở trước Phần D. Gói bị mất được server phát hiện qua seq</w:t>
             </w:r>
           </w:p>
           <w:p>
@@ -5614,7 +5614,7 @@
                 <w:sz w:val="20"/>
                 <w:szCs w:val="20"/>
               </w:rPr>
-              <w:t xml:space="preserve">CẬP NHẬT (2026-09-25 / 2026-09-27): endpoint POST /api/v1/survey-sweeps/{id}/frames và thanh tiến độ "theo từng khung hình" ở trên thuộc mô hình chụp ảnh rời — theo C6/C7, mỗi phiên upload 1 file video + 1 file log (track GPS/heading/timestamp + lux BLE), tiến độ tính theo byte, upload theo chunk/resume như P5.2. Lưu ý "nén ảnh chỉ ở bước tải lên" cũng cần chốt lại cho video (có nén/transcode hay upload bản gốc) cùng WP4. Chưa có endpoint chính thức — không tự đặt tên khi code, xem C6/C7 và chờ WP2/WP5.</w:t>
+              <w:t xml:space="preserve">CẬP NHẬT (2026-09-25 / 2026-09-27): endpoint POST /api/v1/survey-sweeps/{id}/frames và thanh tiến độ "theo từng khung hình" ở trên thuộc mô hình chụp ảnh rời — theo C6/C7, mỗi phiên upload 1 gói gồm video, log lux, GPS track, log timestamp frame và file cấu hình quay (C8), dự kiến qua MinIO, tiến độ tính theo byte, upload theo chunk/resume như P5.2. Lưu ý "nén ảnh chỉ ở bước tải lên" cũng cần chốt lại cho video (có nén/transcode hay upload bản gốc) cùng WP4. Chưa có endpoint chính thức — không tự đặt tên khi code, xem C6/C7 và chờ WP2/WP5.</w:t>
             </w:r>
           </w:p>
         </w:tc>
@@ -8662,7 +8662,7 @@
                 <w:sz w:val="20"/>
                 <w:szCs w:val="20"/>
               </w:rPr>
-              <w:t xml:space="preserve">CẬP NHẬT (2026-09-25 / 2026-09-27): danh sách mục chờ đồng bộ ở trên chưa có các loại mục mới theo C6/C7: gói dữ liệu phiên khảo sát (1 file video + 1 file log GPS/heading/lux), kết quả Field Engineer sửa phân loại AI (override kèm lý do), báo cáo kiểm tra (Inspection Task) và bằng chứng sửa chữa (Repair Task). Gói video là mục dung lượng lớn nhất — cần hiển thị tiến độ theo byte và tuân theo cài đặt chỉ tải qua Wifi ở F06. Chưa có tên loại thực thể/endpoint chính thức — xem C6/C7.</w:t>
+              <w:t xml:space="preserve">CẬP NHẬT (2026-09-25 / 2026-09-27): danh sách mục chờ đồng bộ ở trên chưa có các loại mục mới theo C6/C7: gói dữ liệu phiên khảo sát (video + các file log + file cấu hình quay — C8), kết quả Field Engineer sửa phân loại AI (override kèm lý do), báo cáo kiểm tra (Inspection Task) và bằng chứng sửa chữa (Repair Task). Gói video là mục dung lượng lớn nhất — cần hiển thị tiến độ theo byte và tuân theo cài đặt chỉ tải qua Wifi ở F06. Chưa có tên loại thực thể/endpoint chính thức — xem C6/C7.</w:t>
             </w:r>
           </w:p>
         </w:tc>
@@ -12853,7 +12853,7 @@
         <w:spacing w:after="100"/>
       </w:pPr>
       <w:r>
-        <w:t>Không cho bắt đầu quay khảo sát nếu chưa khoá exposure (kiểm tra ở F03) hoặc chưa xác nhận kết nối cảm biến lux BLE (Bước 0 ở F04): chặn cứng chứ không chỉ nhắc nhở.</w:t>
+        <w:t>Không cho bắt đầu quay khảo sát nếu chưa khoá exposure và cấu hình camera theo profile (kiểm tra ở F03, C8) hoặc chưa xác nhận kết nối cảm biến lux BLE (Bước 0 ở F04): chặn cứng chứ không chỉ nhắc nhở.</w:t>
       </w:r>
     </w:p>
     <w:p>
@@ -13137,12 +13137,26 @@
           <w:i/>
           <w:iCs/>
         </w:rPr>
-        <w:t>Chưa có tên bảng Room, tên field log lux/GPS, hay endpoint upload chính thức cho luồng này — không tự đặt tên khi code F03/F04. Cần xác nhận với WP2/WP5 cách BE tiếp nhận và lưu file log này (cùng lúc với video + track GPS ở C6) trước khi code; xem thêm CLAUDE.md của repo mobile. Luồng này đã được đưa vào F04 (Bước 0–4); tuyến khảo sát do Kỹ sư bảo trì phân công (F03).</w:t>
+        <w:t>Chưa có tên bảng Room, tên field log lux/GPS, hay endpoint upload chính thức cho luồng này — không tự đặt tên khi code F03/F04. Cần xác nhận với WP2/WP5 cách BE tiếp nhận và lưu file log này (cùng lúc với video + track GPS ở C6) trước khi code; xem thêm CLAUDE.md của repo mobile. Luồng này đã được đưa vào F04 (Bước 0–4); tuyến khảo sát do Kỹ sư bảo trì phân công (F03). Chi tiết kỹ thuật (gói BLE, đồng hồ chung, khoá cấu hình camera, các file đầu ra) xem C8.</w:t>
       </w:r>
     </w:p>
     <w:p>
       <w:r>
         <w:br w:type="page"/>
+      </w:r>
+    </w:p>
+    <w:p>
+      <w:pPr>
+        <w:pStyle w:val="Heading2"/>
+        <w:spacing w:before="300" w:after="150"/>
+      </w:pPr>
+      <w:r>
+        <w:rPr>
+          <w:b/>
+          <w:bCs/>
+          <w:color w:val="1E3A5F"/>
+        </w:rPr>
+        <w:t xml:space="preserve">C8. Quyết định kỹ thuật phiên quay khảo sát (2026-09-27) — module lux BLE, đồng hồ chung, khoá cấu hình camera</w:t>
       </w:r>
     </w:p>
     <w:p>
@@ -13154,7 +13168,478 @@
           <w:i/>
           <w:iCs/>
         </w:rPr>
-        <w:t xml:space="preserve">CẬP NHẬT 2026-09-27 — CÁC ĐIỂM CÒN MỞ SAU C6/C7 (cần chốt với chủ dự án và WP2/WP5 trước khi code các phần liên quan):</w:t>
+        <w:t xml:space="preserve">Đã thống nhất trong nhóm (2026-09-27). Mục này chi tiết hoá cách thực hiện luồng ở C7/F04; nếu C7, F04 hoặc P5 mô tả khác với mục này thì áp dụng C8. Tên file, định dạng file và endpoint chính thức vẫn phải chốt cùng WP2/WP5 trước khi code.</w:t>
+      </w:r>
+    </w:p>
+    <w:p>
+      <w:pPr>
+        <w:spacing w:after="100"/>
+      </w:pPr>
+      <w:r>
+        <w:rPr>
+          <w:b/>
+          <w:bCs/>
+        </w:rPr>
+        <w:t xml:space="preserve">1. Module cảm biến lux và gói BLE</w:t>
+      </w:r>
+    </w:p>
+    <w:p>
+      <w:pPr>
+        <w:pStyle w:val="ListParagraph"/>
+        <w:numPr>
+          <w:ilvl w:val="0"/>
+          <w:numId w:val="2"/>
+        </w:numPr>
+        <w:spacing w:after="100"/>
+      </w:pPr>
+      <w:r>
+        <w:t xml:space="preserve">Module ESP32 + cảm biến BH1750 gửi từng mẫu đo sang điện thoại bằng BLE notify, khoảng 8–20 mẫu/giây; mỗi gói chỉ vài byte nên BLE xử lý nhẹ.</w:t>
+      </w:r>
+    </w:p>
+    <w:p>
+      <w:pPr>
+        <w:pStyle w:val="ListParagraph"/>
+        <w:numPr>
+          <w:ilvl w:val="0"/>
+          <w:numId w:val="2"/>
+        </w:numPr>
+        <w:spacing w:after="100"/>
+      </w:pPr>
+      <w:r>
+        <w:rPr>
+          <w:b/>
+          <w:bCs/>
+        </w:rPr>
+        <w:t xml:space="preserve">Mỗi gói gồm: </w:t>
+      </w:r>
+      <w:r>
+        <w:t xml:space="preserve">seq (số thứ tự tăng dần, để phát hiện gói bị mất), module_ms (đồng hồ nội của module) và lux.</w:t>
+      </w:r>
+    </w:p>
+    <w:p>
+      <w:pPr>
+        <w:pStyle w:val="ListParagraph"/>
+        <w:numPr>
+          <w:ilvl w:val="0"/>
+          <w:numId w:val="2"/>
+        </w:numPr>
+        <w:spacing w:after="100"/>
+      </w:pPr>
+      <w:r>
+        <w:t xml:space="preserve">Khi nhận gói, app tự gắn timestamp của điện thoại và ghi vào log lux thô — người dùng không nhập gì.</w:t>
+      </w:r>
+    </w:p>
+    <w:p>
+      <w:pPr>
+        <w:pStyle w:val="ListParagraph"/>
+        <w:numPr>
+          <w:ilvl w:val="0"/>
+          <w:numId w:val="2"/>
+        </w:numPr>
+        <w:spacing w:after="100"/>
+      </w:pPr>
+      <w:r>
+        <w:rPr>
+          <w:b/>
+          <w:bCs/>
+        </w:rPr>
+        <w:t xml:space="preserve">Mất gói: </w:t>
+      </w:r>
+      <w:r>
+        <w:t xml:space="preserve">server thấy chỗ hổng qua seq. Nếu xe đi ngang một cột đúng lúc hổng dữ liệu thì cột đó ghi unknown — không nội suy, không đoán.</w:t>
+      </w:r>
+    </w:p>
+    <w:p>
+      <w:pPr>
+        <w:pStyle w:val="ListParagraph"/>
+        <w:numPr>
+          <w:ilvl w:val="0"/>
+          <w:numId w:val="2"/>
+        </w:numPr>
+        <w:spacing w:after="100"/>
+      </w:pPr>
+      <w:r>
+        <w:rPr>
+          <w:b/>
+          <w:bCs/>
+        </w:rPr>
+        <w:t xml:space="preserve">Cần chốt bằng đo thử: </w:t>
+      </w:r>
+      <w:r>
+        <w:t xml:space="preserve">ở chế độ độ phân giải cao, BH1750 cần khoảng 120 ms cho mỗi lần đo (≈8 mẫu/giây); muốn gần 20 mẫu/giây phải dùng chế độ phân giải thấp (bước 4 lux), có thể quá thô với đèn đường ban đêm.</w:t>
+      </w:r>
+    </w:p>
+    <w:p>
+      <w:pPr>
+        <w:spacing w:after="100"/>
+      </w:pPr>
+      <w:r>
+        <w:rPr>
+          <w:b/>
+          <w:bCs/>
+        </w:rPr>
+        <w:t xml:space="preserve">2. Đồng hồ chung cho video, GPS và lux</w:t>
+      </w:r>
+    </w:p>
+    <w:p>
+      <w:pPr>
+        <w:pStyle w:val="ListParagraph"/>
+        <w:numPr>
+          <w:ilvl w:val="0"/>
+          <w:numId w:val="2"/>
+        </w:numPr>
+        <w:spacing w:after="100"/>
+      </w:pPr>
+      <w:r>
+        <w:t xml:space="preserve">Cả ba luồng dùng SystemClock.elapsedRealtimeNanos() của điện thoại — đồng hồ đơn điệu, không nhảy khi máy đồng bộ giờ mạng. GPS lấy Location.getElapsedRealtimeNanos(); lux gắn elapsedRealtimeNanos lúc nhận gói BLE; video dùng SENSOR_TIMESTAMP của Camera2.</w:t>
+      </w:r>
+    </w:p>
+    <w:p>
+      <w:pPr>
+        <w:pStyle w:val="ListParagraph"/>
+        <w:numPr>
+          <w:ilvl w:val="0"/>
+          <w:numId w:val="2"/>
+        </w:numPr>
+        <w:spacing w:after="100"/>
+      </w:pPr>
+      <w:r>
+        <w:t xml:space="preserve">SENSOR_TIMESTAMP chỉ cùng hệ thời gian với elapsedRealtime khi SENSOR_INFO_TIMESTAMP_SOURCE = REALTIME — F03 phải kiểm tra giá trị này trên máy quay thật. Khi đúng, server biết chính xác mẫu lux nào ứng với frame nào, không cần bước bật flash để đồng bộ.</w:t>
+      </w:r>
+    </w:p>
+    <w:p>
+      <w:pPr>
+        <w:pStyle w:val="ListParagraph"/>
+        <w:numPr>
+          <w:ilvl w:val="0"/>
+          <w:numId w:val="2"/>
+        </w:numPr>
+        <w:spacing w:after="100"/>
+      </w:pPr>
+      <w:r>
+        <w:rPr>
+          <w:b/>
+          <w:bCs/>
+        </w:rPr>
+        <w:t xml:space="preserve">Log timestamp frame (bổ sung so với đề xuất gốc): </w:t>
+      </w:r>
+      <w:r>
+        <w:t xml:space="preserve">file video (MP4) không tự lưu SENSOR_TIMESTAMP của từng frame, nên app phải ghi thêm log timestamp frame (tối thiểu frame đầu tiên, khuyến nghị mọi frame) để server quy đổi thời gian trong video sang elapsedRealtime.</w:t>
+      </w:r>
+    </w:p>
+    <w:p>
+      <w:pPr>
+        <w:pStyle w:val="ListParagraph"/>
+        <w:numPr>
+          <w:ilvl w:val="0"/>
+          <w:numId w:val="2"/>
+        </w:numPr>
+        <w:spacing w:after="100"/>
+      </w:pPr>
+      <w:r>
+        <w:rPr>
+          <w:b/>
+          <w:bCs/>
+        </w:rPr>
+        <w:t xml:space="preserve">Quy đổi UTC một lần mỗi phiên: </w:t>
+      </w:r>
+      <w:r>
+        <w:t xml:space="preserve">lúc bắt đầu phiên, app ghi một cặp mốc (giờ UTC của điện thoại, elapsedRealtimeNanos) vào file cấu hình quay.</w:t>
+      </w:r>
+    </w:p>
+    <w:p>
+      <w:pPr>
+        <w:pStyle w:val="ListParagraph"/>
+        <w:numPr>
+          <w:ilvl w:val="0"/>
+          <w:numId w:val="2"/>
+        </w:numPr>
+        <w:spacing w:after="100"/>
+      </w:pPr>
+      <w:r>
+        <w:rPr>
+          <w:b/>
+          <w:bCs/>
+        </w:rPr>
+        <w:t xml:space="preserve">Độ trễ BLE: </w:t>
+      </w:r>
+      <w:r>
+        <w:t xml:space="preserve">timestamp lúc nhận bị trễ và dao động khoảng 10–50 ms; ở 30 km/h, 50 ms ≈ 0,4 m — nhỏ hơn nhiều so với sai số GPS (3–10 m) và khoảng cách giữa hai cột (25–40 m). Server dùng cặp (module_ms, phone_elapsed_ns) của cả phiên để khớp một đường thẳng, loại bỏ phần dao động.</w:t>
+      </w:r>
+    </w:p>
+    <w:p>
+      <w:pPr>
+        <w:spacing w:after="100"/>
+      </w:pPr>
+      <w:r>
+        <w:rPr>
+          <w:b/>
+          <w:bCs/>
+        </w:rPr>
+        <w:t xml:space="preserve">3. Khoá cấu hình camera</w:t>
+      </w:r>
+    </w:p>
+    <w:p>
+      <w:pPr>
+        <w:pStyle w:val="ListParagraph"/>
+        <w:numPr>
+          <w:ilvl w:val="0"/>
+          <w:numId w:val="2"/>
+        </w:numPr>
+        <w:spacing w:after="100"/>
+      </w:pPr>
+      <w:r>
+        <w:t xml:space="preserve">Dùng Camera2 (hoặc CameraX + Camera2Interop) để khoá toàn bộ thông số dưới đây trong suốt phiên quay.</w:t>
+      </w:r>
+    </w:p>
+    <w:p>
+      <w:pPr>
+        <w:pStyle w:val="ListParagraph"/>
+        <w:numPr>
+          <w:ilvl w:val="0"/>
+          <w:numId w:val="2"/>
+        </w:numPr>
+        <w:spacing w:after="100"/>
+      </w:pPr>
+      <w:r>
+        <w:rPr>
+          <w:b/>
+          <w:bCs/>
+        </w:rPr>
+        <w:t xml:space="preserve">Phơi sáng: </w:t>
+      </w:r>
+      <w:r>
+        <w:t xml:space="preserve">tắt AE, cố định ISO và shutter. Shutter càng nhanh càng ít nhoè nhưng ảnh tối hơn — chốt con số bằng một buổi quay thử.</w:t>
+      </w:r>
+    </w:p>
+    <w:p>
+      <w:pPr>
+        <w:pStyle w:val="ListParagraph"/>
+        <w:numPr>
+          <w:ilvl w:val="0"/>
+          <w:numId w:val="2"/>
+        </w:numPr>
+        <w:spacing w:after="100"/>
+      </w:pPr>
+      <w:r>
+        <w:rPr>
+          <w:b/>
+          <w:bCs/>
+        </w:rPr>
+        <w:t xml:space="preserve">Lấy nét: </w:t>
+      </w:r>
+      <w:r>
+        <w:t xml:space="preserve">tắt AF, cố định ở vô cực.</w:t>
+      </w:r>
+    </w:p>
+    <w:p>
+      <w:pPr>
+        <w:pStyle w:val="ListParagraph"/>
+        <w:numPr>
+          <w:ilvl w:val="0"/>
+          <w:numId w:val="2"/>
+        </w:numPr>
+        <w:spacing w:after="100"/>
+      </w:pPr>
+      <w:r>
+        <w:rPr>
+          <w:b/>
+          <w:bCs/>
+        </w:rPr>
+        <w:t xml:space="preserve">Cân bằng trắng: </w:t>
+      </w:r>
+      <w:r>
+        <w:t xml:space="preserve">tắt AWB, cố định.</w:t>
+      </w:r>
+    </w:p>
+    <w:p>
+      <w:pPr>
+        <w:pStyle w:val="ListParagraph"/>
+        <w:numPr>
+          <w:ilvl w:val="0"/>
+          <w:numId w:val="2"/>
+        </w:numPr>
+        <w:spacing w:after="100"/>
+      </w:pPr>
+      <w:r>
+        <w:rPr>
+          <w:b/>
+          <w:bCs/>
+        </w:rPr>
+        <w:t xml:space="preserve">Độ phân giải và fps: </w:t>
+      </w:r>
+      <w:r>
+        <w:t xml:space="preserve">cố định, ví dụ 1080p30.</w:t>
+      </w:r>
+    </w:p>
+    <w:p>
+      <w:pPr>
+        <w:pStyle w:val="ListParagraph"/>
+        <w:numPr>
+          <w:ilvl w:val="0"/>
+          <w:numId w:val="2"/>
+        </w:numPr>
+        <w:spacing w:after="100"/>
+      </w:pPr>
+      <w:r>
+        <w:rPr>
+          <w:b/>
+          <w:bCs/>
+        </w:rPr>
+        <w:t xml:space="preserve">Chống rung (EIS), HDR, night mode: </w:t>
+      </w:r>
+      <w:r>
+        <w:t xml:space="preserve">tắt hết — các chế độ này crop, bóp méo hoặc ghép frame, làm lệch vị trí và độ sáng.</w:t>
+      </w:r>
+    </w:p>
+    <w:p>
+      <w:pPr>
+        <w:pStyle w:val="ListParagraph"/>
+        <w:numPr>
+          <w:ilvl w:val="0"/>
+          <w:numId w:val="2"/>
+        </w:numPr>
+        <w:spacing w:after="100"/>
+      </w:pPr>
+      <w:r>
+        <w:t xml:space="preserve">App ghi toàn bộ cấu hình thực tế vào file cấu hình quay; server so với một profile đã chốt và từ chối phiên nếu lệch. Việc này thay cho kiểm tra metadata từng ảnh JPEG ở BE-16.</w:t>
+      </w:r>
+    </w:p>
+    <w:p>
+      <w:pPr>
+        <w:spacing w:after="100"/>
+      </w:pPr>
+      <w:r>
+        <w:rPr>
+          <w:b/>
+          <w:bCs/>
+        </w:rPr>
+        <w:t xml:space="preserve">4. Đầu ra mỗi phiên khảo sát (app tự sinh, người dùng không nhập)</w:t>
+      </w:r>
+    </w:p>
+    <w:p>
+      <w:pPr>
+        <w:pStyle w:val="ListParagraph"/>
+        <w:numPr>
+          <w:ilvl w:val="0"/>
+          <w:numId w:val="2"/>
+        </w:numPr>
+        <w:spacing w:after="100"/>
+      </w:pPr>
+      <w:r>
+        <w:rPr>
+          <w:b/>
+          <w:bCs/>
+        </w:rPr>
+        <w:t xml:space="preserve">Video: </w:t>
+      </w:r>
+      <w:r>
+        <w:t xml:space="preserve">1 file cho cả phiên.</w:t>
+      </w:r>
+    </w:p>
+    <w:p>
+      <w:pPr>
+        <w:pStyle w:val="ListParagraph"/>
+        <w:numPr>
+          <w:ilvl w:val="0"/>
+          <w:numId w:val="2"/>
+        </w:numPr>
+        <w:spacing w:after="100"/>
+      </w:pPr>
+      <w:r>
+        <w:rPr>
+          <w:b/>
+          <w:bCs/>
+        </w:rPr>
+        <w:t xml:space="preserve">Log lux: </w:t>
+      </w:r>
+      <w:r>
+        <w:t xml:space="preserve">seq, module_ms, phone_elapsed_ns, lux.</w:t>
+      </w:r>
+    </w:p>
+    <w:p>
+      <w:pPr>
+        <w:pStyle w:val="ListParagraph"/>
+        <w:numPr>
+          <w:ilvl w:val="0"/>
+          <w:numId w:val="2"/>
+        </w:numPr>
+        <w:spacing w:after="100"/>
+      </w:pPr>
+      <w:r>
+        <w:rPr>
+          <w:b/>
+          <w:bCs/>
+        </w:rPr>
+        <w:t xml:space="preserve">GPS track: </w:t>
+      </w:r>
+      <w:r>
+        <w:t xml:space="preserve">mỗi điểm gồm elapsedRealtimeNanos, toạ độ, heading, độ chính xác.</w:t>
+      </w:r>
+    </w:p>
+    <w:p>
+      <w:pPr>
+        <w:pStyle w:val="ListParagraph"/>
+        <w:numPr>
+          <w:ilvl w:val="0"/>
+          <w:numId w:val="2"/>
+        </w:numPr>
+        <w:spacing w:after="100"/>
+      </w:pPr>
+      <w:r>
+        <w:rPr>
+          <w:b/>
+          <w:bCs/>
+        </w:rPr>
+        <w:t xml:space="preserve">Log timestamp frame video: </w:t>
+      </w:r>
+      <w:r>
+        <w:t xml:space="preserve">xem mục 2.</w:t>
+      </w:r>
+    </w:p>
+    <w:p>
+      <w:pPr>
+        <w:pStyle w:val="ListParagraph"/>
+        <w:numPr>
+          <w:ilvl w:val="0"/>
+          <w:numId w:val="2"/>
+        </w:numPr>
+        <w:spacing w:after="100"/>
+      </w:pPr>
+      <w:r>
+        <w:rPr>
+          <w:b/>
+          <w:bCs/>
+        </w:rPr>
+        <w:t xml:space="preserve">File cấu hình quay: </w:t>
+      </w:r>
+      <w:r>
+        <w:t xml:space="preserve">cấu hình camera thực tế, thông tin thiết bị (manufacturer, model, camera_id, focal_length, SENSOR_INFO_TIMESTAMP_SOURCE), mã module cảm biến, cặp mốc UTC ↔ elapsedRealtime.</w:t>
+      </w:r>
+    </w:p>
+    <w:p>
+      <w:pPr>
+        <w:pStyle w:val="ListParagraph"/>
+        <w:numPr>
+          <w:ilvl w:val="0"/>
+          <w:numId w:val="2"/>
+        </w:numPr>
+        <w:spacing w:after="100"/>
+      </w:pPr>
+      <w:r>
+        <w:t xml:space="preserve">Toàn bộ xử lý (cắt frame, khớp thời gian, gắn cột, phân loại) làm ở server. Upload video dung lượng lớn dự kiến qua MinIO — chờ quyết định riêng (contract-drift.md, D-R21/D-R24) và WP2/WP5.</w:t>
+      </w:r>
+    </w:p>
+    <w:p>
+      <w:pPr>
+        <w:spacing w:after="160"/>
+      </w:pPr>
+      <w:r>
+        <w:rPr>
+          <w:i/>
+          <w:iCs/>
+        </w:rPr>
+        <w:t xml:space="preserve">CẬP NHẬT 2026-09-27 — CÁC ĐIỂM CÒN MỞ SAU C6/C7/C8 (cần chốt với chủ dự án và WP2/WP5 trước khi code các phần liên quan):</w:t>
       </w:r>
     </w:p>
     <w:p>
@@ -13226,7 +13711,43 @@
           <w:i/>
           <w:iCs/>
         </w:rPr>
-        <w:t xml:space="preserve">(6) Nguồn thời gian chung: C7 gán thời gian điện thoại cho từng giá trị lux; cần chốt video, track GPS và log lux dùng cùng một nguồn đồng hồ để server khớp chính xác (P10 đã có kiểm thử "đồng hồ thiết bị sai").</w:t>
+        <w:t xml:space="preserve">(6) ĐÃ CHỐT (2026-09-27, xem C8): video, GPS và lux dùng chung SystemClock.elapsedRealtimeNanos() của điện thoại; quy đổi sang UTC một lần mỗi phiên.</w:t>
+      </w:r>
+    </w:p>
+    <w:p>
+      <w:pPr>
+        <w:spacing w:after="160"/>
+      </w:pPr>
+      <w:r>
+        <w:rPr>
+          <w:i/>
+          <w:iCs/>
+        </w:rPr>
+        <w:t xml:space="preserve">(7) Đề xuất C8 ghi "phải có app quay riêng (Member 4)" — cần làm rõ đây là một app tách khỏi app LuxMap, hay là module quay nằm trong F04; tài liệu này đang giả định F04 nằm trong app mobile chính.</w:t>
+      </w:r>
+    </w:p>
+    <w:p>
+      <w:pPr>
+        <w:spacing w:after="160"/>
+      </w:pPr>
+      <w:r>
+        <w:rPr>
+          <w:i/>
+          <w:iCs/>
+        </w:rPr>
+        <w:t xml:space="preserve">(8) Máy có SENSOR_INFO_TIMESTAMP_SOURCE khác REALTIME: loại khỏi danh sách thiết bị hỗ trợ (P5.1) hay cần phương án đồng bộ dự phòng (ví dụ bật flash).</w:t>
+      </w:r>
+    </w:p>
+    <w:p>
+      <w:pPr>
+        <w:spacing w:after="160"/>
+      </w:pPr>
+      <w:r>
+        <w:rPr>
+          <w:i/>
+          <w:iCs/>
+        </w:rPr>
+        <w:t xml:space="preserve">(9) Tần số lấy mẫu và chế độ đo của BH1750 (8 hay 20 mẫu/giây, phân giải cao hay thấp), giá trị ISO/shutter của profile camera — chốt bằng buổi quay/đo thử.</w:t>
       </w:r>
     </w:p>
     <w:p>
@@ -13263,7 +13784,7 @@
         <w:spacing w:after="160"/>
       </w:pPr>
       <w:r>
-        <w:t>Kỹ sư bảo trì lập và phân công tuyến khảo sát trên Web GIS → Field Engineer nhận tuyến, chạy kiểm tra chuẩn bị (F03 — FM-09) → Kết nối cảm biến lux BLE, bắt đầu phiên: quay video + ghi GPS + ghi lux song song, offline (F04 — FM-08, FM-10) → Dừng quay: lưu 1 file video + 1 file log vị trí/lux → Kiểm tra trước khi nộp (F05 — FM-11, nội dung kiểm tra chưa chốt) → Đóng gói video + file log, gửi lên BE, resume nếu mất mạng (F06 — FM-12, FM-13) → Server cắt frame từ video, khớp với track GPS theo thời điểm và chạy pipeline AI phân loại normal/dim/out (WP4 CV-Analytics) → Field Engineer xem kết quả AI, sửa phân loại nếu cần kèm lý do (màn hình chưa gán — xem các điểm còn mở trước Phần D) → Gửi Manager duyệt (cổng duyệt #1) → Manager giao Inspection Task (xem D2).</w:t>
+        <w:t>Kỹ sư bảo trì lập và phân công tuyến khảo sát trên Web GIS → Field Engineer nhận tuyến, chạy kiểm tra chuẩn bị (F03 — FM-09) → Kết nối cảm biến lux BLE, bắt đầu phiên: quay video + ghi GPS + ghi lux song song, offline (F04 — FM-08, FM-10) → Dừng quay: lưu video, log lux, GPS track, log timestamp frame và file cấu hình quay (C8) → Kiểm tra trước khi nộp (F05 — FM-11, nội dung kiểm tra chưa chốt) → Đóng gói các file của phiên, gửi lên BE, resume nếu mất mạng (F06 — FM-12, FM-13) → Server cắt frame từ video, khớp với track GPS theo thời điểm và chạy pipeline AI phân loại normal/dim/out (WP4 CV-Analytics) → Field Engineer xem kết quả AI, sửa phân loại nếu cần kèm lý do (màn hình chưa gán — xem các điểm còn mở trước Phần D) → Gửi Manager duyệt (cổng duyệt #1) → Manager giao Inspection Task (xem D2).</w:t>
       </w:r>
     </w:p>
     <w:p>
@@ -14073,7 +14594,7 @@
           <w:i/>
           <w:iCs/>
         </w:rPr>
-        <w:t xml:space="preserve">CẬP NHẬT 2026-09-27: C6 (chốt 2026-09-25) và C7 (chốt 2026-09-27) được quyết định SAU P5–P9. Ở những điểm P5–P9 còn mô tả chụp ảnh rời theo khung hình (P5.1 metadata theo frame, P5.3 tự động chụp theo quãng đường, danh sách bảng ở P6, ước tính dung lượng theo ảnh ở P7), áp dụng C6/C7; các nội dung khác của P5–P9 vẫn giữ nguyên hiệu lực.</w:t>
+        <w:t xml:space="preserve">CẬP NHẬT 2026-09-27: C6 (chốt 2026-09-25), C7 và C8 (chốt 2026-09-27) được quyết định SAU P5–P9. Ở những điểm P5–P9 còn mô tả chụp ảnh rời theo khung hình (P5.1 metadata theo frame, P5.3 tự động chụp theo quãng đường, danh sách bảng ở P6, ước tính dung lượng theo ảnh ở P7), áp dụng C6/C7/C8; các nội dung khác của P5–P9 vẫn giữ nguyên hiệu lực.</w:t>
       </w:r>
     </w:p>
     <w:p>
@@ -14241,7 +14762,7 @@
           <w:i/>
           <w:iCs/>
         </w:rPr>
-        <w:t xml:space="preserve">CẬP NHẬT (2026-09-25 / 2026-09-27): theo C6, P5.1–P5.3 cần hiểu lại cho phiên quay video: khoá exposure phải giữ ổn định suốt phiên quay, không chỉ 1 lần chụp; metadata thiết bị (manufacturer, model, camera_id, focal_length, capability profile) nhiều khả năng gắn theo phiên quay/file video thay vì từng frame — cần xác nhận với WP4; "tự động chụp theo quãng đường", chống double-trigger và cờ invalid_for_association theo frame không còn áp dụng trên mobile vì mobile không cắt frame — GPS/heading ghi thành track liên tục theo thời gian. Ngưỡng độ chính xác GPS ở P5.3 vẫn áp dụng cho track. Chưa có tên field chính thức — xem C6/C7.</w:t>
+        <w:t xml:space="preserve">CẬP NHẬT (2026-09-25 / 2026-09-27): theo C6, P5.1–P5.3 cần hiểu lại cho phiên quay video: khoá exposure (cùng lấy nét, cân bằng trắng cố định và tắt EIS/HDR — C8) phải giữ ổn định suốt phiên quay, không chỉ 1 lần chụp; metadata thiết bị (manufacturer, model, camera_id, focal_length, capability profile) ghi vào file cấu hình quay của phiên (C8) thay vì từng frame; "tự động chụp theo quãng đường", chống double-trigger và cờ invalid_for_association theo frame không còn áp dụng trên mobile vì mobile không cắt frame — GPS/heading ghi thành track liên tục theo thời gian. Ngưỡng độ chính xác GPS ở P5.3 vẫn áp dụng cho track. Chưa có tên field chính thức — xem C6/C7.</w:t>
       </w:r>
     </w:p>
     <w:p>
@@ -15434,7 +15955,7 @@
               <w:rPr>
                 <w:sz w:val="18"/>
               </w:rPr>
-              <w:t>Chưa có tuyến được giao; cached/stale; permission; exposure; GPS; storage; battery</w:t>
+              <w:t>Chưa có tuyến được giao; cached/stale; permission; exposure/camera profile; timestamp source; GPS; storage; battery</w:t>
             </w:r>
           </w:p>
         </w:tc>
@@ -15487,7 +16008,7 @@
               <w:rPr>
                 <w:sz w:val="18"/>
               </w:rPr>
-              <w:t>BLE chưa kết nối / mất kết nối; recording; GPS weak/lost; storage low; đang đóng gói</w:t>
+              <w:t>BLE chưa kết nối / mất kết nối; camera config lệch profile; recording; GPS weak/lost; storage low; đang đóng gói</w:t>
             </w:r>
           </w:p>
         </w:tc>
@@ -16125,7 +16646,7 @@
           <w:i/>
           <w:iCs/>
         </w:rPr>
-        <w:t xml:space="preserve">CẬP NHẬT 2026-09-27: bổ sung kiểm thử cho C6/C7: cảm biến BLE chưa kết nối (phải chặn Bắt đầu quay), quyền Bluetooth bị từ chối, BLE mất kết nối giữa phiên rồi kết nối lại; lệch thời gian giữa video, track GPS và log lux; upload file video lớn bị ngắt và resume; exposure giữ ổn định suốt phiên quay dài; Field Engineer sửa phân loại AI — kiểm tra ai_classified không bị ghi đè và audit trail đủ người sửa, thời điểm, giá trị cũ/mới.</w:t>
+        <w:t xml:space="preserve">CẬP NHẬT 2026-09-27: bổ sung kiểm thử cho C6/C7: cảm biến BLE chưa kết nối (phải chặn Bắt đầu quay), quyền Bluetooth bị từ chối, BLE mất kết nối giữa phiên rồi kết nối lại; lệch thời gian giữa video, track GPS và log lux; upload file video lớn bị ngắt và resume; exposure giữ ổn định suốt phiên quay dài; Field Engineer sửa phân loại AI — kiểm tra ai_classified không bị ghi đè và audit trail đủ người sửa, thời điểm, giá trị cũ/mới; gói BLE bị mất (hổng seq) và cột đi ngang lúc hổng được ghi unknown; máy có SENSOR_INFO_TIMESTAMP_SOURCE khác REALTIME; cấu hình camera lệch profile bị server từ chối; khớp log timestamp frame với video.</w:t>
       </w:r>
     </w:p>
     <w:sectPr>

--- a/docs/LuxMap_Mobile_DacTaChiTiet_v2.2.docx
+++ b/docs/LuxMap_Mobile_DacTaChiTiet_v2.2.docx
@@ -2301,7 +2301,7 @@
         <w:spacing w:after="160"/>
       </w:pPr>
       <w:r>
-        <w:t>Mỗi màn hình được mô tả theo sáu mục cố định. Tên thực thể trong cột "API / Bảng dữ liệu" dùng đúng tên đã xuất hiện trong sheet Backend của bảng công việc (SurveySweep, SurveyFrame, Pole, Fixture, WorkOrder, Fault...); những thực thể chưa có tên chính thức từ Backend (ví dụ các bảng cho file video/log ở F04) được đánh dấu rõ là đề xuất cần chốt cùng WP2.</w:t>
+        <w:t>Mỗi màn hình được mô tả theo sáu mục cố định. Tên thực thể trong cột "API / Bảng dữ liệu" dùng đúng tên đã xuất hiện trong sheet Backend của bảng công việc (SurveySweep, SurveyFrame, Pole, Fixture, WorkOrder, Fault...); những thực thể chưa có tên chính thức từ Backend (ví dụ endpoint upload gói phiên ở F06) được đánh dấu rõ là đề xuất cần chốt cùng WP2. Tên bảng Room và định dạng file gói phiên không thuộc nhóm này — xem C8 mục 5.</w:t>
       </w:r>
     </w:p>
     <w:p>
@@ -4456,7 +4456,7 @@
                 <w:sz w:val="20"/>
                 <w:szCs w:val="20"/>
               </w:rPr>
-              <w:t xml:space="preserve">Chưa có tên bảng Room, định dạng file hay endpoint upload chính thức — không tự đặt tên khi code, chờ WP2/WP5 (C7/C8). Bảng local_survey_frame và survey.survey_frame (SurveyFrame chụp ảnh rời) không còn dùng cho F04</w:t>
+              <w:t xml:space="preserve">Tên bảng Room do WP6 đặt; định dạng các file trong gói phiên theo hợp đồng "Session package" do mobile soạn, WP4 duyệt; endpoint upload do Backend (WP2/WP5) quyết — xem C8 mục 5. Bảng local_survey_frame và survey.survey_frame (SurveyFrame chụp ảnh rời) không còn dùng cho F04</w:t>
             </w:r>
           </w:p>
         </w:tc>
@@ -5614,7 +5614,7 @@
                 <w:sz w:val="20"/>
                 <w:szCs w:val="20"/>
               </w:rPr>
-              <w:t xml:space="preserve">CẬP NHẬT (2026-09-25 / 2026-09-27): endpoint POST /api/v1/survey-sweeps/{id}/frames và thanh tiến độ "theo từng khung hình" ở trên thuộc mô hình chụp ảnh rời — theo C6/C7, mỗi phiên upload 1 gói gồm video, log lux, GPS track, log timestamp frame và file cấu hình quay (C8), dự kiến qua MinIO, tiến độ tính theo byte, upload theo chunk/resume như P5.2. Lưu ý "nén ảnh chỉ ở bước tải lên" cũng cần chốt lại cho video (có nén/transcode hay upload bản gốc) cùng WP4. Chưa có endpoint chính thức — không tự đặt tên khi code, xem C6/C7 và chờ WP2/WP5.</w:t>
+              <w:t xml:space="preserve">CẬP NHẬT (2026-09-25 / 2026-09-27): endpoint POST /api/v1/survey-sweeps/{id}/frames và thanh tiến độ "theo từng khung hình" ở trên thuộc mô hình chụp ảnh rời — theo C6/C7, mỗi phiên upload 1 gói gồm video, log lux, GPS track, log timestamp frame và file cấu hình quay (C8), dự kiến qua MinIO, tiến độ tính theo byte, upload theo chunk/resume như P5.2. Lưu ý "nén ảnh chỉ ở bước tải lên" cũng cần chốt lại cho video (có nén/transcode hay upload bản gốc) cùng WP4. Endpoint upload và cách dùng MinIO do Backend (WP2/WP5) quyết; trong lúc chờ, mobile code upload qua một interface (ví dụ UploadRepository) và kiểm thử chunk/resume bằng server giả lập — xem C8 mục 5.</w:t>
             </w:r>
           </w:p>
         </w:tc>
@@ -8662,7 +8662,7 @@
                 <w:sz w:val="20"/>
                 <w:szCs w:val="20"/>
               </w:rPr>
-              <w:t xml:space="preserve">CẬP NHẬT (2026-09-25 / 2026-09-27): danh sách mục chờ đồng bộ ở trên chưa có các loại mục mới theo C6/C7: gói dữ liệu phiên khảo sát (video + các file log + file cấu hình quay — C8), kết quả Field Engineer sửa phân loại AI (override kèm lý do), báo cáo kiểm tra (Inspection Task) và bằng chứng sửa chữa (Repair Task). Gói video là mục dung lượng lớn nhất — cần hiển thị tiến độ theo byte và tuân theo cài đặt chỉ tải qua Wifi ở F06. Chưa có tên loại thực thể/endpoint chính thức — xem C6/C7.</w:t>
+              <w:t xml:space="preserve">CẬP NHẬT (2026-09-25 / 2026-09-27): danh sách mục chờ đồng bộ ở trên chưa có các loại mục mới theo C6/C7: gói dữ liệu phiên khảo sát (video + các file log + file cấu hình quay — C8), kết quả Field Engineer sửa phân loại AI (override kèm lý do), báo cáo kiểm tra (Inspection Task) và bằng chứng sửa chữa (Repair Task). Gói video là mục dung lượng lớn nhất — cần hiển thị tiến độ theo byte và tuân theo cài đặt chỉ tải qua Wifi ở F06. Tên loại mục trong sync_queue do WP6 đặt; endpoint tương ứng do Backend quyết — xem C8 mục 5.</w:t>
             </w:r>
           </w:p>
         </w:tc>
@@ -11052,7 +11052,7 @@
           <w:i/>
           <w:iCs/>
         </w:rPr>
-        <w:t>CẬP NHẬT (2026-09-25 / 2026-09-27): local_survey_frame ở trên mô tả lưu từng khung hình chụp rời — theo C6, khảo sát chuyển sang quay video liên tục kèm track GPS/heading/timestamp, và theo C7 còn thêm log lux liên tục qua BLE gán timestamp trên điện thoại; mobile không cắt frame, chỉ upload video + file log. Danh sách bảng cục bộ ở trên chưa có bảng cho video/track GPS-heading/log lux, cũng chưa có bảng cho kết quả phân loại AI (ai_classified) tách khỏi final_classified/override. Chưa có tên bảng/field chính thức cho các mục này — không tự đặt tên khi code, xem C6/C7 và chờ WP2/WP5.</w:t>
+        <w:t>CẬP NHẬT (2026-09-25 / 2026-09-27): local_survey_frame ở trên mô tả lưu từng khung hình chụp rời — theo C6, khảo sát chuyển sang quay video liên tục kèm track GPS/heading/timestamp, và theo C7 còn thêm log lux liên tục qua BLE gán timestamp trên điện thoại; mobile không cắt frame, chỉ upload video + file log. Danh sách bảng cục bộ ở trên chưa có bảng cho video/track GPS-heading/log lux, cũng chưa có bảng cho kết quả phân loại AI (ai_classified) tách khỏi final_classified/override. Tên bảng Room cho các mục này do WP6 đặt (C8 mục 5); riêng tên field phía server (ví dụ ai_classified, final_classified/override) và payload đồng bộ vẫn chờ WP2/WP5.</w:t>
       </w:r>
     </w:p>
     <w:p>
@@ -11456,7 +11456,7 @@
                 <w:sz w:val="19"/>
                 <w:szCs w:val="19"/>
               </w:rPr>
-              <w:t>file video + file log (chưa có tên bảng — C7)</w:t>
+              <w:t>gói phiên: video + các file log (Room do WP6 đặt — C8)</w:t>
             </w:r>
           </w:p>
         </w:tc>
@@ -12186,7 +12186,7 @@
           <w:i/>
           <w:iCs/>
         </w:rPr>
-        <w:t>CẬP NHẬT (2026-09-25 / 2026-09-27): dòng F03/F04 trong bảng trên đã cập nhật theo luồng mới (tuyến do Kỹ sư bảo trì phân công; F04 ghi video + file log GPS/lux). Các dòng F05, F06 vẫn ánh xạ theo mô hình chụp ảnh rời (local_survey_frame, /frames) và F08, F09, F10 vẫn theo 1 WorkOrder liền mạch — theo C6/C7, F05/F06 thao tác trên gói video + file log, F08–F10 thao tác trên Inspection Task/Repair Task. Chưa có endpoint/bảng chính thức thay thế — không tự đặt tên khi code, xem C6/C7 và chờ WP2/WP5.</w:t>
+        <w:t>CẬP NHẬT (2026-09-25 / 2026-09-27): dòng F03/F04 trong bảng trên đã cập nhật theo luồng mới (tuyến do Kỹ sư bảo trì phân công; F04 ghi video + file log GPS/lux). Các dòng F05, F06 vẫn ánh xạ theo mô hình chụp ảnh rời (local_survey_frame, /frames) và F08, F09, F10 vẫn theo 1 WorkOrder liền mạch — theo C6/C7, F05/F06 thao tác trên gói video + file log, F08–F10 thao tác trên Inspection Task/Repair Task. Endpoint và bảng phía server thay thế do Backend (WP2/WP5) quyết; bảng Room do WP6 đặt, định dạng file gói phiên do mobile soạn và WP4 duyệt (C8 mục 5).</w:t>
       </w:r>
     </w:p>
     <w:p>
@@ -13051,7 +13051,7 @@
           <w:i/>
           <w:iCs/>
         </w:rPr>
-        <w:t>Chưa có tên bảng/field/endpoint chính thức cho các thay đổi trên. Trước khi code lại F03/F04/F08–F10 hoặc phần xử lý kết quả phân loại AI trong survey, xác nhận với WP2/WP5 và cập nhật lại các mục C4/F08–F10 ở trên cho khớp; xem thêm ghi chú tương ứng trong CLAUDE.md của repo mobile, mục "Quyết định nghiệp vụ mới đã chốt (2026-09-25)".</w:t>
+        <w:t>Chưa có tên bảng/field/endpoint chính thức phía server cho các thay đổi trên (bảng Room phía mobile do WP6 đặt — C8 mục 5). Trước khi code lại F08–F10 hoặc phần xử lý kết quả phân loại AI trong survey, xác nhận với WP2/WP5 và cập nhật lại các mục C4/F08–F10 ở trên cho khớp; xem thêm ghi chú tương ứng trong CLAUDE.md của repo mobile, mục "Quyết định nghiệp vụ mới đã chốt (2026-09-25)".</w:t>
       </w:r>
     </w:p>
     <w:p>
@@ -13137,7 +13137,7 @@
           <w:i/>
           <w:iCs/>
         </w:rPr>
-        <w:t>Chưa có tên bảng Room, tên field log lux/GPS, hay endpoint upload chính thức cho luồng này — không tự đặt tên khi code F03/F04. Cần xác nhận với WP2/WP5 cách BE tiếp nhận và lưu file log này (cùng lúc với video + track GPS ở C6) trước khi code; xem thêm CLAUDE.md của repo mobile. Luồng này đã được đưa vào F04 (Bước 0–4); tuyến khảo sát do Kỹ sư bảo trì phân công (F03). Chi tiết kỹ thuật (gói BLE, đồng hồ chung, khoá cấu hình camera, các file đầu ra) xem C8.</w:t>
+        <w:t>Phân quyền đặt tên cho luồng này theo C8 mục 5: bảng Room do WP6 đặt; tên field và định dạng file log lux/GPS do mobile soạn, WP4 duyệt; endpoint upload và cách BE lưu gói dữ liệu do Backend (WP2/WP5) quyết; xem thêm CLAUDE.md của repo mobile. Luồng này đã được đưa vào F04 (Bước 0–4); tuyến khảo sát do Kỹ sư bảo trì phân công (F03). Chi tiết kỹ thuật (gói BLE, đồng hồ chung, khoá cấu hình camera, các file đầu ra) xem C8.</w:t>
       </w:r>
     </w:p>
     <w:p>
@@ -13168,7 +13168,7 @@
           <w:i/>
           <w:iCs/>
         </w:rPr>
-        <w:t xml:space="preserve">Đã thống nhất trong nhóm (2026-09-27). Mục này chi tiết hoá cách thực hiện luồng ở C7/F04; nếu C7, F04 hoặc P5 mô tả khác với mục này thì áp dụng C8. Tên file, định dạng file và endpoint chính thức vẫn phải chốt cùng WP2/WP5 trước khi code.</w:t>
+        <w:t xml:space="preserve">Đã thống nhất trong nhóm (2026-09-27). Mục này chi tiết hoá cách thực hiện luồng ở C7/F04; nếu C7, F04 hoặc P5 mô tả khác với mục này thì áp dụng C8. Ai đặt tên và chốt định dạng cho từng phần: xem mục 5.</w:t>
       </w:r>
     </w:p>
     <w:p>
@@ -13627,7 +13627,119 @@
         <w:spacing w:after="100"/>
       </w:pPr>
       <w:r>
-        <w:t xml:space="preserve">Toàn bộ xử lý (cắt frame, khớp thời gian, gắn cột, phân loại) làm ở server. Upload video dung lượng lớn dự kiến qua MinIO — chờ quyết định riêng (contract-drift.md, D-R21/D-R24) và WP2/WP5.</w:t>
+        <w:t xml:space="preserve">Toàn bộ xử lý (cắt frame, khớp thời gian, gắn cột, phân loại) làm ở server. Upload video dung lượng lớn dự kiến qua MinIO — do Backend quyết (contract-drift.md, D-R21/D-R24), xem mục 5.</w:t>
+      </w:r>
+    </w:p>
+    <w:p>
+      <w:pPr>
+        <w:spacing w:after="100"/>
+      </w:pPr>
+      <w:r>
+        <w:rPr>
+          <w:b/>
+          <w:bCs/>
+        </w:rPr>
+        <w:t xml:space="preserve">5. Phân quyền đặt tên và hợp đồng dữ liệu (cập nhật 2026-09-28)</w:t>
+      </w:r>
+    </w:p>
+    <w:p>
+      <w:pPr>
+        <w:pStyle w:val="ListParagraph"/>
+        <w:numPr>
+          <w:ilvl w:val="0"/>
+          <w:numId w:val="2"/>
+        </w:numPr>
+        <w:spacing w:after="100"/>
+      </w:pPr>
+      <w:r>
+        <w:rPr>
+          <w:b/>
+          <w:bCs/>
+        </w:rPr>
+        <w:t xml:space="preserve">Bảng Room (CSDL cục bộ): </w:t>
+      </w:r>
+      <w:r>
+        <w:t xml:space="preserve">WP6 tự đặt tên và thiết kế. Room là kho lưu nội bộ của app, server không đọc trực tiếp; chỉ payload gửi lên và định dạng file mới cần thống nhất với bên khác. Không cần chờ WP2/WP5 để code phần ghi cục bộ của F04.</w:t>
+      </w:r>
+    </w:p>
+    <w:p>
+      <w:pPr>
+        <w:pStyle w:val="ListParagraph"/>
+        <w:numPr>
+          <w:ilvl w:val="0"/>
+          <w:numId w:val="2"/>
+        </w:numPr>
+        <w:spacing w:after="100"/>
+      </w:pPr>
+      <w:r>
+        <w:rPr>
+          <w:b/>
+          <w:bCs/>
+        </w:rPr>
+        <w:t xml:space="preserve">Định dạng các file trong gói phiên (log lux, GPS track, log timestamp frame, file cấu hình quay): </w:t>
+      </w:r>
+      <w:r>
+        <w:t xml:space="preserve">mobile là bên tạo ra nên mobile soạn hợp đồng "Session package" (bản đầu là v0), gửi WP4 duyệt và WP2 góp ý phần lưu trữ. Gói có một file manifest liệt kê các file, checksum, schema_version, session_id và mã tuyến; mọi file log mang schema_version để đổi định dạng sau này không làm hỏng dữ liệu đã quay.</w:t>
+      </w:r>
+    </w:p>
+    <w:p>
+      <w:pPr>
+        <w:pStyle w:val="ListParagraph"/>
+        <w:numPr>
+          <w:ilvl w:val="0"/>
+          <w:numId w:val="2"/>
+        </w:numPr>
+        <w:spacing w:after="100"/>
+      </w:pPr>
+      <w:r>
+        <w:rPr>
+          <w:b/>
+          <w:bCs/>
+        </w:rPr>
+        <w:t xml:space="preserve">Endpoint upload, cách lưu gói trên server và MinIO: </w:t>
+      </w:r>
+      <w:r>
+        <w:t xml:space="preserve">do Backend (WP2/WP5) quyết. Trong lúc chờ, mobile code upload qua một interface (ví dụ UploadRepository) và kiểm thử chunk/resume bằng server giả lập; khi endpoint được chốt chỉ thay phần cài đặt thật.</w:t>
+      </w:r>
+    </w:p>
+    <w:p>
+      <w:pPr>
+        <w:pStyle w:val="ListParagraph"/>
+        <w:numPr>
+          <w:ilvl w:val="0"/>
+          <w:numId w:val="2"/>
+        </w:numPr>
+        <w:spacing w:after="100"/>
+      </w:pPr>
+      <w:r>
+        <w:rPr>
+          <w:b/>
+          <w:bCs/>
+        </w:rPr>
+        <w:t xml:space="preserve">Theo dõi: </w:t>
+      </w:r>
+      <w:r>
+        <w:t xml:space="preserve">mọi tên tạm và mọi chỗ lệch giữa bản nháp với quyết định cuối được ghi vào contract-drift.md.</w:t>
+      </w:r>
+    </w:p>
+    <w:p>
+      <w:pPr>
+        <w:pStyle w:val="ListParagraph"/>
+        <w:numPr>
+          <w:ilvl w:val="0"/>
+          <w:numId w:val="2"/>
+        </w:numPr>
+        <w:spacing w:after="100"/>
+      </w:pPr>
+      <w:r>
+        <w:rPr>
+          <w:b/>
+          <w:bCs/>
+        </w:rPr>
+        <w:t xml:space="preserve">Thứ tự triển khai: </w:t>
+      </w:r>
+      <w:r>
+        <w:t xml:space="preserve">(1) F04 — khoá cấu hình camera, GPS track, BLE, ghi file, Room; (2) song song gửi bản nháp Session package v0 cho WP4/WP2; (3) F06 viết trên interface và kiểm thử bằng server giả lập; (4) nối endpoint thật khi Backend chốt.</w:t>
       </w:r>
     </w:p>
     <w:p>
@@ -15132,7 +15244,7 @@
           <w:i/>
           <w:iCs/>
         </w:rPr>
-        <w:t xml:space="preserve">CẬP NHẬT (2026-09-25 / 2026-09-27): bảng trên chưa đầy đủ. Còn thiếu các bảng đã nêu ở C2 (local_survey_sweep, local_work_order, local_work_order_evidence, local_fault_report, local_notification) và các bảng mới theo C6/C7: phiên quay video, track GPS/heading/timestamp, log lux BLE, kết quả phân loại AI (ai_classified tách khỏi final_classified/override kèm audit trail), Inspection Task/Repair Task. Chưa có tên bảng chính thức cho các bảng mới — không tự đặt tên khi code, chờ WP2/WP5.</w:t>
+        <w:t xml:space="preserve">CẬP NHẬT (2026-09-25 / 2026-09-27): bảng trên chưa đầy đủ. Còn thiếu các bảng đã nêu ở C2 (local_survey_sweep, local_work_order, local_work_order_evidence, local_fault_report, local_notification) và các bảng mới theo C6/C7: phiên quay video, track GPS/heading/timestamp, log lux BLE, kết quả phân loại AI (ai_classified tách khỏi final_classified/override kèm audit trail), Inspection Task/Repair Task. Tên các bảng Room mới do WP6 đặt và bổ sung vào bảng này (C8 mục 5); tên field phía server cho kết quả AI và Inspection Task/Repair Task vẫn chờ WP2/WP5.</w:t>
       </w:r>
     </w:p>
     <w:p>
